--- a/documents/Deliverables/KPI & FATs.docx
+++ b/documents/Deliverables/KPI & FATs.docx
@@ -33,12 +33,14 @@
         <w:rPr>
           <w:rFonts w:asciiTheme="minorHAnsi" w:hAnsiTheme="minorHAnsi" w:cstheme="minorHAnsi"/>
           <w:color w:val="000000" w:themeColor="text1"/>
+          <w:lang w:val="en-US"/>
         </w:rPr>
       </w:pPr>
       <w:r>
         <w:rPr>
           <w:rFonts w:asciiTheme="minorHAnsi" w:hAnsiTheme="minorHAnsi" w:cstheme="minorHAnsi"/>
           <w:color w:val="000000" w:themeColor="text1"/>
+          <w:lang w:val="en-US"/>
         </w:rPr>
         <w:t>Power Bank e USB-</w:t>
       </w:r>
@@ -47,6 +49,7 @@
         <w:rPr>
           <w:rFonts w:asciiTheme="minorHAnsi" w:hAnsiTheme="minorHAnsi" w:cstheme="minorHAnsi"/>
           <w:color w:val="000000" w:themeColor="text1"/>
+          <w:lang w:val="en-US"/>
         </w:rPr>
         <w:t>TypeC</w:t>
       </w:r>
@@ -55,6 +58,7 @@
         <w:rPr>
           <w:rFonts w:asciiTheme="minorHAnsi" w:hAnsiTheme="minorHAnsi" w:cstheme="minorHAnsi"/>
           <w:color w:val="000000" w:themeColor="text1"/>
+          <w:lang w:val="en-US"/>
         </w:rPr>
         <w:t xml:space="preserve"> Power Delivery Board (PDB)</w:t>
       </w:r>
@@ -118,6 +122,7 @@
           <w:numId w:val="21"/>
         </w:numPr>
         <w:spacing w:after="0"/>
+        <w:jc w:val="both"/>
         <w:rPr>
           <w:rFonts w:asciiTheme="minorHAnsi" w:hAnsiTheme="minorHAnsi" w:cstheme="minorHAnsi"/>
         </w:rPr>
@@ -2727,12 +2732,14 @@
               <w:rPr>
                 <w:rFonts w:asciiTheme="minorHAnsi" w:hAnsiTheme="minorHAnsi" w:cstheme="minorHAnsi"/>
                 <w:color w:val="000000" w:themeColor="text1"/>
+                <w:lang w:val="en-US"/>
               </w:rPr>
             </w:pPr>
             <w:r>
               <w:rPr>
                 <w:rFonts w:asciiTheme="minorHAnsi" w:hAnsiTheme="minorHAnsi" w:cstheme="minorHAnsi"/>
                 <w:color w:val="000000" w:themeColor="text1"/>
+                <w:lang w:val="en-US"/>
               </w:rPr>
               <w:t xml:space="preserve">1. Power bank </w:t>
             </w:r>
@@ -2740,6 +2747,7 @@
               <w:rPr>
                 <w:rFonts w:asciiTheme="minorHAnsi" w:hAnsiTheme="minorHAnsi" w:cstheme="minorHAnsi"/>
                 <w:color w:val="000000" w:themeColor="text1"/>
+                <w:lang w:val="en-US"/>
               </w:rPr>
               <w:t>e</w:t>
             </w:r>
@@ -2747,6 +2755,7 @@
               <w:rPr>
                 <w:rFonts w:asciiTheme="minorHAnsi" w:hAnsiTheme="minorHAnsi" w:cstheme="minorHAnsi"/>
                 <w:color w:val="000000" w:themeColor="text1"/>
+                <w:lang w:val="en-US"/>
               </w:rPr>
               <w:t xml:space="preserve"> USB-</w:t>
             </w:r>
@@ -2755,6 +2764,7 @@
               <w:rPr>
                 <w:rFonts w:asciiTheme="minorHAnsi" w:hAnsiTheme="minorHAnsi" w:cstheme="minorHAnsi"/>
                 <w:color w:val="000000" w:themeColor="text1"/>
+                <w:lang w:val="en-US"/>
               </w:rPr>
               <w:t>TypeC</w:t>
             </w:r>
@@ -2763,6 +2773,7 @@
               <w:rPr>
                 <w:rFonts w:asciiTheme="minorHAnsi" w:hAnsiTheme="minorHAnsi" w:cstheme="minorHAnsi"/>
                 <w:color w:val="000000" w:themeColor="text1"/>
+                <w:lang w:val="en-US"/>
               </w:rPr>
               <w:t xml:space="preserve"> PDB</w:t>
             </w:r>
@@ -3941,11 +3952,13 @@
         </w:numPr>
         <w:rPr>
           <w:rFonts w:asciiTheme="minorHAnsi" w:hAnsiTheme="minorHAnsi" w:cstheme="minorHAnsi"/>
-        </w:rPr>
-      </w:pPr>
-      <w:r>
-        <w:rPr>
-          <w:rFonts w:asciiTheme="minorHAnsi" w:hAnsiTheme="minorHAnsi" w:cstheme="minorHAnsi"/>
+          <w:lang w:val="en-US"/>
+        </w:rPr>
+      </w:pPr>
+      <w:r>
+        <w:rPr>
+          <w:rFonts w:asciiTheme="minorHAnsi" w:hAnsiTheme="minorHAnsi" w:cstheme="minorHAnsi"/>
+          <w:lang w:val="en-US"/>
         </w:rPr>
         <w:t>Hardware: Power Bank + USB-</w:t>
       </w:r>
@@ -3953,6 +3966,7 @@
       <w:r>
         <w:rPr>
           <w:rFonts w:asciiTheme="minorHAnsi" w:hAnsiTheme="minorHAnsi" w:cstheme="minorHAnsi"/>
+          <w:lang w:val="en-US"/>
         </w:rPr>
         <w:t>TypeC</w:t>
       </w:r>
@@ -3960,23 +3974,35 @@
       <w:r>
         <w:rPr>
           <w:rFonts w:asciiTheme="minorHAnsi" w:hAnsiTheme="minorHAnsi" w:cstheme="minorHAnsi"/>
-        </w:rPr>
-        <w:t xml:space="preserve"> PDB + </w:t>
+          <w:lang w:val="en-US"/>
+        </w:rPr>
+        <w:t xml:space="preserve"> PDB + Jetson TX2 + Tutti </w:t>
       </w:r>
       <w:proofErr w:type="spellStart"/>
       <w:r>
         <w:rPr>
           <w:rFonts w:asciiTheme="minorHAnsi" w:hAnsiTheme="minorHAnsi" w:cstheme="minorHAnsi"/>
-        </w:rPr>
-        <w:t>Jetson</w:t>
+          <w:lang w:val="en-US"/>
+        </w:rPr>
+        <w:t>i</w:t>
       </w:r>
       <w:proofErr w:type="spellEnd"/>
       <w:r>
         <w:rPr>
           <w:rFonts w:asciiTheme="minorHAnsi" w:hAnsiTheme="minorHAnsi" w:cstheme="minorHAnsi"/>
-        </w:rPr>
-        <w:t xml:space="preserve"> TX2 + Tutti i sensori</w:t>
-      </w:r>
+          <w:lang w:val="en-US"/>
+        </w:rPr>
+        <w:t xml:space="preserve"> </w:t>
+      </w:r>
+      <w:proofErr w:type="spellStart"/>
+      <w:r>
+        <w:rPr>
+          <w:rFonts w:asciiTheme="minorHAnsi" w:hAnsiTheme="minorHAnsi" w:cstheme="minorHAnsi"/>
+          <w:lang w:val="en-US"/>
+        </w:rPr>
+        <w:t>sensori</w:t>
+      </w:r>
+      <w:proofErr w:type="spellEnd"/>
     </w:p>
     <w:p>
       <w:pPr>
@@ -4847,36 +4873,16 @@
         </w:numPr>
         <w:rPr>
           <w:rFonts w:asciiTheme="minorHAnsi" w:hAnsiTheme="minorHAnsi" w:cstheme="minorHAnsi"/>
-        </w:rPr>
-      </w:pPr>
-      <w:r>
-        <w:rPr>
-          <w:rFonts w:asciiTheme="minorHAnsi" w:hAnsiTheme="minorHAnsi" w:cstheme="minorHAnsi"/>
-        </w:rPr>
-        <w:t xml:space="preserve">Hardware: </w:t>
-      </w:r>
-      <w:proofErr w:type="spellStart"/>
-      <w:r>
-        <w:rPr>
-          <w:rFonts w:asciiTheme="minorHAnsi" w:hAnsiTheme="minorHAnsi" w:cstheme="minorHAnsi"/>
-        </w:rPr>
-        <w:t>Jetson</w:t>
-      </w:r>
-      <w:proofErr w:type="spellEnd"/>
-      <w:r>
-        <w:rPr>
-          <w:rFonts w:asciiTheme="minorHAnsi" w:hAnsiTheme="minorHAnsi" w:cstheme="minorHAnsi"/>
-        </w:rPr>
-        <w:t xml:space="preserve"> TX2 + IMU X-</w:t>
-      </w:r>
-      <w:proofErr w:type="spellStart"/>
-      <w:r>
-        <w:rPr>
-          <w:rFonts w:asciiTheme="minorHAnsi" w:hAnsiTheme="minorHAnsi" w:cstheme="minorHAnsi"/>
-        </w:rPr>
-        <w:t>sense</w:t>
-      </w:r>
-      <w:proofErr w:type="spellEnd"/>
+          <w:lang w:val="en-US"/>
+        </w:rPr>
+      </w:pPr>
+      <w:r>
+        <w:rPr>
+          <w:rFonts w:asciiTheme="minorHAnsi" w:hAnsiTheme="minorHAnsi" w:cstheme="minorHAnsi"/>
+          <w:lang w:val="en-US"/>
+        </w:rPr>
+        <w:t>Hardware: Jetson TX2 + IMU X-sense</w:t>
+      </w:r>
     </w:p>
     <w:p>
       <w:pPr>
@@ -4887,11 +4893,13 @@
         </w:numPr>
         <w:rPr>
           <w:rFonts w:asciiTheme="minorHAnsi" w:hAnsiTheme="minorHAnsi" w:cstheme="minorHAnsi"/>
-        </w:rPr>
-      </w:pPr>
-      <w:r>
-        <w:rPr>
-          <w:rFonts w:asciiTheme="minorHAnsi" w:hAnsiTheme="minorHAnsi" w:cstheme="minorHAnsi"/>
+          <w:lang w:val="en-US"/>
+        </w:rPr>
+      </w:pPr>
+      <w:r>
+        <w:rPr>
+          <w:rFonts w:asciiTheme="minorHAnsi" w:hAnsiTheme="minorHAnsi" w:cstheme="minorHAnsi"/>
+          <w:lang w:val="en-US"/>
         </w:rPr>
         <w:t>Script: `mainKF_TX2_v0.py` (ENABLE_LOGGING = True)</w:t>
       </w:r>
@@ -5800,27 +5808,15 @@
         </w:numPr>
         <w:rPr>
           <w:rFonts w:asciiTheme="minorHAnsi" w:hAnsiTheme="minorHAnsi" w:cstheme="minorHAnsi"/>
-        </w:rPr>
-      </w:pPr>
-      <w:r>
-        <w:rPr>
-          <w:rFonts w:asciiTheme="minorHAnsi" w:hAnsiTheme="minorHAnsi" w:cstheme="minorHAnsi"/>
-        </w:rPr>
-        <w:t>Hardware: UM (Transponder) + Boa (</w:t>
-      </w:r>
-      <w:proofErr w:type="spellStart"/>
-      <w:r>
-        <w:rPr>
-          <w:rFonts w:asciiTheme="minorHAnsi" w:hAnsiTheme="minorHAnsi" w:cstheme="minorHAnsi"/>
-        </w:rPr>
-        <w:t>Transceiver</w:t>
-      </w:r>
-      <w:proofErr w:type="spellEnd"/>
-      <w:r>
-        <w:rPr>
-          <w:rFonts w:asciiTheme="minorHAnsi" w:hAnsiTheme="minorHAnsi" w:cstheme="minorHAnsi"/>
-        </w:rPr>
-        <w:t>)</w:t>
+          <w:lang w:val="en-US"/>
+        </w:rPr>
+      </w:pPr>
+      <w:r>
+        <w:rPr>
+          <w:rFonts w:asciiTheme="minorHAnsi" w:hAnsiTheme="minorHAnsi" w:cstheme="minorHAnsi"/>
+          <w:lang w:val="en-US"/>
+        </w:rPr>
+        <w:t>Hardware: UM (Transponder) + Boa (Transceiver)</w:t>
       </w:r>
     </w:p>
     <w:p>
@@ -5832,27 +5828,15 @@
         </w:numPr>
         <w:rPr>
           <w:rFonts w:asciiTheme="minorHAnsi" w:hAnsiTheme="minorHAnsi" w:cstheme="minorHAnsi"/>
-        </w:rPr>
-      </w:pPr>
-      <w:r>
-        <w:rPr>
-          <w:rFonts w:asciiTheme="minorHAnsi" w:hAnsiTheme="minorHAnsi" w:cstheme="minorHAnsi"/>
-        </w:rPr>
-        <w:t>Script UM: `</w:t>
-      </w:r>
-      <w:proofErr w:type="spellStart"/>
-      <w:r>
-        <w:rPr>
-          <w:rFonts w:asciiTheme="minorHAnsi" w:hAnsiTheme="minorHAnsi" w:cstheme="minorHAnsi"/>
-        </w:rPr>
-        <w:t>lib</w:t>
-      </w:r>
-      <w:proofErr w:type="spellEnd"/>
-      <w:r>
-        <w:rPr>
-          <w:rFonts w:asciiTheme="minorHAnsi" w:hAnsiTheme="minorHAnsi" w:cstheme="minorHAnsi"/>
-        </w:rPr>
-        <w:t>/USBL/usbl_transponder.py` via `mainKF_TX2_v0.py`</w:t>
+          <w:lang w:val="en-US"/>
+        </w:rPr>
+      </w:pPr>
+      <w:r>
+        <w:rPr>
+          <w:rFonts w:asciiTheme="minorHAnsi" w:hAnsiTheme="minorHAnsi" w:cstheme="minorHAnsi"/>
+          <w:lang w:val="en-US"/>
+        </w:rPr>
+        <w:t>Script UM: `lib/USBL/usbl_transponder.py` via `mainKF_TX2_v0.py`</w:t>
       </w:r>
     </w:p>
     <w:p>
@@ -5864,25 +5848,29 @@
         </w:numPr>
         <w:rPr>
           <w:rFonts w:asciiTheme="minorHAnsi" w:hAnsiTheme="minorHAnsi" w:cstheme="minorHAnsi"/>
-        </w:rPr>
-      </w:pPr>
-      <w:r>
-        <w:rPr>
-          <w:rFonts w:asciiTheme="minorHAnsi" w:hAnsiTheme="minorHAnsi" w:cstheme="minorHAnsi"/>
-        </w:rPr>
-        <w:t>Script Boa: `</w:t>
+          <w:lang w:val="en-US"/>
+        </w:rPr>
+      </w:pPr>
+      <w:r>
+        <w:rPr>
+          <w:rFonts w:asciiTheme="minorHAnsi" w:hAnsiTheme="minorHAnsi" w:cstheme="minorHAnsi"/>
+          <w:lang w:val="en-US"/>
+        </w:rPr>
+        <w:t>Script Boa: `tests/</w:t>
       </w:r>
       <w:proofErr w:type="spellStart"/>
       <w:r>
         <w:rPr>
           <w:rFonts w:asciiTheme="minorHAnsi" w:hAnsiTheme="minorHAnsi" w:cstheme="minorHAnsi"/>
-        </w:rPr>
-        <w:t>tests</w:t>
+          <w:lang w:val="en-US"/>
+        </w:rPr>
+        <w:t>Transciever</w:t>
       </w:r>
       <w:proofErr w:type="spellEnd"/>
       <w:r>
         <w:rPr>
           <w:rFonts w:asciiTheme="minorHAnsi" w:hAnsiTheme="minorHAnsi" w:cstheme="minorHAnsi"/>
+          <w:lang w:val="en-US"/>
         </w:rPr>
         <w:t>/</w:t>
       </w:r>
@@ -5890,15 +5878,17 @@
       <w:r>
         <w:rPr>
           <w:rFonts w:asciiTheme="minorHAnsi" w:hAnsiTheme="minorHAnsi" w:cstheme="minorHAnsi"/>
-        </w:rPr>
-        <w:t>Transciever</w:t>
+          <w:lang w:val="en-US"/>
+        </w:rPr>
+        <w:t>demo_boa</w:t>
       </w:r>
       <w:proofErr w:type="spellEnd"/>
       <w:r>
         <w:rPr>
           <w:rFonts w:asciiTheme="minorHAnsi" w:hAnsiTheme="minorHAnsi" w:cstheme="minorHAnsi"/>
-        </w:rPr>
-        <w:t>/position_tracker_v5.py`</w:t>
+          <w:lang w:val="en-US"/>
+        </w:rPr>
+        <w:t>`</w:t>
       </w:r>
     </w:p>
     <w:p>
@@ -5967,7 +5957,21 @@
         <w:rPr>
           <w:rFonts w:asciiTheme="minorHAnsi" w:hAnsiTheme="minorHAnsi" w:cstheme="minorHAnsi"/>
         </w:rPr>
-        <w:t>Sulla Boa: `python3 position_tracker_v5.py`</w:t>
+        <w:t xml:space="preserve">Sulla Boa: `python3 </w:t>
+      </w:r>
+      <w:proofErr w:type="spellStart"/>
+      <w:r>
+        <w:rPr>
+          <w:rFonts w:asciiTheme="minorHAnsi" w:hAnsiTheme="minorHAnsi" w:cstheme="minorHAnsi"/>
+        </w:rPr>
+        <w:t>demo_boa</w:t>
+      </w:r>
+      <w:proofErr w:type="spellEnd"/>
+      <w:r>
+        <w:rPr>
+          <w:rFonts w:asciiTheme="minorHAnsi" w:hAnsiTheme="minorHAnsi" w:cstheme="minorHAnsi"/>
+        </w:rPr>
+        <w:t>`</w:t>
       </w:r>
     </w:p>
     <w:p>
@@ -6344,27 +6348,15 @@
         </w:numPr>
         <w:rPr>
           <w:rFonts w:asciiTheme="minorHAnsi" w:hAnsiTheme="minorHAnsi" w:cstheme="minorHAnsi"/>
-        </w:rPr>
-      </w:pPr>
-      <w:r>
-        <w:rPr>
-          <w:rFonts w:asciiTheme="minorHAnsi" w:hAnsiTheme="minorHAnsi" w:cstheme="minorHAnsi"/>
-        </w:rPr>
-        <w:t>Hardware: UM (Transponder) + Boa (</w:t>
-      </w:r>
-      <w:proofErr w:type="spellStart"/>
-      <w:r>
-        <w:rPr>
-          <w:rFonts w:asciiTheme="minorHAnsi" w:hAnsiTheme="minorHAnsi" w:cstheme="minorHAnsi"/>
-        </w:rPr>
-        <w:t>Transceiver</w:t>
-      </w:r>
-      <w:proofErr w:type="spellEnd"/>
-      <w:r>
-        <w:rPr>
-          <w:rFonts w:asciiTheme="minorHAnsi" w:hAnsiTheme="minorHAnsi" w:cstheme="minorHAnsi"/>
-        </w:rPr>
-        <w:t>)</w:t>
+          <w:lang w:val="en-US"/>
+        </w:rPr>
+      </w:pPr>
+      <w:r>
+        <w:rPr>
+          <w:rFonts w:asciiTheme="minorHAnsi" w:hAnsiTheme="minorHAnsi" w:cstheme="minorHAnsi"/>
+          <w:lang w:val="en-US"/>
+        </w:rPr>
+        <w:t>Hardware: UM (Transponder) + Boa (Transceiver)</w:t>
       </w:r>
     </w:p>
     <w:p>
@@ -6376,27 +6368,15 @@
         </w:numPr>
         <w:rPr>
           <w:rFonts w:asciiTheme="minorHAnsi" w:hAnsiTheme="minorHAnsi" w:cstheme="minorHAnsi"/>
-        </w:rPr>
-      </w:pPr>
-      <w:r>
-        <w:rPr>
-          <w:rFonts w:asciiTheme="minorHAnsi" w:hAnsiTheme="minorHAnsi" w:cstheme="minorHAnsi"/>
-        </w:rPr>
-        <w:t>Script UM: `</w:t>
-      </w:r>
-      <w:proofErr w:type="spellStart"/>
-      <w:r>
-        <w:rPr>
-          <w:rFonts w:asciiTheme="minorHAnsi" w:hAnsiTheme="minorHAnsi" w:cstheme="minorHAnsi"/>
-        </w:rPr>
-        <w:t>tests</w:t>
-      </w:r>
-      <w:proofErr w:type="spellEnd"/>
-      <w:r>
-        <w:rPr>
-          <w:rFonts w:asciiTheme="minorHAnsi" w:hAnsiTheme="minorHAnsi" w:cstheme="minorHAnsi"/>
-        </w:rPr>
-        <w:t>/Transponder/transponder_listener.py`</w:t>
+          <w:lang w:val="en-US"/>
+        </w:rPr>
+      </w:pPr>
+      <w:r>
+        <w:rPr>
+          <w:rFonts w:asciiTheme="minorHAnsi" w:hAnsiTheme="minorHAnsi" w:cstheme="minorHAnsi"/>
+          <w:lang w:val="en-US"/>
+        </w:rPr>
+        <w:t>Script UM: `tests/Transponder/transponder_listener.py`</w:t>
       </w:r>
     </w:p>
     <w:p>
@@ -6408,25 +6388,29 @@
         </w:numPr>
         <w:rPr>
           <w:rFonts w:asciiTheme="minorHAnsi" w:hAnsiTheme="minorHAnsi" w:cstheme="minorHAnsi"/>
-        </w:rPr>
-      </w:pPr>
-      <w:r>
-        <w:rPr>
-          <w:rFonts w:asciiTheme="minorHAnsi" w:hAnsiTheme="minorHAnsi" w:cstheme="minorHAnsi"/>
-        </w:rPr>
-        <w:t>Script Boa: `</w:t>
+          <w:lang w:val="en-US"/>
+        </w:rPr>
+      </w:pPr>
+      <w:r>
+        <w:rPr>
+          <w:rFonts w:asciiTheme="minorHAnsi" w:hAnsiTheme="minorHAnsi" w:cstheme="minorHAnsi"/>
+          <w:lang w:val="en-US"/>
+        </w:rPr>
+        <w:t>Script Boa: `tests/</w:t>
       </w:r>
       <w:proofErr w:type="spellStart"/>
       <w:r>
         <w:rPr>
           <w:rFonts w:asciiTheme="minorHAnsi" w:hAnsiTheme="minorHAnsi" w:cstheme="minorHAnsi"/>
-        </w:rPr>
-        <w:t>tests</w:t>
+          <w:lang w:val="en-US"/>
+        </w:rPr>
+        <w:t>Transciever</w:t>
       </w:r>
       <w:proofErr w:type="spellEnd"/>
       <w:r>
         <w:rPr>
           <w:rFonts w:asciiTheme="minorHAnsi" w:hAnsiTheme="minorHAnsi" w:cstheme="minorHAnsi"/>
+          <w:lang w:val="en-US"/>
         </w:rPr>
         <w:t>/</w:t>
       </w:r>
@@ -6434,15 +6418,17 @@
       <w:r>
         <w:rPr>
           <w:rFonts w:asciiTheme="minorHAnsi" w:hAnsiTheme="minorHAnsi" w:cstheme="minorHAnsi"/>
-        </w:rPr>
-        <w:t>Transciever</w:t>
+          <w:lang w:val="en-US"/>
+        </w:rPr>
+        <w:t>demo_boa</w:t>
       </w:r>
       <w:proofErr w:type="spellEnd"/>
       <w:r>
         <w:rPr>
           <w:rFonts w:asciiTheme="minorHAnsi" w:hAnsiTheme="minorHAnsi" w:cstheme="minorHAnsi"/>
-        </w:rPr>
-        <w:t>/position_tracker_v5.py`</w:t>
+          <w:lang w:val="en-US"/>
+        </w:rPr>
+        <w:t>`</w:t>
       </w:r>
     </w:p>
     <w:p>
@@ -6512,7 +6498,21 @@
         <w:rPr>
           <w:rFonts w:asciiTheme="minorHAnsi" w:hAnsiTheme="minorHAnsi" w:cstheme="minorHAnsi"/>
         </w:rPr>
-        <w:t>Sulla Boa: Inviare 500 messaggi via `position_tracker_v5.py`</w:t>
+        <w:t>Sulla Boa: Inviare 500 messaggi via `</w:t>
+      </w:r>
+      <w:proofErr w:type="spellStart"/>
+      <w:r>
+        <w:rPr>
+          <w:rFonts w:asciiTheme="minorHAnsi" w:hAnsiTheme="minorHAnsi" w:cstheme="minorHAnsi"/>
+        </w:rPr>
+        <w:t>demo_boa</w:t>
+      </w:r>
+      <w:proofErr w:type="spellEnd"/>
+      <w:r>
+        <w:rPr>
+          <w:rFonts w:asciiTheme="minorHAnsi" w:hAnsiTheme="minorHAnsi" w:cstheme="minorHAnsi"/>
+        </w:rPr>
+        <w:t>`</w:t>
       </w:r>
     </w:p>
     <w:p>
@@ -6917,27 +6917,15 @@
         </w:numPr>
         <w:rPr>
           <w:rFonts w:asciiTheme="minorHAnsi" w:hAnsiTheme="minorHAnsi" w:cstheme="minorHAnsi"/>
-        </w:rPr>
-      </w:pPr>
-      <w:r>
-        <w:rPr>
-          <w:rFonts w:asciiTheme="minorHAnsi" w:hAnsiTheme="minorHAnsi" w:cstheme="minorHAnsi"/>
-        </w:rPr>
-        <w:t>Hardware: UM (Transponder) + Boa (</w:t>
-      </w:r>
-      <w:proofErr w:type="spellStart"/>
-      <w:r>
-        <w:rPr>
-          <w:rFonts w:asciiTheme="minorHAnsi" w:hAnsiTheme="minorHAnsi" w:cstheme="minorHAnsi"/>
-        </w:rPr>
-        <w:t>Transceiver</w:t>
-      </w:r>
-      <w:proofErr w:type="spellEnd"/>
-      <w:r>
-        <w:rPr>
-          <w:rFonts w:asciiTheme="minorHAnsi" w:hAnsiTheme="minorHAnsi" w:cstheme="minorHAnsi"/>
-        </w:rPr>
-        <w:t>)</w:t>
+          <w:lang w:val="en-US"/>
+        </w:rPr>
+      </w:pPr>
+      <w:r>
+        <w:rPr>
+          <w:rFonts w:asciiTheme="minorHAnsi" w:hAnsiTheme="minorHAnsi" w:cstheme="minorHAnsi"/>
+          <w:lang w:val="en-US"/>
+        </w:rPr>
+        <w:t>Hardware: UM (Transponder) + Boa (Transceiver)</w:t>
       </w:r>
     </w:p>
     <w:p>
@@ -6949,27 +6937,15 @@
         </w:numPr>
         <w:rPr>
           <w:rFonts w:asciiTheme="minorHAnsi" w:hAnsiTheme="minorHAnsi" w:cstheme="minorHAnsi"/>
-        </w:rPr>
-      </w:pPr>
-      <w:r>
-        <w:rPr>
-          <w:rFonts w:asciiTheme="minorHAnsi" w:hAnsiTheme="minorHAnsi" w:cstheme="minorHAnsi"/>
-        </w:rPr>
-        <w:t xml:space="preserve">Script: `mainKF_TX2_v0.py` con </w:t>
-      </w:r>
-      <w:proofErr w:type="spellStart"/>
-      <w:r>
-        <w:rPr>
-          <w:rFonts w:asciiTheme="minorHAnsi" w:hAnsiTheme="minorHAnsi" w:cstheme="minorHAnsi"/>
-        </w:rPr>
-        <w:t>logging</w:t>
-      </w:r>
-      <w:proofErr w:type="spellEnd"/>
-      <w:r>
-        <w:rPr>
-          <w:rFonts w:asciiTheme="minorHAnsi" w:hAnsiTheme="minorHAnsi" w:cstheme="minorHAnsi"/>
-        </w:rPr>
-        <w:t xml:space="preserve"> USBL</w:t>
+          <w:lang w:val="en-US"/>
+        </w:rPr>
+      </w:pPr>
+      <w:r>
+        <w:rPr>
+          <w:rFonts w:asciiTheme="minorHAnsi" w:hAnsiTheme="minorHAnsi" w:cstheme="minorHAnsi"/>
+          <w:lang w:val="en-US"/>
+        </w:rPr>
+        <w:t>Script: `mainKF_TX2_v0.py` con logging USBL</w:t>
       </w:r>
     </w:p>
     <w:p>
@@ -7017,11 +6993,13 @@
         </w:numPr>
         <w:rPr>
           <w:rFonts w:asciiTheme="minorHAnsi" w:hAnsiTheme="minorHAnsi" w:cstheme="minorHAnsi"/>
-        </w:rPr>
-      </w:pPr>
-      <w:r>
-        <w:rPr>
-          <w:rFonts w:asciiTheme="minorHAnsi" w:hAnsiTheme="minorHAnsi" w:cstheme="minorHAnsi"/>
+          <w:lang w:val="en-US"/>
+        </w:rPr>
+      </w:pPr>
+      <w:r>
+        <w:rPr>
+          <w:rFonts w:asciiTheme="minorHAnsi" w:hAnsiTheme="minorHAnsi" w:cstheme="minorHAnsi"/>
+          <w:lang w:val="en-US"/>
         </w:rPr>
         <w:t>File Output: `</w:t>
       </w:r>
@@ -7029,6 +7007,7 @@
       <w:r>
         <w:rPr>
           <w:rFonts w:asciiTheme="minorHAnsi" w:hAnsiTheme="minorHAnsi" w:cstheme="minorHAnsi"/>
+          <w:lang w:val="en-US"/>
         </w:rPr>
         <w:t>sensor_logs</w:t>
       </w:r>
@@ -7036,6 +7015,7 @@
       <w:r>
         <w:rPr>
           <w:rFonts w:asciiTheme="minorHAnsi" w:hAnsiTheme="minorHAnsi" w:cstheme="minorHAnsi"/>
+          <w:lang w:val="en-US"/>
         </w:rPr>
         <w:t>/usbl_.csv`</w:t>
       </w:r>
@@ -7216,12 +7196,14 @@
         </w:numPr>
         <w:rPr>
           <w:rFonts w:asciiTheme="minorHAnsi" w:hAnsiTheme="minorHAnsi" w:cstheme="minorHAnsi"/>
+          <w:lang w:val="en-US"/>
         </w:rPr>
       </w:pPr>
       <w:proofErr w:type="spellStart"/>
       <w:r>
         <w:rPr>
           <w:rFonts w:asciiTheme="minorHAnsi" w:hAnsiTheme="minorHAnsi" w:cstheme="minorHAnsi"/>
+          <w:lang w:val="en-US"/>
         </w:rPr>
         <w:t>Fix_Validi</w:t>
       </w:r>
@@ -7229,36 +7211,34 @@
       <w:r>
         <w:rPr>
           <w:rFonts w:asciiTheme="minorHAnsi" w:hAnsiTheme="minorHAnsi" w:cstheme="minorHAnsi"/>
+          <w:lang w:val="en-US"/>
         </w:rPr>
         <w:t xml:space="preserve"> = </w:t>
       </w:r>
+      <w:proofErr w:type="gramStart"/>
+      <w:r>
+        <w:rPr>
+          <w:rFonts w:asciiTheme="minorHAnsi" w:hAnsiTheme="minorHAnsi" w:cstheme="minorHAnsi"/>
+          <w:lang w:val="en-US"/>
+        </w:rPr>
+        <w:t>count(</w:t>
+      </w:r>
       <w:proofErr w:type="spellStart"/>
-      <w:r>
-        <w:rPr>
-          <w:rFonts w:asciiTheme="minorHAnsi" w:hAnsiTheme="minorHAnsi" w:cstheme="minorHAnsi"/>
-        </w:rPr>
-        <w:t>count</w:t>
+      <w:proofErr w:type="gramEnd"/>
+      <w:r>
+        <w:rPr>
+          <w:rFonts w:asciiTheme="minorHAnsi" w:hAnsiTheme="minorHAnsi" w:cstheme="minorHAnsi"/>
+          <w:lang w:val="en-US"/>
+        </w:rPr>
+        <w:t>righe</w:t>
       </w:r>
       <w:proofErr w:type="spellEnd"/>
       <w:r>
         <w:rPr>
           <w:rFonts w:asciiTheme="minorHAnsi" w:hAnsiTheme="minorHAnsi" w:cstheme="minorHAnsi"/>
-        </w:rPr>
-        <w:t xml:space="preserve">(righe dove range_3d &gt; 0 AND </w:t>
-      </w:r>
-      <w:proofErr w:type="spellStart"/>
-      <w:r>
-        <w:rPr>
-          <w:rFonts w:asciiTheme="minorHAnsi" w:hAnsiTheme="minorHAnsi" w:cstheme="minorHAnsi"/>
-        </w:rPr>
-        <w:t>integrity</w:t>
-      </w:r>
-      <w:proofErr w:type="spellEnd"/>
-      <w:r>
-        <w:rPr>
-          <w:rFonts w:asciiTheme="minorHAnsi" w:hAnsiTheme="minorHAnsi" w:cstheme="minorHAnsi"/>
-        </w:rPr>
-        <w:t xml:space="preserve"> &gt;= 50)</w:t>
+          <w:lang w:val="en-US"/>
+        </w:rPr>
+        <w:t xml:space="preserve"> dove range_3d &gt; 0 AND integrity &gt;= 50)</w:t>
       </w:r>
     </w:p>
     <w:p>
@@ -7270,12 +7250,14 @@
         </w:numPr>
         <w:rPr>
           <w:rFonts w:asciiTheme="minorHAnsi" w:hAnsiTheme="minorHAnsi" w:cstheme="minorHAnsi"/>
+          <w:lang w:val="en-US"/>
         </w:rPr>
       </w:pPr>
       <w:proofErr w:type="spellStart"/>
       <w:r>
         <w:rPr>
           <w:rFonts w:asciiTheme="minorHAnsi" w:hAnsiTheme="minorHAnsi" w:cstheme="minorHAnsi"/>
+          <w:lang w:val="en-US"/>
         </w:rPr>
         <w:t>USBLANGLES_Loss</w:t>
       </w:r>
@@ -7283,6 +7265,7 @@
       <w:r>
         <w:rPr>
           <w:rFonts w:asciiTheme="minorHAnsi" w:hAnsiTheme="minorHAnsi" w:cstheme="minorHAnsi"/>
+          <w:lang w:val="en-US"/>
         </w:rPr>
         <w:t xml:space="preserve"> = (1 - </w:t>
       </w:r>
@@ -7290,6 +7273,7 @@
       <w:r>
         <w:rPr>
           <w:rFonts w:asciiTheme="minorHAnsi" w:hAnsiTheme="minorHAnsi" w:cstheme="minorHAnsi"/>
+          <w:lang w:val="en-US"/>
         </w:rPr>
         <w:t>Fix_Validi</w:t>
       </w:r>
@@ -7297,6 +7281,7 @@
       <w:r>
         <w:rPr>
           <w:rFonts w:asciiTheme="minorHAnsi" w:hAnsiTheme="minorHAnsi" w:cstheme="minorHAnsi"/>
+          <w:lang w:val="en-US"/>
         </w:rPr>
         <w:t xml:space="preserve"> / </w:t>
       </w:r>
@@ -7304,6 +7289,7 @@
       <w:r>
         <w:rPr>
           <w:rFonts w:asciiTheme="minorHAnsi" w:hAnsiTheme="minorHAnsi" w:cstheme="minorHAnsi"/>
+          <w:lang w:val="en-US"/>
         </w:rPr>
         <w:t>Fix_Attesi</w:t>
       </w:r>
@@ -7311,6 +7297,7 @@
       <w:r>
         <w:rPr>
           <w:rFonts w:asciiTheme="minorHAnsi" w:hAnsiTheme="minorHAnsi" w:cstheme="minorHAnsi"/>
+          <w:lang w:val="en-US"/>
         </w:rPr>
         <w:t>) × 100%</w:t>
       </w:r>
@@ -7319,6 +7306,7 @@
       <w:pPr>
         <w:rPr>
           <w:rFonts w:asciiTheme="minorHAnsi" w:hAnsiTheme="minorHAnsi" w:cstheme="minorHAnsi"/>
+          <w:lang w:val="en-US"/>
         </w:rPr>
       </w:pPr>
     </w:p>
@@ -7462,27 +7450,15 @@
         </w:numPr>
         <w:rPr>
           <w:rFonts w:asciiTheme="minorHAnsi" w:hAnsiTheme="minorHAnsi" w:cstheme="minorHAnsi"/>
-        </w:rPr>
-      </w:pPr>
-      <w:r>
-        <w:rPr>
-          <w:rFonts w:asciiTheme="minorHAnsi" w:hAnsiTheme="minorHAnsi" w:cstheme="minorHAnsi"/>
-        </w:rPr>
-        <w:t>Hardware: UM (Transponder) + Boa (</w:t>
-      </w:r>
-      <w:proofErr w:type="spellStart"/>
-      <w:r>
-        <w:rPr>
-          <w:rFonts w:asciiTheme="minorHAnsi" w:hAnsiTheme="minorHAnsi" w:cstheme="minorHAnsi"/>
-        </w:rPr>
-        <w:t>Transceiver</w:t>
-      </w:r>
-      <w:proofErr w:type="spellEnd"/>
-      <w:r>
-        <w:rPr>
-          <w:rFonts w:asciiTheme="minorHAnsi" w:hAnsiTheme="minorHAnsi" w:cstheme="minorHAnsi"/>
-        </w:rPr>
-        <w:t>)</w:t>
+          <w:lang w:val="en-US"/>
+        </w:rPr>
+      </w:pPr>
+      <w:r>
+        <w:rPr>
+          <w:rFonts w:asciiTheme="minorHAnsi" w:hAnsiTheme="minorHAnsi" w:cstheme="minorHAnsi"/>
+          <w:lang w:val="en-US"/>
+        </w:rPr>
+        <w:t>Hardware: UM (Transponder) + Boa (Transceiver)</w:t>
       </w:r>
     </w:p>
     <w:p>
@@ -7494,27 +7470,15 @@
         </w:numPr>
         <w:rPr>
           <w:rFonts w:asciiTheme="minorHAnsi" w:hAnsiTheme="minorHAnsi" w:cstheme="minorHAnsi"/>
-        </w:rPr>
-      </w:pPr>
-      <w:r>
-        <w:rPr>
-          <w:rFonts w:asciiTheme="minorHAnsi" w:hAnsiTheme="minorHAnsi" w:cstheme="minorHAnsi"/>
-        </w:rPr>
-        <w:t xml:space="preserve">Script: `mainKF_TX2_v0.py` con </w:t>
-      </w:r>
-      <w:proofErr w:type="spellStart"/>
-      <w:r>
-        <w:rPr>
-          <w:rFonts w:asciiTheme="minorHAnsi" w:hAnsiTheme="minorHAnsi" w:cstheme="minorHAnsi"/>
-        </w:rPr>
-        <w:t>logging</w:t>
-      </w:r>
-      <w:proofErr w:type="spellEnd"/>
-      <w:r>
-        <w:rPr>
-          <w:rFonts w:asciiTheme="minorHAnsi" w:hAnsiTheme="minorHAnsi" w:cstheme="minorHAnsi"/>
-        </w:rPr>
-        <w:t xml:space="preserve"> USBL</w:t>
+          <w:lang w:val="en-US"/>
+        </w:rPr>
+      </w:pPr>
+      <w:r>
+        <w:rPr>
+          <w:rFonts w:asciiTheme="minorHAnsi" w:hAnsiTheme="minorHAnsi" w:cstheme="minorHAnsi"/>
+          <w:lang w:val="en-US"/>
+        </w:rPr>
+        <w:t>Script: `mainKF_TX2_v0.py` con logging USBL</w:t>
       </w:r>
     </w:p>
     <w:p>
@@ -7544,11 +7508,13 @@
         </w:numPr>
         <w:rPr>
           <w:rFonts w:asciiTheme="minorHAnsi" w:hAnsiTheme="minorHAnsi" w:cstheme="minorHAnsi"/>
-        </w:rPr>
-      </w:pPr>
-      <w:r>
-        <w:rPr>
-          <w:rFonts w:asciiTheme="minorHAnsi" w:hAnsiTheme="minorHAnsi" w:cstheme="minorHAnsi"/>
+          <w:lang w:val="en-US"/>
+        </w:rPr>
+      </w:pPr>
+      <w:r>
+        <w:rPr>
+          <w:rFonts w:asciiTheme="minorHAnsi" w:hAnsiTheme="minorHAnsi" w:cstheme="minorHAnsi"/>
+          <w:lang w:val="en-US"/>
         </w:rPr>
         <w:t>File Output: `</w:t>
       </w:r>
@@ -7556,6 +7522,7 @@
       <w:r>
         <w:rPr>
           <w:rFonts w:asciiTheme="minorHAnsi" w:hAnsiTheme="minorHAnsi" w:cstheme="minorHAnsi"/>
+          <w:lang w:val="en-US"/>
         </w:rPr>
         <w:t>sensor_logs</w:t>
       </w:r>
@@ -7563,6 +7530,7 @@
       <w:r>
         <w:rPr>
           <w:rFonts w:asciiTheme="minorHAnsi" w:hAnsiTheme="minorHAnsi" w:cstheme="minorHAnsi"/>
+          <w:lang w:val="en-US"/>
         </w:rPr>
         <w:t>/usbl_.csv`</w:t>
       </w:r>
@@ -7576,47 +7544,31 @@
         </w:numPr>
         <w:rPr>
           <w:rFonts w:asciiTheme="minorHAnsi" w:hAnsiTheme="minorHAnsi" w:cstheme="minorHAnsi"/>
-        </w:rPr>
-      </w:pPr>
-      <w:r>
-        <w:rPr>
-          <w:rFonts w:asciiTheme="minorHAnsi" w:hAnsiTheme="minorHAnsi" w:cstheme="minorHAnsi"/>
-        </w:rPr>
-        <w:t xml:space="preserve">Colonne: </w:t>
-      </w:r>
+          <w:lang w:val="en-US"/>
+        </w:rPr>
+      </w:pPr>
       <w:proofErr w:type="spellStart"/>
       <w:r>
         <w:rPr>
           <w:rFonts w:asciiTheme="minorHAnsi" w:hAnsiTheme="minorHAnsi" w:cstheme="minorHAnsi"/>
-        </w:rPr>
-        <w:t>east</w:t>
+          <w:lang w:val="en-US"/>
+        </w:rPr>
+        <w:t>Colonne</w:t>
       </w:r>
       <w:proofErr w:type="spellEnd"/>
       <w:r>
         <w:rPr>
           <w:rFonts w:asciiTheme="minorHAnsi" w:hAnsiTheme="minorHAnsi" w:cstheme="minorHAnsi"/>
-        </w:rPr>
-        <w:t xml:space="preserve">, </w:t>
-      </w:r>
-      <w:proofErr w:type="spellStart"/>
-      <w:r>
-        <w:rPr>
-          <w:rFonts w:asciiTheme="minorHAnsi" w:hAnsiTheme="minorHAnsi" w:cstheme="minorHAnsi"/>
-        </w:rPr>
-        <w:t>north</w:t>
-      </w:r>
-      <w:proofErr w:type="spellEnd"/>
-      <w:r>
-        <w:rPr>
-          <w:rFonts w:asciiTheme="minorHAnsi" w:hAnsiTheme="minorHAnsi" w:cstheme="minorHAnsi"/>
-        </w:rPr>
-        <w:t>, up, range, mode</w:t>
-      </w:r>
-    </w:p>
-    <w:p>
-      <w:pPr>
-        <w:rPr>
-          <w:rFonts w:asciiTheme="minorHAnsi" w:hAnsiTheme="minorHAnsi" w:cstheme="minorHAnsi"/>
+          <w:lang w:val="en-US"/>
+        </w:rPr>
+        <w:t>: east, north, up, range, mode</w:t>
+      </w:r>
+    </w:p>
+    <w:p>
+      <w:pPr>
+        <w:rPr>
+          <w:rFonts w:asciiTheme="minorHAnsi" w:hAnsiTheme="minorHAnsi" w:cstheme="minorHAnsi"/>
+          <w:lang w:val="en-US"/>
         </w:rPr>
       </w:pPr>
     </w:p>
@@ -7680,35 +7632,31 @@
         </w:numPr>
         <w:rPr>
           <w:rFonts w:asciiTheme="minorHAnsi" w:hAnsiTheme="minorHAnsi" w:cstheme="minorHAnsi"/>
-        </w:rPr>
-      </w:pPr>
+          <w:lang w:val="en-US"/>
+        </w:rPr>
+      </w:pPr>
+      <w:r>
+        <w:rPr>
+          <w:rFonts w:asciiTheme="minorHAnsi" w:hAnsiTheme="minorHAnsi" w:cstheme="minorHAnsi"/>
+          <w:lang w:val="en-US"/>
+        </w:rPr>
+        <w:t>east, north, up (</w:t>
+      </w:r>
       <w:proofErr w:type="spellStart"/>
       <w:r>
         <w:rPr>
           <w:rFonts w:asciiTheme="minorHAnsi" w:hAnsiTheme="minorHAnsi" w:cstheme="minorHAnsi"/>
-        </w:rPr>
-        <w:t>east</w:t>
+          <w:lang w:val="en-US"/>
+        </w:rPr>
+        <w:t>modalità</w:t>
       </w:r>
       <w:proofErr w:type="spellEnd"/>
       <w:r>
         <w:rPr>
           <w:rFonts w:asciiTheme="minorHAnsi" w:hAnsiTheme="minorHAnsi" w:cstheme="minorHAnsi"/>
-        </w:rPr>
-        <w:t xml:space="preserve">, </w:t>
-      </w:r>
-      <w:proofErr w:type="spellStart"/>
-      <w:r>
-        <w:rPr>
-          <w:rFonts w:asciiTheme="minorHAnsi" w:hAnsiTheme="minorHAnsi" w:cstheme="minorHAnsi"/>
-        </w:rPr>
-        <w:t>north</w:t>
-      </w:r>
-      <w:proofErr w:type="spellEnd"/>
-      <w:r>
-        <w:rPr>
-          <w:rFonts w:asciiTheme="minorHAnsi" w:hAnsiTheme="minorHAnsi" w:cstheme="minorHAnsi"/>
-        </w:rPr>
-        <w:t>, up (modalità USBLANGLES)</w:t>
+          <w:lang w:val="en-US"/>
+        </w:rPr>
+        <w:t xml:space="preserve"> USBLANGLES)</w:t>
       </w:r>
     </w:p>
     <w:p>
@@ -7720,13 +7668,31 @@
         </w:numPr>
         <w:rPr>
           <w:rFonts w:asciiTheme="minorHAnsi" w:hAnsiTheme="minorHAnsi" w:cstheme="minorHAnsi"/>
-        </w:rPr>
-      </w:pPr>
-      <w:r>
-        <w:rPr>
-          <w:rFonts w:asciiTheme="minorHAnsi" w:hAnsiTheme="minorHAnsi" w:cstheme="minorHAnsi"/>
-        </w:rPr>
-        <w:t>range, range_3d (modalità USBLLONG)</w:t>
+          <w:lang w:val="en-US"/>
+        </w:rPr>
+      </w:pPr>
+      <w:r>
+        <w:rPr>
+          <w:rFonts w:asciiTheme="minorHAnsi" w:hAnsiTheme="minorHAnsi" w:cstheme="minorHAnsi"/>
+          <w:lang w:val="en-US"/>
+        </w:rPr>
+        <w:t>range, range_3d (</w:t>
+      </w:r>
+      <w:proofErr w:type="spellStart"/>
+      <w:r>
+        <w:rPr>
+          <w:rFonts w:asciiTheme="minorHAnsi" w:hAnsiTheme="minorHAnsi" w:cstheme="minorHAnsi"/>
+          <w:lang w:val="en-US"/>
+        </w:rPr>
+        <w:t>modalità</w:t>
+      </w:r>
+      <w:proofErr w:type="spellEnd"/>
+      <w:r>
+        <w:rPr>
+          <w:rFonts w:asciiTheme="minorHAnsi" w:hAnsiTheme="minorHAnsi" w:cstheme="minorHAnsi"/>
+          <w:lang w:val="en-US"/>
+        </w:rPr>
+        <w:t xml:space="preserve"> USBLLONG)</w:t>
       </w:r>
     </w:p>
     <w:p>
@@ -7824,6 +7790,7 @@
       <w:r>
         <w:rPr>
           <w:rFonts w:asciiTheme="minorHAnsi" w:hAnsiTheme="minorHAnsi" w:cstheme="minorHAnsi"/>
+          <w:lang w:val="en-US"/>
         </w:rPr>
         <w:t>USBLLONG_Validi</w:t>
       </w:r>
@@ -7831,22 +7798,56 @@
       <w:r>
         <w:rPr>
           <w:rFonts w:asciiTheme="minorHAnsi" w:hAnsiTheme="minorHAnsi" w:cstheme="minorHAnsi"/>
+          <w:lang w:val="en-US"/>
         </w:rPr>
         <w:t xml:space="preserve"> = </w:t>
       </w:r>
+      <w:proofErr w:type="gramStart"/>
+      <w:r>
+        <w:rPr>
+          <w:rFonts w:asciiTheme="minorHAnsi" w:hAnsiTheme="minorHAnsi" w:cstheme="minorHAnsi"/>
+          <w:lang w:val="en-US"/>
+        </w:rPr>
+        <w:t>count(</w:t>
+      </w:r>
       <w:proofErr w:type="spellStart"/>
-      <w:r>
-        <w:rPr>
-          <w:rFonts w:asciiTheme="minorHAnsi" w:hAnsiTheme="minorHAnsi" w:cstheme="minorHAnsi"/>
-        </w:rPr>
-        <w:t>count</w:t>
+      <w:proofErr w:type="gramEnd"/>
+      <w:r>
+        <w:rPr>
+          <w:rFonts w:asciiTheme="minorHAnsi" w:hAnsiTheme="minorHAnsi" w:cstheme="minorHAnsi"/>
+          <w:lang w:val="en-US"/>
+        </w:rPr>
+        <w:t>righe</w:t>
       </w:r>
       <w:proofErr w:type="spellEnd"/>
       <w:r>
         <w:rPr>
           <w:rFonts w:asciiTheme="minorHAnsi" w:hAnsiTheme="minorHAnsi" w:cstheme="minorHAnsi"/>
-        </w:rPr>
-        <w:t>(righe dove range &gt; 0 AND mode != 'NONE')</w:t>
+          <w:lang w:val="en-US"/>
+        </w:rPr>
+        <w:t xml:space="preserve"> dove range &gt; 0 AND </w:t>
+      </w:r>
+      <w:proofErr w:type="gramStart"/>
+      <w:r>
+        <w:rPr>
+          <w:rFonts w:asciiTheme="minorHAnsi" w:hAnsiTheme="minorHAnsi" w:cstheme="minorHAnsi"/>
+          <w:lang w:val="en-US"/>
+        </w:rPr>
+        <w:t>mode !</w:t>
+      </w:r>
+      <w:proofErr w:type="gramEnd"/>
+      <w:r>
+        <w:rPr>
+          <w:rFonts w:asciiTheme="minorHAnsi" w:hAnsiTheme="minorHAnsi" w:cstheme="minorHAnsi"/>
+          <w:lang w:val="en-US"/>
+        </w:rPr>
+        <w:t xml:space="preserve">= </w:t>
+      </w:r>
+      <w:r>
+        <w:rPr>
+          <w:rFonts w:asciiTheme="minorHAnsi" w:hAnsiTheme="minorHAnsi" w:cstheme="minorHAnsi"/>
+        </w:rPr>
+        <w:t>'NONE')</w:t>
       </w:r>
     </w:p>
     <w:p>
@@ -7858,12 +7859,14 @@
         </w:numPr>
         <w:rPr>
           <w:rFonts w:asciiTheme="minorHAnsi" w:hAnsiTheme="minorHAnsi" w:cstheme="minorHAnsi"/>
+          <w:lang w:val="en-US"/>
         </w:rPr>
       </w:pPr>
       <w:proofErr w:type="spellStart"/>
       <w:r>
         <w:rPr>
           <w:rFonts w:asciiTheme="minorHAnsi" w:hAnsiTheme="minorHAnsi" w:cstheme="minorHAnsi"/>
+          <w:lang w:val="en-US"/>
         </w:rPr>
         <w:t>USBLLONG_Loss</w:t>
       </w:r>
@@ -7871,6 +7874,7 @@
       <w:r>
         <w:rPr>
           <w:rFonts w:asciiTheme="minorHAnsi" w:hAnsiTheme="minorHAnsi" w:cstheme="minorHAnsi"/>
+          <w:lang w:val="en-US"/>
         </w:rPr>
         <w:t xml:space="preserve"> = (1 - </w:t>
       </w:r>
@@ -7878,6 +7882,7 @@
       <w:r>
         <w:rPr>
           <w:rFonts w:asciiTheme="minorHAnsi" w:hAnsiTheme="minorHAnsi" w:cstheme="minorHAnsi"/>
+          <w:lang w:val="en-US"/>
         </w:rPr>
         <w:t>USBLLONG_Validi</w:t>
       </w:r>
@@ -7885,6 +7890,7 @@
       <w:r>
         <w:rPr>
           <w:rFonts w:asciiTheme="minorHAnsi" w:hAnsiTheme="minorHAnsi" w:cstheme="minorHAnsi"/>
+          <w:lang w:val="en-US"/>
         </w:rPr>
         <w:t xml:space="preserve"> / </w:t>
       </w:r>
@@ -7892,6 +7898,7 @@
       <w:r>
         <w:rPr>
           <w:rFonts w:asciiTheme="minorHAnsi" w:hAnsiTheme="minorHAnsi" w:cstheme="minorHAnsi"/>
+          <w:lang w:val="en-US"/>
         </w:rPr>
         <w:t>Fix_Attesi</w:t>
       </w:r>
@@ -7899,6 +7906,7 @@
       <w:r>
         <w:rPr>
           <w:rFonts w:asciiTheme="minorHAnsi" w:hAnsiTheme="minorHAnsi" w:cstheme="minorHAnsi"/>
+          <w:lang w:val="en-US"/>
         </w:rPr>
         <w:t>) × 100%</w:t>
       </w:r>
@@ -7907,6 +7915,7 @@
       <w:pPr>
         <w:rPr>
           <w:rFonts w:asciiTheme="minorHAnsi" w:hAnsiTheme="minorHAnsi" w:cstheme="minorHAnsi"/>
+          <w:lang w:val="en-US"/>
         </w:rPr>
       </w:pPr>
     </w:p>
@@ -8044,7 +8053,13 @@
         <w:rPr>
           <w:rFonts w:asciiTheme="minorHAnsi" w:eastAsia="Calibri" w:hAnsiTheme="minorHAnsi" w:cstheme="minorHAnsi"/>
         </w:rPr>
-        <w:t>Architettura EKF</w:t>
+        <w:t>Architettura EK</w:t>
+      </w:r>
+      <w:r>
+        <w:rPr>
+          <w:rFonts w:asciiTheme="minorHAnsi" w:eastAsia="Calibri" w:hAnsiTheme="minorHAnsi" w:cstheme="minorHAnsi"/>
+        </w:rPr>
+        <w:t>F</w:t>
       </w:r>
     </w:p>
     <w:p>
@@ -8626,10 +8641,351 @@
           <w:color w:val="CCCCCC"/>
           <w:sz w:val="21"/>
           <w:szCs w:val="21"/>
-          <w:lang w:eastAsia="it-IT"/>
-        </w:rPr>
-      </w:pPr>
-      <w:r>
+          <w:lang w:val="en-US" w:eastAsia="it-IT"/>
+        </w:rPr>
+      </w:pPr>
+      <w:proofErr w:type="gramStart"/>
+      <w:r>
+        <w:rPr>
+          <w:rFonts w:ascii="Consolas" w:eastAsia="Times New Roman" w:hAnsi="Consolas"/>
+          <w:color w:val="CCCCCC"/>
+          <w:sz w:val="21"/>
+          <w:szCs w:val="21"/>
+          <w:lang w:val="en-US" w:eastAsia="it-IT"/>
+        </w:rPr>
+        <w:t xml:space="preserve">│  predict()   </w:t>
+      </w:r>
+      <w:proofErr w:type="spellStart"/>
+      <w:proofErr w:type="gramEnd"/>
+      <w:r>
+        <w:rPr>
+          <w:rFonts w:ascii="Consolas" w:eastAsia="Times New Roman" w:hAnsi="Consolas"/>
+          <w:color w:val="CCCCCC"/>
+          <w:sz w:val="21"/>
+          <w:szCs w:val="21"/>
+          <w:lang w:val="en-US" w:eastAsia="it-IT"/>
+        </w:rPr>
+        <w:t>update_</w:t>
+      </w:r>
+      <w:proofErr w:type="gramStart"/>
+      <w:r>
+        <w:rPr>
+          <w:rFonts w:ascii="Consolas" w:eastAsia="Times New Roman" w:hAnsi="Consolas"/>
+          <w:color w:val="CCCCCC"/>
+          <w:sz w:val="21"/>
+          <w:szCs w:val="21"/>
+          <w:lang w:val="en-US" w:eastAsia="it-IT"/>
+        </w:rPr>
+        <w:t>usbl</w:t>
+      </w:r>
+      <w:proofErr w:type="spellEnd"/>
+      <w:r>
+        <w:rPr>
+          <w:rFonts w:ascii="Consolas" w:eastAsia="Times New Roman" w:hAnsi="Consolas"/>
+          <w:color w:val="CCCCCC"/>
+          <w:sz w:val="21"/>
+          <w:szCs w:val="21"/>
+          <w:lang w:val="en-US" w:eastAsia="it-IT"/>
+        </w:rPr>
+        <w:t>()  </w:t>
+      </w:r>
+      <w:proofErr w:type="spellStart"/>
+      <w:r>
+        <w:rPr>
+          <w:rFonts w:ascii="Consolas" w:eastAsia="Times New Roman" w:hAnsi="Consolas"/>
+          <w:color w:val="CCCCCC"/>
+          <w:sz w:val="21"/>
+          <w:szCs w:val="21"/>
+          <w:lang w:val="en-US" w:eastAsia="it-IT"/>
+        </w:rPr>
+        <w:t>update</w:t>
+      </w:r>
+      <w:proofErr w:type="gramEnd"/>
+      <w:r>
+        <w:rPr>
+          <w:rFonts w:ascii="Consolas" w:eastAsia="Times New Roman" w:hAnsi="Consolas"/>
+          <w:color w:val="CCCCCC"/>
+          <w:sz w:val="21"/>
+          <w:szCs w:val="21"/>
+          <w:lang w:val="en-US" w:eastAsia="it-IT"/>
+        </w:rPr>
+        <w:t>_</w:t>
+      </w:r>
+      <w:proofErr w:type="gramStart"/>
+      <w:r>
+        <w:rPr>
+          <w:rFonts w:ascii="Consolas" w:eastAsia="Times New Roman" w:hAnsi="Consolas"/>
+          <w:color w:val="CCCCCC"/>
+          <w:sz w:val="21"/>
+          <w:szCs w:val="21"/>
+          <w:lang w:val="en-US" w:eastAsia="it-IT"/>
+        </w:rPr>
+        <w:t>depth</w:t>
+      </w:r>
+      <w:proofErr w:type="spellEnd"/>
+      <w:r>
+        <w:rPr>
+          <w:rFonts w:ascii="Consolas" w:eastAsia="Times New Roman" w:hAnsi="Consolas"/>
+          <w:color w:val="CCCCCC"/>
+          <w:sz w:val="21"/>
+          <w:szCs w:val="21"/>
+          <w:lang w:val="en-US" w:eastAsia="it-IT"/>
+        </w:rPr>
+        <w:t>(</w:t>
+      </w:r>
+      <w:proofErr w:type="gramEnd"/>
+      <w:r>
+        <w:rPr>
+          <w:rFonts w:ascii="Consolas" w:eastAsia="Times New Roman" w:hAnsi="Consolas"/>
+          <w:color w:val="CCCCCC"/>
+          <w:sz w:val="21"/>
+          <w:szCs w:val="21"/>
+          <w:lang w:val="en-US" w:eastAsia="it-IT"/>
+        </w:rPr>
+        <w:t>)                      │</w:t>
+      </w:r>
+    </w:p>
+    <w:p>
+      <w:pPr>
+        <w:shd w:val="clear" w:color="auto" w:fill="1F1F1F"/>
+        <w:spacing w:after="0" w:line="285" w:lineRule="atLeast"/>
+        <w:rPr>
+          <w:rFonts w:ascii="Consolas" w:eastAsia="Times New Roman" w:hAnsi="Consolas"/>
+          <w:color w:val="CCCCCC"/>
+          <w:sz w:val="21"/>
+          <w:szCs w:val="21"/>
+          <w:lang w:val="en-US" w:eastAsia="it-IT"/>
+        </w:rPr>
+      </w:pPr>
+      <w:r>
+        <w:rPr>
+          <w:rFonts w:ascii="Consolas" w:eastAsia="Times New Roman" w:hAnsi="Consolas"/>
+          <w:color w:val="CCCCCC"/>
+          <w:sz w:val="21"/>
+          <w:szCs w:val="21"/>
+          <w:lang w:val="en-US" w:eastAsia="it-IT"/>
+        </w:rPr>
+        <w:t>│</w:t>
+      </w:r>
+      <w:proofErr w:type="gramStart"/>
+      <w:r>
+        <w:rPr>
+          <w:rFonts w:ascii="Consolas" w:eastAsia="Times New Roman" w:hAnsi="Consolas"/>
+          <w:color w:val="CCCCCC"/>
+          <w:sz w:val="21"/>
+          <w:szCs w:val="21"/>
+          <w:lang w:val="en-US" w:eastAsia="it-IT"/>
+        </w:rPr>
+        <w:t xml:space="preserve">   (IMU)   </w:t>
+      </w:r>
+      <w:proofErr w:type="gramEnd"/>
+      <w:r>
+        <w:rPr>
+          <w:rFonts w:ascii="Consolas" w:eastAsia="Times New Roman" w:hAnsi="Consolas"/>
+          <w:color w:val="CCCCCC"/>
+          <w:sz w:val="21"/>
+          <w:szCs w:val="21"/>
+          <w:lang w:val="en-US" w:eastAsia="it-IT"/>
+        </w:rPr>
+        <w:t> </w:t>
+      </w:r>
+      <w:proofErr w:type="gramStart"/>
+      <w:r>
+        <w:rPr>
+          <w:rFonts w:ascii="Consolas" w:eastAsia="Times New Roman" w:hAnsi="Consolas"/>
+          <w:color w:val="CCCCCC"/>
+          <w:sz w:val="21"/>
+          <w:szCs w:val="21"/>
+          <w:lang w:val="en-US" w:eastAsia="it-IT"/>
+        </w:rPr>
+        <w:t xml:space="preserve">   (Range)   </w:t>
+      </w:r>
+      <w:proofErr w:type="gramEnd"/>
+      <w:r>
+        <w:rPr>
+          <w:rFonts w:ascii="Consolas" w:eastAsia="Times New Roman" w:hAnsi="Consolas"/>
+          <w:color w:val="CCCCCC"/>
+          <w:sz w:val="21"/>
+          <w:szCs w:val="21"/>
+          <w:lang w:val="en-US" w:eastAsia="it-IT"/>
+        </w:rPr>
+        <w:t xml:space="preserve">  </w:t>
+      </w:r>
+      <w:proofErr w:type="gramStart"/>
+      <w:r>
+        <w:rPr>
+          <w:rFonts w:ascii="Consolas" w:eastAsia="Times New Roman" w:hAnsi="Consolas"/>
+          <w:color w:val="CCCCCC"/>
+          <w:sz w:val="21"/>
+          <w:szCs w:val="21"/>
+          <w:lang w:val="en-US" w:eastAsia="it-IT"/>
+        </w:rPr>
+        <w:t>   (</w:t>
+      </w:r>
+      <w:proofErr w:type="gramEnd"/>
+      <w:r>
+        <w:rPr>
+          <w:rFonts w:ascii="Consolas" w:eastAsia="Times New Roman" w:hAnsi="Consolas"/>
+          <w:color w:val="CCCCCC"/>
+          <w:sz w:val="21"/>
+          <w:szCs w:val="21"/>
+          <w:lang w:val="en-US" w:eastAsia="it-IT"/>
+        </w:rPr>
+        <w:t xml:space="preserve">Asse </w:t>
+      </w:r>
+      <w:proofErr w:type="gramStart"/>
+      <w:r>
+        <w:rPr>
+          <w:rFonts w:ascii="Consolas" w:eastAsia="Times New Roman" w:hAnsi="Consolas"/>
+          <w:color w:val="CCCCCC"/>
+          <w:sz w:val="21"/>
+          <w:szCs w:val="21"/>
+          <w:lang w:val="en-US" w:eastAsia="it-IT"/>
+        </w:rPr>
+        <w:t xml:space="preserve">Z)   </w:t>
+      </w:r>
+      <w:proofErr w:type="gramEnd"/>
+      <w:r>
+        <w:rPr>
+          <w:rFonts w:ascii="Consolas" w:eastAsia="Times New Roman" w:hAnsi="Consolas"/>
+          <w:color w:val="CCCCCC"/>
+          <w:sz w:val="21"/>
+          <w:szCs w:val="21"/>
+          <w:lang w:val="en-US" w:eastAsia="it-IT"/>
+        </w:rPr>
+        <w:t>                        │</w:t>
+      </w:r>
+    </w:p>
+    <w:p>
+      <w:pPr>
+        <w:shd w:val="clear" w:color="auto" w:fill="1F1F1F"/>
+        <w:spacing w:after="0" w:line="285" w:lineRule="atLeast"/>
+        <w:rPr>
+          <w:rFonts w:ascii="Consolas" w:eastAsia="Times New Roman" w:hAnsi="Consolas"/>
+          <w:color w:val="CCCCCC"/>
+          <w:sz w:val="21"/>
+          <w:szCs w:val="21"/>
+          <w:lang w:val="en-US" w:eastAsia="it-IT"/>
+        </w:rPr>
+      </w:pPr>
+      <w:r>
+        <w:rPr>
+          <w:rFonts w:ascii="Consolas" w:eastAsia="Times New Roman" w:hAnsi="Consolas"/>
+          <w:color w:val="CCCCCC"/>
+          <w:sz w:val="21"/>
+          <w:szCs w:val="21"/>
+          <w:lang w:val="en-US" w:eastAsia="it-IT"/>
+        </w:rPr>
+        <w:t>│                   │                                             │</w:t>
+      </w:r>
+    </w:p>
+    <w:p>
+      <w:pPr>
+        <w:shd w:val="clear" w:color="auto" w:fill="1F1F1F"/>
+        <w:spacing w:after="0" w:line="285" w:lineRule="atLeast"/>
+        <w:rPr>
+          <w:rFonts w:ascii="Consolas" w:eastAsia="Times New Roman" w:hAnsi="Consolas"/>
+          <w:color w:val="CCCCCC"/>
+          <w:sz w:val="21"/>
+          <w:szCs w:val="21"/>
+          <w:lang w:val="en-US" w:eastAsia="it-IT"/>
+        </w:rPr>
+      </w:pPr>
+      <w:r>
+        <w:rPr>
+          <w:rFonts w:ascii="Consolas" w:eastAsia="Times New Roman" w:hAnsi="Consolas"/>
+          <w:color w:val="CCCCCC"/>
+          <w:sz w:val="21"/>
+          <w:szCs w:val="21"/>
+          <w:lang w:val="en-US" w:eastAsia="it-IT"/>
+        </w:rPr>
+        <w:t>│                   ▼                                             │</w:t>
+      </w:r>
+    </w:p>
+    <w:p>
+      <w:pPr>
+        <w:shd w:val="clear" w:color="auto" w:fill="1F1F1F"/>
+        <w:spacing w:after="0" w:line="285" w:lineRule="atLeast"/>
+        <w:rPr>
+          <w:rFonts w:ascii="Consolas" w:eastAsia="Times New Roman" w:hAnsi="Consolas"/>
+          <w:color w:val="CCCCCC"/>
+          <w:sz w:val="21"/>
+          <w:szCs w:val="21"/>
+          <w:lang w:val="en-US" w:eastAsia="it-IT"/>
+        </w:rPr>
+      </w:pPr>
+      <w:r>
+        <w:rPr>
+          <w:rFonts w:ascii="Consolas" w:eastAsia="Times New Roman" w:hAnsi="Consolas"/>
+          <w:color w:val="CCCCCC"/>
+          <w:sz w:val="21"/>
+          <w:szCs w:val="21"/>
+          <w:lang w:val="en-US" w:eastAsia="it-IT"/>
+        </w:rPr>
+        <w:t>│           ┌────────────────┐                                    │</w:t>
+      </w:r>
+    </w:p>
+    <w:p>
+      <w:pPr>
+        <w:shd w:val="clear" w:color="auto" w:fill="1F1F1F"/>
+        <w:spacing w:after="0" w:line="285" w:lineRule="atLeast"/>
+        <w:rPr>
+          <w:rFonts w:ascii="Consolas" w:eastAsia="Times New Roman" w:hAnsi="Consolas"/>
+          <w:color w:val="CCCCCC"/>
+          <w:sz w:val="21"/>
+          <w:szCs w:val="21"/>
+          <w:lang w:val="en-US" w:eastAsia="it-IT"/>
+        </w:rPr>
+      </w:pPr>
+      <w:r>
+        <w:rPr>
+          <w:rFonts w:ascii="Consolas" w:eastAsia="Times New Roman" w:hAnsi="Consolas"/>
+          <w:color w:val="CCCCCC"/>
+          <w:sz w:val="21"/>
+          <w:szCs w:val="21"/>
+          <w:lang w:val="en-US" w:eastAsia="it-IT"/>
+        </w:rPr>
+        <w:t xml:space="preserve">│           </w:t>
+      </w:r>
+      <w:proofErr w:type="gramStart"/>
+      <w:r>
+        <w:rPr>
+          <w:rFonts w:ascii="Consolas" w:eastAsia="Times New Roman" w:hAnsi="Consolas"/>
+          <w:color w:val="CCCCCC"/>
+          <w:sz w:val="21"/>
+          <w:szCs w:val="21"/>
+          <w:lang w:val="en-US" w:eastAsia="it-IT"/>
+        </w:rPr>
+        <w:t>│  </w:t>
+      </w:r>
+      <w:proofErr w:type="spellStart"/>
+      <w:r>
+        <w:rPr>
+          <w:rFonts w:ascii="Consolas" w:eastAsia="Times New Roman" w:hAnsi="Consolas"/>
+          <w:color w:val="CCCCCC"/>
+          <w:sz w:val="21"/>
+          <w:szCs w:val="21"/>
+          <w:lang w:val="en-US" w:eastAsia="it-IT"/>
+        </w:rPr>
+        <w:t>Traiettoria</w:t>
+      </w:r>
+      <w:proofErr w:type="spellEnd"/>
+      <w:proofErr w:type="gramEnd"/>
+      <w:r>
+        <w:rPr>
+          <w:rFonts w:ascii="Consolas" w:eastAsia="Times New Roman" w:hAnsi="Consolas"/>
+          <w:color w:val="CCCCCC"/>
+          <w:sz w:val="21"/>
+          <w:szCs w:val="21"/>
+          <w:lang w:val="en-US" w:eastAsia="it-IT"/>
+        </w:rPr>
+        <w:t xml:space="preserve">   │                                    │</w:t>
+      </w:r>
+    </w:p>
+    <w:p>
+      <w:pPr>
+        <w:shd w:val="clear" w:color="auto" w:fill="1F1F1F"/>
+        <w:spacing w:after="0" w:line="285" w:lineRule="atLeast"/>
         <w:rPr>
           <w:rFonts w:ascii="Consolas" w:eastAsia="Times New Roman" w:hAnsi="Consolas"/>
           <w:color w:val="CCCCCC"/>
@@ -8637,9 +8993,7 @@
           <w:szCs w:val="21"/>
           <w:lang w:eastAsia="it-IT"/>
         </w:rPr>
-        <w:t>│  </w:t>
-      </w:r>
-      <w:proofErr w:type="spellStart"/>
+      </w:pPr>
       <w:r>
         <w:rPr>
           <w:rFonts w:ascii="Consolas" w:eastAsia="Times New Roman" w:hAnsi="Consolas"/>
@@ -8648,10 +9002,13 @@
           <w:szCs w:val="21"/>
           <w:lang w:eastAsia="it-IT"/>
         </w:rPr>
-        <w:t>predict</w:t>
-      </w:r>
-      <w:proofErr w:type="spellEnd"/>
-      <w:r>
+        <w:t>│           │  + Covarianza P│                                    │</w:t>
+      </w:r>
+    </w:p>
+    <w:p>
+      <w:pPr>
+        <w:shd w:val="clear" w:color="auto" w:fill="1F1F1F"/>
+        <w:spacing w:after="0" w:line="285" w:lineRule="atLeast"/>
         <w:rPr>
           <w:rFonts w:ascii="Consolas" w:eastAsia="Times New Roman" w:hAnsi="Consolas"/>
           <w:color w:val="CCCCCC"/>
@@ -8659,9 +9016,7 @@
           <w:szCs w:val="21"/>
           <w:lang w:eastAsia="it-IT"/>
         </w:rPr>
-        <w:t xml:space="preserve">()   </w:t>
-      </w:r>
-      <w:proofErr w:type="spellStart"/>
+      </w:pPr>
       <w:r>
         <w:rPr>
           <w:rFonts w:ascii="Consolas" w:eastAsia="Times New Roman" w:hAnsi="Consolas"/>
@@ -8670,10 +9025,13 @@
           <w:szCs w:val="21"/>
           <w:lang w:eastAsia="it-IT"/>
         </w:rPr>
-        <w:t>update_usbl</w:t>
-      </w:r>
-      <w:proofErr w:type="spellEnd"/>
-      <w:r>
+        <w:t>│           └────────────────┘                                    │</w:t>
+      </w:r>
+    </w:p>
+    <w:p>
+      <w:pPr>
+        <w:shd w:val="clear" w:color="auto" w:fill="1F1F1F"/>
+        <w:spacing w:after="0" w:line="285" w:lineRule="atLeast"/>
         <w:rPr>
           <w:rFonts w:ascii="Consolas" w:eastAsia="Times New Roman" w:hAnsi="Consolas"/>
           <w:color w:val="CCCCCC"/>
@@ -8681,9 +9039,7 @@
           <w:szCs w:val="21"/>
           <w:lang w:eastAsia="it-IT"/>
         </w:rPr>
-        <w:t>()  </w:t>
-      </w:r>
-      <w:proofErr w:type="spellStart"/>
+      </w:pPr>
       <w:r>
         <w:rPr>
           <w:rFonts w:ascii="Consolas" w:eastAsia="Times New Roman" w:hAnsi="Consolas"/>
@@ -8692,10 +9048,13 @@
           <w:szCs w:val="21"/>
           <w:lang w:eastAsia="it-IT"/>
         </w:rPr>
-        <w:t>update_depth</w:t>
-      </w:r>
-      <w:proofErr w:type="spellEnd"/>
-      <w:r>
+        <w:t>└─────────────────────────────────────────────────────────────────┘</w:t>
+      </w:r>
+    </w:p>
+    <w:p>
+      <w:pPr>
+        <w:shd w:val="clear" w:color="auto" w:fill="1F1F1F"/>
+        <w:spacing w:after="0" w:line="285" w:lineRule="atLeast"/>
         <w:rPr>
           <w:rFonts w:ascii="Consolas" w:eastAsia="Times New Roman" w:hAnsi="Consolas"/>
           <w:color w:val="CCCCCC"/>
@@ -8703,13 +9062,8 @@
           <w:szCs w:val="21"/>
           <w:lang w:eastAsia="it-IT"/>
         </w:rPr>
-        <w:t>()                      │</w:t>
-      </w:r>
-    </w:p>
-    <w:p>
-      <w:pPr>
-        <w:shd w:val="clear" w:color="auto" w:fill="1F1F1F"/>
-        <w:spacing w:after="0" w:line="285" w:lineRule="atLeast"/>
+      </w:pPr>
+      <w:r>
         <w:rPr>
           <w:rFonts w:ascii="Consolas" w:eastAsia="Times New Roman" w:hAnsi="Consolas"/>
           <w:color w:val="CCCCCC"/>
@@ -8717,199 +9071,6 @@
           <w:szCs w:val="21"/>
           <w:lang w:eastAsia="it-IT"/>
         </w:rPr>
-      </w:pPr>
-      <w:r>
-        <w:rPr>
-          <w:rFonts w:ascii="Consolas" w:eastAsia="Times New Roman" w:hAnsi="Consolas"/>
-          <w:color w:val="CCCCCC"/>
-          <w:sz w:val="21"/>
-          <w:szCs w:val="21"/>
-          <w:lang w:eastAsia="it-IT"/>
-        </w:rPr>
-        <w:t>│   (IMU)       (Range)        (Asse Z)                           │</w:t>
-      </w:r>
-    </w:p>
-    <w:p>
-      <w:pPr>
-        <w:shd w:val="clear" w:color="auto" w:fill="1F1F1F"/>
-        <w:spacing w:after="0" w:line="285" w:lineRule="atLeast"/>
-        <w:rPr>
-          <w:rFonts w:ascii="Consolas" w:eastAsia="Times New Roman" w:hAnsi="Consolas"/>
-          <w:color w:val="CCCCCC"/>
-          <w:sz w:val="21"/>
-          <w:szCs w:val="21"/>
-          <w:lang w:eastAsia="it-IT"/>
-        </w:rPr>
-      </w:pPr>
-      <w:r>
-        <w:rPr>
-          <w:rFonts w:ascii="Consolas" w:eastAsia="Times New Roman" w:hAnsi="Consolas"/>
-          <w:color w:val="CCCCCC"/>
-          <w:sz w:val="21"/>
-          <w:szCs w:val="21"/>
-          <w:lang w:eastAsia="it-IT"/>
-        </w:rPr>
-        <w:t>│                   │                                             │</w:t>
-      </w:r>
-    </w:p>
-    <w:p>
-      <w:pPr>
-        <w:shd w:val="clear" w:color="auto" w:fill="1F1F1F"/>
-        <w:spacing w:after="0" w:line="285" w:lineRule="atLeast"/>
-        <w:rPr>
-          <w:rFonts w:ascii="Consolas" w:eastAsia="Times New Roman" w:hAnsi="Consolas"/>
-          <w:color w:val="CCCCCC"/>
-          <w:sz w:val="21"/>
-          <w:szCs w:val="21"/>
-          <w:lang w:eastAsia="it-IT"/>
-        </w:rPr>
-      </w:pPr>
-      <w:r>
-        <w:rPr>
-          <w:rFonts w:ascii="Consolas" w:eastAsia="Times New Roman" w:hAnsi="Consolas"/>
-          <w:color w:val="CCCCCC"/>
-          <w:sz w:val="21"/>
-          <w:szCs w:val="21"/>
-          <w:lang w:eastAsia="it-IT"/>
-        </w:rPr>
-        <w:t>│                   ▼                                             │</w:t>
-      </w:r>
-    </w:p>
-    <w:p>
-      <w:pPr>
-        <w:shd w:val="clear" w:color="auto" w:fill="1F1F1F"/>
-        <w:spacing w:after="0" w:line="285" w:lineRule="atLeast"/>
-        <w:rPr>
-          <w:rFonts w:ascii="Consolas" w:eastAsia="Times New Roman" w:hAnsi="Consolas"/>
-          <w:color w:val="CCCCCC"/>
-          <w:sz w:val="21"/>
-          <w:szCs w:val="21"/>
-          <w:lang w:eastAsia="it-IT"/>
-        </w:rPr>
-      </w:pPr>
-      <w:r>
-        <w:rPr>
-          <w:rFonts w:ascii="Consolas" w:eastAsia="Times New Roman" w:hAnsi="Consolas"/>
-          <w:color w:val="CCCCCC"/>
-          <w:sz w:val="21"/>
-          <w:szCs w:val="21"/>
-          <w:lang w:eastAsia="it-IT"/>
-        </w:rPr>
-        <w:t>│           ┌────────────────┐                                    │</w:t>
-      </w:r>
-    </w:p>
-    <w:p>
-      <w:pPr>
-        <w:shd w:val="clear" w:color="auto" w:fill="1F1F1F"/>
-        <w:spacing w:after="0" w:line="285" w:lineRule="atLeast"/>
-        <w:rPr>
-          <w:rFonts w:ascii="Consolas" w:eastAsia="Times New Roman" w:hAnsi="Consolas"/>
-          <w:color w:val="CCCCCC"/>
-          <w:sz w:val="21"/>
-          <w:szCs w:val="21"/>
-          <w:lang w:eastAsia="it-IT"/>
-        </w:rPr>
-      </w:pPr>
-      <w:r>
-        <w:rPr>
-          <w:rFonts w:ascii="Consolas" w:eastAsia="Times New Roman" w:hAnsi="Consolas"/>
-          <w:color w:val="CCCCCC"/>
-          <w:sz w:val="21"/>
-          <w:szCs w:val="21"/>
-          <w:lang w:eastAsia="it-IT"/>
-        </w:rPr>
-        <w:t>│           │  Traiettoria   │                                    │</w:t>
-      </w:r>
-    </w:p>
-    <w:p>
-      <w:pPr>
-        <w:shd w:val="clear" w:color="auto" w:fill="1F1F1F"/>
-        <w:spacing w:after="0" w:line="285" w:lineRule="atLeast"/>
-        <w:rPr>
-          <w:rFonts w:ascii="Consolas" w:eastAsia="Times New Roman" w:hAnsi="Consolas"/>
-          <w:color w:val="CCCCCC"/>
-          <w:sz w:val="21"/>
-          <w:szCs w:val="21"/>
-          <w:lang w:eastAsia="it-IT"/>
-        </w:rPr>
-      </w:pPr>
-      <w:r>
-        <w:rPr>
-          <w:rFonts w:ascii="Consolas" w:eastAsia="Times New Roman" w:hAnsi="Consolas"/>
-          <w:color w:val="CCCCCC"/>
-          <w:sz w:val="21"/>
-          <w:szCs w:val="21"/>
-          <w:lang w:eastAsia="it-IT"/>
-        </w:rPr>
-        <w:t>│           │  + Covarianza P│                                    │</w:t>
-      </w:r>
-    </w:p>
-    <w:p>
-      <w:pPr>
-        <w:shd w:val="clear" w:color="auto" w:fill="1F1F1F"/>
-        <w:spacing w:after="0" w:line="285" w:lineRule="atLeast"/>
-        <w:rPr>
-          <w:rFonts w:ascii="Consolas" w:eastAsia="Times New Roman" w:hAnsi="Consolas"/>
-          <w:color w:val="CCCCCC"/>
-          <w:sz w:val="21"/>
-          <w:szCs w:val="21"/>
-          <w:lang w:eastAsia="it-IT"/>
-        </w:rPr>
-      </w:pPr>
-      <w:r>
-        <w:rPr>
-          <w:rFonts w:ascii="Consolas" w:eastAsia="Times New Roman" w:hAnsi="Consolas"/>
-          <w:color w:val="CCCCCC"/>
-          <w:sz w:val="21"/>
-          <w:szCs w:val="21"/>
-          <w:lang w:eastAsia="it-IT"/>
-        </w:rPr>
-        <w:t>│           └────────────────┘                                    │</w:t>
-      </w:r>
-    </w:p>
-    <w:p>
-      <w:pPr>
-        <w:shd w:val="clear" w:color="auto" w:fill="1F1F1F"/>
-        <w:spacing w:after="0" w:line="285" w:lineRule="atLeast"/>
-        <w:rPr>
-          <w:rFonts w:ascii="Consolas" w:eastAsia="Times New Roman" w:hAnsi="Consolas"/>
-          <w:color w:val="CCCCCC"/>
-          <w:sz w:val="21"/>
-          <w:szCs w:val="21"/>
-          <w:lang w:eastAsia="it-IT"/>
-        </w:rPr>
-      </w:pPr>
-      <w:r>
-        <w:rPr>
-          <w:rFonts w:ascii="Consolas" w:eastAsia="Times New Roman" w:hAnsi="Consolas"/>
-          <w:color w:val="CCCCCC"/>
-          <w:sz w:val="21"/>
-          <w:szCs w:val="21"/>
-          <w:lang w:eastAsia="it-IT"/>
-        </w:rPr>
-        <w:t>└─────────────────────────────────────────────────────────────────┘</w:t>
-      </w:r>
-    </w:p>
-    <w:p>
-      <w:pPr>
-        <w:shd w:val="clear" w:color="auto" w:fill="1F1F1F"/>
-        <w:spacing w:after="0" w:line="285" w:lineRule="atLeast"/>
-        <w:rPr>
-          <w:rFonts w:ascii="Consolas" w:eastAsia="Times New Roman" w:hAnsi="Consolas"/>
-          <w:color w:val="CCCCCC"/>
-          <w:sz w:val="21"/>
-          <w:szCs w:val="21"/>
-          <w:lang w:eastAsia="it-IT"/>
-        </w:rPr>
-      </w:pPr>
-      <w:r>
-        <w:rPr>
-          <w:rFonts w:ascii="Consolas" w:eastAsia="Times New Roman" w:hAnsi="Consolas"/>
-          <w:color w:val="CCCCCC"/>
-          <w:sz w:val="21"/>
-          <w:szCs w:val="21"/>
-          <w:lang w:eastAsia="it-IT"/>
-        </w:rPr>
         <w:t>```</w:t>
       </w:r>
     </w:p>
@@ -8959,27 +9120,15 @@
         </w:numPr>
         <w:rPr>
           <w:rFonts w:asciiTheme="minorHAnsi" w:hAnsiTheme="minorHAnsi" w:cstheme="minorHAnsi"/>
-        </w:rPr>
-      </w:pPr>
-      <w:r>
-        <w:rPr>
-          <w:rFonts w:asciiTheme="minorHAnsi" w:hAnsiTheme="minorHAnsi" w:cstheme="minorHAnsi"/>
-        </w:rPr>
-        <w:t>Script: `</w:t>
-      </w:r>
-      <w:proofErr w:type="spellStart"/>
-      <w:r>
-        <w:rPr>
-          <w:rFonts w:asciiTheme="minorHAnsi" w:hAnsiTheme="minorHAnsi" w:cstheme="minorHAnsi"/>
-        </w:rPr>
-        <w:t>utils</w:t>
-      </w:r>
-      <w:proofErr w:type="spellEnd"/>
-      <w:r>
-        <w:rPr>
-          <w:rFonts w:asciiTheme="minorHAnsi" w:hAnsiTheme="minorHAnsi" w:cstheme="minorHAnsi"/>
-        </w:rPr>
-        <w:t>/ekf_sensor_fusion.py`</w:t>
+          <w:lang w:val="en-US"/>
+        </w:rPr>
+      </w:pPr>
+      <w:r>
+        <w:rPr>
+          <w:rFonts w:asciiTheme="minorHAnsi" w:hAnsiTheme="minorHAnsi" w:cstheme="minorHAnsi"/>
+          <w:lang w:val="en-US"/>
+        </w:rPr>
+        <w:t>Script: `utils/ekf_sensor_fusion.py`</w:t>
       </w:r>
     </w:p>
     <w:p>
@@ -9385,27 +9534,15 @@
         </w:numPr>
         <w:rPr>
           <w:rFonts w:asciiTheme="minorHAnsi" w:hAnsiTheme="minorHAnsi" w:cstheme="minorHAnsi"/>
-        </w:rPr>
-      </w:pPr>
-      <w:r>
-        <w:rPr>
-          <w:rFonts w:asciiTheme="minorHAnsi" w:hAnsiTheme="minorHAnsi" w:cstheme="minorHAnsi"/>
-        </w:rPr>
-        <w:t>Script: `</w:t>
-      </w:r>
-      <w:proofErr w:type="spellStart"/>
-      <w:r>
-        <w:rPr>
-          <w:rFonts w:asciiTheme="minorHAnsi" w:hAnsiTheme="minorHAnsi" w:cstheme="minorHAnsi"/>
-        </w:rPr>
-        <w:t>utils</w:t>
-      </w:r>
-      <w:proofErr w:type="spellEnd"/>
-      <w:r>
-        <w:rPr>
-          <w:rFonts w:asciiTheme="minorHAnsi" w:hAnsiTheme="minorHAnsi" w:cstheme="minorHAnsi"/>
-        </w:rPr>
-        <w:t>/ekf_sensor_fusion.py`</w:t>
+          <w:lang w:val="en-US"/>
+        </w:rPr>
+      </w:pPr>
+      <w:r>
+        <w:rPr>
+          <w:rFonts w:asciiTheme="minorHAnsi" w:hAnsiTheme="minorHAnsi" w:cstheme="minorHAnsi"/>
+          <w:lang w:val="en-US"/>
+        </w:rPr>
+        <w:t>Script: `utils/ekf_sensor_fusion.py`</w:t>
       </w:r>
     </w:p>
     <w:p>
@@ -10817,25 +10954,45 @@
               <w:cnfStyle w:val="000000100000" w:firstRow="0" w:lastRow="0" w:firstColumn="0" w:lastColumn="0" w:oddVBand="0" w:evenVBand="0" w:oddHBand="1" w:evenHBand="0" w:firstRowFirstColumn="0" w:firstRowLastColumn="0" w:lastRowFirstColumn="0" w:lastRowLastColumn="0"/>
               <w:rPr>
                 <w:rFonts w:asciiTheme="minorHAnsi" w:hAnsiTheme="minorHAnsi" w:cstheme="minorHAnsi"/>
+                <w:lang w:val="en-US"/>
               </w:rPr>
             </w:pPr>
             <w:proofErr w:type="spellStart"/>
             <w:r>
               <w:rPr>
                 <w:rFonts w:asciiTheme="minorHAnsi" w:hAnsiTheme="minorHAnsi" w:cstheme="minorHAnsi"/>
-              </w:rPr>
-              <w:t>UM_PB_Discharge_Rate</w:t>
+                <w:lang w:val="en-US"/>
+              </w:rPr>
+              <w:t>UM_PB_Discharge_</w:t>
+            </w:r>
+            <w:proofErr w:type="gramStart"/>
+            <w:r>
+              <w:rPr>
+                <w:rFonts w:asciiTheme="minorHAnsi" w:hAnsiTheme="minorHAnsi" w:cstheme="minorHAnsi"/>
+                <w:lang w:val="en-US"/>
+              </w:rPr>
+              <w:t>Rate</w:t>
             </w:r>
             <w:proofErr w:type="spellEnd"/>
             <w:r>
               <w:rPr>
                 <w:rFonts w:asciiTheme="minorHAnsi" w:hAnsiTheme="minorHAnsi" w:cstheme="minorHAnsi"/>
-              </w:rPr>
-              <w:t xml:space="preserve">  = </w:t>
+                <w:lang w:val="en-US"/>
+              </w:rPr>
+              <w:t xml:space="preserve">  =</w:t>
+            </w:r>
+            <w:proofErr w:type="gramEnd"/>
+            <w:r>
+              <w:rPr>
+                <w:rFonts w:asciiTheme="minorHAnsi" w:hAnsiTheme="minorHAnsi" w:cstheme="minorHAnsi"/>
+                <w:lang w:val="en-US"/>
+              </w:rPr>
+              <w:t xml:space="preserve"> </w:t>
             </w:r>
             <w:r>
               <w:rPr>
                 <w:rFonts w:asciiTheme="minorHAnsi" w:hAnsiTheme="minorHAnsi" w:cstheme="minorHAnsi"/>
+                <w:lang w:val="en-US"/>
               </w:rPr>
               <w:t>4%/</w:t>
             </w:r>
@@ -10843,6 +11000,7 @@
             <w:r>
               <w:rPr>
                 <w:rFonts w:asciiTheme="minorHAnsi" w:hAnsiTheme="minorHAnsi" w:cstheme="minorHAnsi"/>
+                <w:lang w:val="en-US"/>
               </w:rPr>
               <w:t>hr</w:t>
             </w:r>
@@ -27964,10 +28122,21 @@
 </file>
 
 <file path=customXml/item1.xml><?xml version="1.0" encoding="utf-8"?>
-<b:Sources xmlns:b="http://schemas.openxmlformats.org/officeDocument/2006/bibliography" xmlns="http://schemas.openxmlformats.org/officeDocument/2006/bibliography" SelectedStyle="\APASixthEditionOfficeOnline.xsl" StyleName="APA" Version="6"/>
+<?mso-contentType ?>
+<FormTemplates xmlns="http://schemas.microsoft.com/sharepoint/v3/contenttype/forms">
+  <Display>DocumentLibraryForm</Display>
+  <Edit>DocumentLibraryForm</Edit>
+  <New>DocumentLibraryForm</New>
+</FormTemplates>
 </file>
 
 <file path=customXml/item2.xml><?xml version="1.0" encoding="utf-8"?>
+<p:properties xmlns:p="http://schemas.microsoft.com/office/2006/metadata/properties" xmlns:xsi="http://www.w3.org/2001/XMLSchema-instance" xmlns:pc="http://schemas.microsoft.com/office/infopath/2007/PartnerControls">
+  <documentManagement/>
+</p:properties>
+</file>
+
+<file path=customXml/item3.xml><?xml version="1.0" encoding="utf-8"?>
 <ct:contentTypeSchema xmlns:ct="http://schemas.microsoft.com/office/2006/metadata/contentType" xmlns:ma="http://schemas.microsoft.com/office/2006/metadata/properties/metaAttributes" ct:_="" ma:_="" ma:contentTypeName="Documento" ma:contentTypeID="0x010100B719FDD54AE4444B9C66315FFAA4862A" ma:contentTypeVersion="3" ma:contentTypeDescription="Creare un nuovo documento." ma:contentTypeScope="" ma:versionID="effcd2cc53b5889a161daa9de6001e14">
   <xsd:schema xmlns:xsd="http://www.w3.org/2001/XMLSchema" xmlns:xs="http://www.w3.org/2001/XMLSchema" xmlns:p="http://schemas.microsoft.com/office/2006/metadata/properties" xmlns:ns2="3ed4378f-1279-4c8d-838e-a31ea6dee4e1" targetNamespace="http://schemas.microsoft.com/office/2006/metadata/properties" ma:root="true" ma:fieldsID="3ad4bacdc2fd9bfd13c809448737129d" ns2:_="">
     <xsd:import namespace="3ed4378f-1279-4c8d-838e-a31ea6dee4e1"/>
@@ -28105,30 +28274,28 @@
 </ct:contentTypeSchema>
 </file>
 
-<file path=customXml/item3.xml><?xml version="1.0" encoding="utf-8"?>
-<p:properties xmlns:p="http://schemas.microsoft.com/office/2006/metadata/properties" xmlns:xsi="http://www.w3.org/2001/XMLSchema-instance" xmlns:pc="http://schemas.microsoft.com/office/infopath/2007/PartnerControls">
-  <documentManagement/>
-</p:properties>
-</file>
-
 <file path=customXml/item4.xml><?xml version="1.0" encoding="utf-8"?>
-<?mso-contentType ?>
-<FormTemplates xmlns="http://schemas.microsoft.com/sharepoint/v3/contenttype/forms">
-  <Display>DocumentLibraryForm</Display>
-  <Edit>DocumentLibraryForm</Edit>
-  <New>DocumentLibraryForm</New>
-</FormTemplates>
+<b:Sources xmlns:b="http://schemas.openxmlformats.org/officeDocument/2006/bibliography" xmlns="http://schemas.openxmlformats.org/officeDocument/2006/bibliography" SelectedStyle="\APASixthEditionOfficeOnline.xsl" StyleName="APA" Version="6"/>
 </file>
 
 <file path=customXml/itemProps1.xml><?xml version="1.0" encoding="utf-8"?>
-<ds:datastoreItem xmlns:ds="http://schemas.openxmlformats.org/officeDocument/2006/customXml" ds:itemID="{C0649622-2550-4579-A871-BF789DBE52A1}">
+<ds:datastoreItem xmlns:ds="http://schemas.openxmlformats.org/officeDocument/2006/customXml" ds:itemID="{64E3AEBE-2E84-483A-8587-62FE5002D806}">
   <ds:schemaRefs>
-    <ds:schemaRef ds:uri="http://schemas.openxmlformats.org/officeDocument/2006/bibliography"/>
+    <ds:schemaRef ds:uri="http://schemas.microsoft.com/sharepoint/v3/contenttype/forms"/>
   </ds:schemaRefs>
 </ds:datastoreItem>
 </file>
 
 <file path=customXml/itemProps2.xml><?xml version="1.0" encoding="utf-8"?>
+<ds:datastoreItem xmlns:ds="http://schemas.openxmlformats.org/officeDocument/2006/customXml" ds:itemID="{DED93B78-2368-4096-998B-E4B6C71B1420}">
+  <ds:schemaRefs>
+    <ds:schemaRef ds:uri="http://schemas.microsoft.com/office/2006/metadata/properties"/>
+    <ds:schemaRef ds:uri="http://schemas.microsoft.com/office/infopath/2007/PartnerControls"/>
+  </ds:schemaRefs>
+</ds:datastoreItem>
+</file>
+
+<file path=customXml/itemProps3.xml><?xml version="1.0" encoding="utf-8"?>
 <ds:datastoreItem xmlns:ds="http://schemas.openxmlformats.org/officeDocument/2006/customXml" ds:itemID="{30CCA40F-FE5F-402E-B4E2-C29F786E3CF4}">
   <ds:schemaRefs>
     <ds:schemaRef ds:uri="http://schemas.microsoft.com/office/2006/metadata/contentType"/>
@@ -28146,19 +28313,10 @@
 </ds:datastoreItem>
 </file>
 
-<file path=customXml/itemProps3.xml><?xml version="1.0" encoding="utf-8"?>
-<ds:datastoreItem xmlns:ds="http://schemas.openxmlformats.org/officeDocument/2006/customXml" ds:itemID="{DED93B78-2368-4096-998B-E4B6C71B1420}">
+<file path=customXml/itemProps4.xml><?xml version="1.0" encoding="utf-8"?>
+<ds:datastoreItem xmlns:ds="http://schemas.openxmlformats.org/officeDocument/2006/customXml" ds:itemID="{C0649622-2550-4579-A871-BF789DBE52A1}">
   <ds:schemaRefs>
-    <ds:schemaRef ds:uri="http://schemas.microsoft.com/office/2006/metadata/properties"/>
-    <ds:schemaRef ds:uri="http://schemas.microsoft.com/office/infopath/2007/PartnerControls"/>
-  </ds:schemaRefs>
-</ds:datastoreItem>
-</file>
-
-<file path=customXml/itemProps4.xml><?xml version="1.0" encoding="utf-8"?>
-<ds:datastoreItem xmlns:ds="http://schemas.openxmlformats.org/officeDocument/2006/customXml" ds:itemID="{64E3AEBE-2E84-483A-8587-62FE5002D806}">
-  <ds:schemaRefs>
-    <ds:schemaRef ds:uri="http://schemas.microsoft.com/sharepoint/v3/contenttype/forms"/>
+    <ds:schemaRef ds:uri="http://schemas.openxmlformats.org/officeDocument/2006/bibliography"/>
   </ds:schemaRefs>
 </ds:datastoreItem>
 </file>
--- a/documents/Deliverables/KPI & FATs.docx
+++ b/documents/Deliverables/KPI & FATs.docx
@@ -42,25 +42,7 @@
           <w:color w:val="000000" w:themeColor="text1"/>
           <w:lang w:val="en-US"/>
         </w:rPr>
-        <w:t>Power Bank e USB-</w:t>
-      </w:r>
-      <w:proofErr w:type="spellStart"/>
-      <w:r>
-        <w:rPr>
-          <w:rFonts w:asciiTheme="minorHAnsi" w:hAnsiTheme="minorHAnsi" w:cstheme="minorHAnsi"/>
-          <w:color w:val="000000" w:themeColor="text1"/>
-          <w:lang w:val="en-US"/>
-        </w:rPr>
-        <w:t>TypeC</w:t>
-      </w:r>
-      <w:proofErr w:type="spellEnd"/>
-      <w:r>
-        <w:rPr>
-          <w:rFonts w:asciiTheme="minorHAnsi" w:hAnsiTheme="minorHAnsi" w:cstheme="minorHAnsi"/>
-          <w:color w:val="000000" w:themeColor="text1"/>
-          <w:lang w:val="en-US"/>
-        </w:rPr>
-        <w:t xml:space="preserve"> Power Delivery Board (PDB)</w:t>
+        <w:t>Power Bank e USB-TypeC Power Delivery Board (PDB)</w:t>
       </w:r>
     </w:p>
     <w:p>
@@ -74,19 +56,11 @@
           <w:rFonts w:asciiTheme="minorHAnsi" w:hAnsiTheme="minorHAnsi" w:cstheme="minorHAnsi"/>
         </w:rPr>
       </w:pPr>
-      <w:proofErr w:type="spellStart"/>
-      <w:r>
-        <w:rPr>
-          <w:rFonts w:asciiTheme="minorHAnsi" w:hAnsiTheme="minorHAnsi" w:cstheme="minorHAnsi"/>
-        </w:rPr>
-        <w:t>Jetson</w:t>
-      </w:r>
-      <w:proofErr w:type="spellEnd"/>
-      <w:r>
-        <w:rPr>
-          <w:rFonts w:asciiTheme="minorHAnsi" w:hAnsiTheme="minorHAnsi" w:cstheme="minorHAnsi"/>
-        </w:rPr>
-        <w:t xml:space="preserve"> TX2</w:t>
+      <w:r>
+        <w:rPr>
+          <w:rFonts w:asciiTheme="minorHAnsi" w:hAnsiTheme="minorHAnsi" w:cstheme="minorHAnsi"/>
+        </w:rPr>
+        <w:t>Jetson TX2</w:t>
       </w:r>
     </w:p>
     <w:p>
@@ -104,16 +78,8 @@
         <w:rPr>
           <w:rFonts w:asciiTheme="minorHAnsi" w:hAnsiTheme="minorHAnsi" w:cstheme="minorHAnsi"/>
         </w:rPr>
-        <w:t xml:space="preserve">Depth </w:t>
-      </w:r>
-      <w:proofErr w:type="spellStart"/>
-      <w:r>
-        <w:rPr>
-          <w:rFonts w:asciiTheme="minorHAnsi" w:hAnsiTheme="minorHAnsi" w:cstheme="minorHAnsi"/>
-        </w:rPr>
-        <w:t>sensor</w:t>
-      </w:r>
-      <w:proofErr w:type="spellEnd"/>
+        <w:t>Depth sensor</w:t>
+      </w:r>
     </w:p>
     <w:p>
       <w:pPr>
@@ -163,14 +129,12 @@
           <w:rFonts w:asciiTheme="minorHAnsi" w:hAnsiTheme="minorHAnsi" w:cstheme="minorHAnsi"/>
         </w:rPr>
       </w:pPr>
-      <w:proofErr w:type="spellStart"/>
       <w:r>
         <w:rPr>
           <w:rFonts w:asciiTheme="minorHAnsi" w:hAnsiTheme="minorHAnsi" w:cstheme="minorHAnsi"/>
         </w:rPr>
         <w:t>Casing</w:t>
       </w:r>
-      <w:proofErr w:type="spellEnd"/>
     </w:p>
     <w:p>
       <w:pPr>
@@ -240,55 +204,7 @@
           <w:rFonts w:asciiTheme="minorHAnsi" w:hAnsiTheme="minorHAnsi" w:cstheme="minorHAnsi"/>
           <w:color w:val="000000" w:themeColor="text1"/>
         </w:rPr>
-        <w:t>Il prodotto integrato è stato verificato e validato, in laboratorio, mediante i seguenti Test di Accettazione in Fabbrica (</w:t>
-      </w:r>
-      <w:proofErr w:type="spellStart"/>
-      <w:r>
-        <w:rPr>
-          <w:rFonts w:asciiTheme="minorHAnsi" w:hAnsiTheme="minorHAnsi" w:cstheme="minorHAnsi"/>
-          <w:color w:val="000000" w:themeColor="text1"/>
-        </w:rPr>
-        <w:t>Factory</w:t>
-      </w:r>
-      <w:proofErr w:type="spellEnd"/>
-      <w:r>
-        <w:rPr>
-          <w:rFonts w:asciiTheme="minorHAnsi" w:hAnsiTheme="minorHAnsi" w:cstheme="minorHAnsi"/>
-          <w:color w:val="000000" w:themeColor="text1"/>
-        </w:rPr>
-        <w:t xml:space="preserve"> </w:t>
-      </w:r>
-      <w:proofErr w:type="spellStart"/>
-      <w:r>
-        <w:rPr>
-          <w:rFonts w:asciiTheme="minorHAnsi" w:hAnsiTheme="minorHAnsi" w:cstheme="minorHAnsi"/>
-          <w:color w:val="000000" w:themeColor="text1"/>
-        </w:rPr>
-        <w:t>Acceptance</w:t>
-      </w:r>
-      <w:proofErr w:type="spellEnd"/>
-      <w:r>
-        <w:rPr>
-          <w:rFonts w:asciiTheme="minorHAnsi" w:hAnsiTheme="minorHAnsi" w:cstheme="minorHAnsi"/>
-          <w:color w:val="000000" w:themeColor="text1"/>
-        </w:rPr>
-        <w:t xml:space="preserve"> </w:t>
-      </w:r>
-      <w:proofErr w:type="spellStart"/>
-      <w:r>
-        <w:rPr>
-          <w:rFonts w:asciiTheme="minorHAnsi" w:hAnsiTheme="minorHAnsi" w:cstheme="minorHAnsi"/>
-          <w:color w:val="000000" w:themeColor="text1"/>
-        </w:rPr>
-        <w:t>Tests</w:t>
-      </w:r>
-      <w:proofErr w:type="spellEnd"/>
-      <w:r>
-        <w:rPr>
-          <w:rFonts w:asciiTheme="minorHAnsi" w:hAnsiTheme="minorHAnsi" w:cstheme="minorHAnsi"/>
-          <w:color w:val="000000" w:themeColor="text1"/>
-        </w:rPr>
-        <w:t>):</w:t>
+        <w:t>Il prodotto integrato è stato verificato e validato, in laboratorio, mediante i seguenti Test di Accettazione in Fabbrica (Factory Acceptance Tests):</w:t>
       </w:r>
     </w:p>
     <w:p>
@@ -680,23 +596,7 @@
           <w:rFonts w:asciiTheme="minorHAnsi" w:hAnsiTheme="minorHAnsi" w:cstheme="minorHAnsi"/>
           <w:color w:val="000000" w:themeColor="text1"/>
         </w:rPr>
-        <w:t xml:space="preserve">: Prestazioni del Filtro di </w:t>
-      </w:r>
-      <w:proofErr w:type="spellStart"/>
-      <w:r>
-        <w:rPr>
-          <w:rFonts w:asciiTheme="minorHAnsi" w:hAnsiTheme="minorHAnsi" w:cstheme="minorHAnsi"/>
-          <w:color w:val="000000" w:themeColor="text1"/>
-        </w:rPr>
-        <w:t>Kalman</w:t>
-      </w:r>
-      <w:proofErr w:type="spellEnd"/>
-      <w:r>
-        <w:rPr>
-          <w:rFonts w:asciiTheme="minorHAnsi" w:hAnsiTheme="minorHAnsi" w:cstheme="minorHAnsi"/>
-          <w:color w:val="000000" w:themeColor="text1"/>
-        </w:rPr>
-        <w:t xml:space="preserve"> (KF) </w:t>
+        <w:t xml:space="preserve">: Prestazioni del Filtro di Kalman (KF) </w:t>
       </w:r>
     </w:p>
     <w:p>
@@ -752,39 +652,7 @@
           <w:rFonts w:asciiTheme="minorHAnsi" w:hAnsiTheme="minorHAnsi" w:cstheme="minorHAnsi"/>
           <w:color w:val="000000" w:themeColor="text1"/>
         </w:rPr>
-        <w:t xml:space="preserve">: Verificare l'MSE (Mean </w:t>
-      </w:r>
-      <w:proofErr w:type="spellStart"/>
-      <w:r>
-        <w:rPr>
-          <w:rFonts w:asciiTheme="minorHAnsi" w:hAnsiTheme="minorHAnsi" w:cstheme="minorHAnsi"/>
-          <w:color w:val="000000" w:themeColor="text1"/>
-        </w:rPr>
-        <w:t>Squared</w:t>
-      </w:r>
-      <w:proofErr w:type="spellEnd"/>
-      <w:r>
-        <w:rPr>
-          <w:rFonts w:asciiTheme="minorHAnsi" w:hAnsiTheme="minorHAnsi" w:cstheme="minorHAnsi"/>
-          <w:color w:val="000000" w:themeColor="text1"/>
-        </w:rPr>
-        <w:t xml:space="preserve"> </w:t>
-      </w:r>
-      <w:proofErr w:type="spellStart"/>
-      <w:r>
-        <w:rPr>
-          <w:rFonts w:asciiTheme="minorHAnsi" w:hAnsiTheme="minorHAnsi" w:cstheme="minorHAnsi"/>
-          <w:color w:val="000000" w:themeColor="text1"/>
-        </w:rPr>
-        <w:t>Error</w:t>
-      </w:r>
-      <w:proofErr w:type="spellEnd"/>
-      <w:r>
-        <w:rPr>
-          <w:rFonts w:asciiTheme="minorHAnsi" w:hAnsiTheme="minorHAnsi" w:cstheme="minorHAnsi"/>
-          <w:color w:val="000000" w:themeColor="text1"/>
-        </w:rPr>
-        <w:t>) della posizione stimata: ko, accettabile, ok.</w:t>
+        <w:t>: Verificare l'MSE (Mean Squared Error) della posizione stimata: ko, accettabile, ok.</w:t>
       </w:r>
     </w:p>
     <w:p>
@@ -812,23 +680,7 @@
           <w:rFonts w:asciiTheme="minorHAnsi" w:hAnsiTheme="minorHAnsi" w:cstheme="minorHAnsi"/>
           <w:color w:val="000000" w:themeColor="text1"/>
         </w:rPr>
-        <w:t xml:space="preserve">: Comunicazione UART con il livello basso (verifica della comunicazione tra </w:t>
-      </w:r>
-      <w:proofErr w:type="spellStart"/>
-      <w:r>
-        <w:rPr>
-          <w:rFonts w:asciiTheme="minorHAnsi" w:hAnsiTheme="minorHAnsi" w:cstheme="minorHAnsi"/>
-          <w:color w:val="000000" w:themeColor="text1"/>
-        </w:rPr>
-        <w:t>Jetson</w:t>
-      </w:r>
-      <w:proofErr w:type="spellEnd"/>
-      <w:r>
-        <w:rPr>
-          <w:rFonts w:asciiTheme="minorHAnsi" w:hAnsiTheme="minorHAnsi" w:cstheme="minorHAnsi"/>
-          <w:color w:val="000000" w:themeColor="text1"/>
-        </w:rPr>
-        <w:t xml:space="preserve"> TX2 e M5StickCPlus) </w:t>
+        <w:t xml:space="preserve">: Comunicazione UART con il livello basso (verifica della comunicazione tra Jetson TX2 e M5StickCPlus) </w:t>
       </w:r>
     </w:p>
     <w:p>
@@ -871,23 +723,7 @@
           <w:rFonts w:asciiTheme="minorHAnsi" w:hAnsiTheme="minorHAnsi" w:cstheme="minorHAnsi"/>
           <w:color w:val="000000" w:themeColor="text1"/>
         </w:rPr>
-        <w:t xml:space="preserve"> </w:t>
-      </w:r>
-      <w:proofErr w:type="spellStart"/>
-      <w:r>
-        <w:rPr>
-          <w:rFonts w:asciiTheme="minorHAnsi" w:hAnsiTheme="minorHAnsi" w:cstheme="minorHAnsi"/>
-          <w:color w:val="000000" w:themeColor="text1"/>
-        </w:rPr>
-        <w:t>Jetson</w:t>
-      </w:r>
-      <w:proofErr w:type="spellEnd"/>
-      <w:r>
-        <w:rPr>
-          <w:rFonts w:asciiTheme="minorHAnsi" w:hAnsiTheme="minorHAnsi" w:cstheme="minorHAnsi"/>
-          <w:color w:val="000000" w:themeColor="text1"/>
-        </w:rPr>
-        <w:t xml:space="preserve"> TX2 all'M5StickCPlus e verificare l'integrità dei messaggi. Risultati: ko, accettabile, ok.</w:t>
+        <w:t xml:space="preserve"> Jetson TX2 all'M5StickCPlus e verificare l'integrità dei messaggi. Risultati: ko, accettabile, ok.</w:t>
       </w:r>
     </w:p>
     <w:p>
@@ -1098,17 +934,8 @@
                 <w:rFonts w:asciiTheme="minorHAnsi" w:hAnsiTheme="minorHAnsi" w:cstheme="minorHAnsi"/>
                 <w:color w:val="000000" w:themeColor="text1"/>
               </w:rPr>
-              <w:t>&gt;20%/</w:t>
+              <w:t>&gt;20%/hr</w:t>
             </w:r>
-            <w:proofErr w:type="spellStart"/>
-            <w:r>
-              <w:rPr>
-                <w:rFonts w:asciiTheme="minorHAnsi" w:hAnsiTheme="minorHAnsi" w:cstheme="minorHAnsi"/>
-                <w:color w:val="000000" w:themeColor="text1"/>
-              </w:rPr>
-              <w:t>hr</w:t>
-            </w:r>
-            <w:proofErr w:type="spellEnd"/>
           </w:p>
         </w:tc>
         <w:tc>
@@ -1136,17 +963,8 @@
                 <w:rFonts w:asciiTheme="minorHAnsi" w:hAnsiTheme="minorHAnsi" w:cstheme="minorHAnsi"/>
                 <w:color w:val="000000" w:themeColor="text1"/>
               </w:rPr>
-              <w:t>&lt;10%/</w:t>
+              <w:t>&lt;10%/hr</w:t>
             </w:r>
-            <w:proofErr w:type="spellStart"/>
-            <w:r>
-              <w:rPr>
-                <w:rFonts w:asciiTheme="minorHAnsi" w:hAnsiTheme="minorHAnsi" w:cstheme="minorHAnsi"/>
-                <w:color w:val="000000" w:themeColor="text1"/>
-              </w:rPr>
-              <w:t>hr</w:t>
-            </w:r>
-            <w:proofErr w:type="spellEnd"/>
           </w:p>
         </w:tc>
       </w:tr>
@@ -1319,23 +1137,7 @@
                 <w:rFonts w:asciiTheme="minorHAnsi" w:hAnsiTheme="minorHAnsi" w:cstheme="minorHAnsi"/>
                 <w:color w:val="000000" w:themeColor="text1"/>
               </w:rPr>
-              <w:t xml:space="preserve"> o data </w:t>
-            </w:r>
-            <w:proofErr w:type="spellStart"/>
-            <w:r>
-              <w:rPr>
-                <w:rFonts w:asciiTheme="minorHAnsi" w:hAnsiTheme="minorHAnsi" w:cstheme="minorHAnsi"/>
-                <w:color w:val="000000" w:themeColor="text1"/>
-              </w:rPr>
-              <w:t>loss</w:t>
-            </w:r>
-            <w:proofErr w:type="spellEnd"/>
-            <w:r>
-              <w:rPr>
-                <w:rFonts w:asciiTheme="minorHAnsi" w:hAnsiTheme="minorHAnsi" w:cstheme="minorHAnsi"/>
-                <w:color w:val="000000" w:themeColor="text1"/>
-              </w:rPr>
-              <w:t xml:space="preserve"> &gt; 15%</w:t>
+              <w:t xml:space="preserve"> o data loss &gt; 15%</w:t>
             </w:r>
           </w:p>
         </w:tc>
@@ -1357,23 +1159,7 @@
                 <w:rFonts w:asciiTheme="minorHAnsi" w:hAnsiTheme="minorHAnsi" w:cstheme="minorHAnsi"/>
                 <w:color w:val="000000" w:themeColor="text1"/>
               </w:rPr>
-              <w:t xml:space="preserve">Data </w:t>
-            </w:r>
-            <w:proofErr w:type="spellStart"/>
-            <w:r>
-              <w:rPr>
-                <w:rFonts w:asciiTheme="minorHAnsi" w:hAnsiTheme="minorHAnsi" w:cstheme="minorHAnsi"/>
-                <w:color w:val="000000" w:themeColor="text1"/>
-              </w:rPr>
-              <w:t>loss</w:t>
-            </w:r>
-            <w:proofErr w:type="spellEnd"/>
-            <w:r>
-              <w:rPr>
-                <w:rFonts w:asciiTheme="minorHAnsi" w:hAnsiTheme="minorHAnsi" w:cstheme="minorHAnsi"/>
-                <w:color w:val="000000" w:themeColor="text1"/>
-              </w:rPr>
-              <w:t xml:space="preserve"> &lt;15%</w:t>
+              <w:t>Data loss &lt;15%</w:t>
             </w:r>
           </w:p>
         </w:tc>
@@ -1395,23 +1181,7 @@
                 <w:rFonts w:asciiTheme="minorHAnsi" w:hAnsiTheme="minorHAnsi" w:cstheme="minorHAnsi"/>
                 <w:color w:val="000000" w:themeColor="text1"/>
               </w:rPr>
-              <w:t xml:space="preserve">Data </w:t>
-            </w:r>
-            <w:proofErr w:type="spellStart"/>
-            <w:r>
-              <w:rPr>
-                <w:rFonts w:asciiTheme="minorHAnsi" w:hAnsiTheme="minorHAnsi" w:cstheme="minorHAnsi"/>
-                <w:color w:val="000000" w:themeColor="text1"/>
-              </w:rPr>
-              <w:t>loss</w:t>
-            </w:r>
-            <w:proofErr w:type="spellEnd"/>
-            <w:r>
-              <w:rPr>
-                <w:rFonts w:asciiTheme="minorHAnsi" w:hAnsiTheme="minorHAnsi" w:cstheme="minorHAnsi"/>
-                <w:color w:val="000000" w:themeColor="text1"/>
-              </w:rPr>
-              <w:t xml:space="preserve"> &lt;5%</w:t>
+              <w:t>Data loss &lt;5%</w:t>
             </w:r>
           </w:p>
         </w:tc>
@@ -1457,23 +1227,7 @@
                 <w:rFonts w:asciiTheme="minorHAnsi" w:hAnsiTheme="minorHAnsi" w:cstheme="minorHAnsi"/>
                 <w:color w:val="000000" w:themeColor="text1"/>
               </w:rPr>
-              <w:t xml:space="preserve">Il sensore non è raggiungibile o data </w:t>
-            </w:r>
-            <w:proofErr w:type="spellStart"/>
-            <w:r>
-              <w:rPr>
-                <w:rFonts w:asciiTheme="minorHAnsi" w:hAnsiTheme="minorHAnsi" w:cstheme="minorHAnsi"/>
-                <w:color w:val="000000" w:themeColor="text1"/>
-              </w:rPr>
-              <w:t>loss</w:t>
-            </w:r>
-            <w:proofErr w:type="spellEnd"/>
-            <w:r>
-              <w:rPr>
-                <w:rFonts w:asciiTheme="minorHAnsi" w:hAnsiTheme="minorHAnsi" w:cstheme="minorHAnsi"/>
-                <w:color w:val="000000" w:themeColor="text1"/>
-              </w:rPr>
-              <w:t xml:space="preserve"> &gt; 15%</w:t>
+              <w:t>Il sensore non è raggiungibile o data loss &gt; 15%</w:t>
             </w:r>
           </w:p>
         </w:tc>
@@ -1495,23 +1249,7 @@
                 <w:rFonts w:asciiTheme="minorHAnsi" w:hAnsiTheme="minorHAnsi" w:cstheme="minorHAnsi"/>
                 <w:color w:val="000000" w:themeColor="text1"/>
               </w:rPr>
-              <w:t xml:space="preserve">Data </w:t>
-            </w:r>
-            <w:proofErr w:type="spellStart"/>
-            <w:r>
-              <w:rPr>
-                <w:rFonts w:asciiTheme="minorHAnsi" w:hAnsiTheme="minorHAnsi" w:cstheme="minorHAnsi"/>
-                <w:color w:val="000000" w:themeColor="text1"/>
-              </w:rPr>
-              <w:t>loss</w:t>
-            </w:r>
-            <w:proofErr w:type="spellEnd"/>
-            <w:r>
-              <w:rPr>
-                <w:rFonts w:asciiTheme="minorHAnsi" w:hAnsiTheme="minorHAnsi" w:cstheme="minorHAnsi"/>
-                <w:color w:val="000000" w:themeColor="text1"/>
-              </w:rPr>
-              <w:t xml:space="preserve"> &lt;15%</w:t>
+              <w:t>Data loss &lt;15%</w:t>
             </w:r>
           </w:p>
         </w:tc>
@@ -1533,23 +1271,7 @@
                 <w:rFonts w:asciiTheme="minorHAnsi" w:hAnsiTheme="minorHAnsi" w:cstheme="minorHAnsi"/>
                 <w:color w:val="000000" w:themeColor="text1"/>
               </w:rPr>
-              <w:t xml:space="preserve">Data </w:t>
-            </w:r>
-            <w:proofErr w:type="spellStart"/>
-            <w:r>
-              <w:rPr>
-                <w:rFonts w:asciiTheme="minorHAnsi" w:hAnsiTheme="minorHAnsi" w:cstheme="minorHAnsi"/>
-                <w:color w:val="000000" w:themeColor="text1"/>
-              </w:rPr>
-              <w:t>loss</w:t>
-            </w:r>
-            <w:proofErr w:type="spellEnd"/>
-            <w:r>
-              <w:rPr>
-                <w:rFonts w:asciiTheme="minorHAnsi" w:hAnsiTheme="minorHAnsi" w:cstheme="minorHAnsi"/>
-                <w:color w:val="000000" w:themeColor="text1"/>
-              </w:rPr>
-              <w:t xml:space="preserve"> &lt;5%</w:t>
+              <w:t>Data loss &lt;5%</w:t>
             </w:r>
           </w:p>
         </w:tc>
@@ -1598,23 +1320,7 @@
                 <w:rFonts w:asciiTheme="minorHAnsi" w:hAnsiTheme="minorHAnsi" w:cstheme="minorHAnsi"/>
                 <w:color w:val="000000" w:themeColor="text1"/>
               </w:rPr>
-              <w:t xml:space="preserve">La boa non è raggiungibile o data </w:t>
-            </w:r>
-            <w:proofErr w:type="spellStart"/>
-            <w:r>
-              <w:rPr>
-                <w:rFonts w:asciiTheme="minorHAnsi" w:hAnsiTheme="minorHAnsi" w:cstheme="minorHAnsi"/>
-                <w:color w:val="000000" w:themeColor="text1"/>
-              </w:rPr>
-              <w:t>loss</w:t>
-            </w:r>
-            <w:proofErr w:type="spellEnd"/>
-            <w:r>
-              <w:rPr>
-                <w:rFonts w:asciiTheme="minorHAnsi" w:hAnsiTheme="minorHAnsi" w:cstheme="minorHAnsi"/>
-                <w:color w:val="000000" w:themeColor="text1"/>
-              </w:rPr>
-              <w:t xml:space="preserve"> &gt; 15%</w:t>
+              <w:t>La boa non è raggiungibile o data loss &gt; 15%</w:t>
             </w:r>
           </w:p>
         </w:tc>
@@ -1636,23 +1342,7 @@
                 <w:rFonts w:asciiTheme="minorHAnsi" w:hAnsiTheme="minorHAnsi" w:cstheme="minorHAnsi"/>
                 <w:color w:val="000000" w:themeColor="text1"/>
               </w:rPr>
-              <w:t xml:space="preserve">Data </w:t>
-            </w:r>
-            <w:proofErr w:type="spellStart"/>
-            <w:r>
-              <w:rPr>
-                <w:rFonts w:asciiTheme="minorHAnsi" w:hAnsiTheme="minorHAnsi" w:cstheme="minorHAnsi"/>
-                <w:color w:val="000000" w:themeColor="text1"/>
-              </w:rPr>
-              <w:t>loss</w:t>
-            </w:r>
-            <w:proofErr w:type="spellEnd"/>
-            <w:r>
-              <w:rPr>
-                <w:rFonts w:asciiTheme="minorHAnsi" w:hAnsiTheme="minorHAnsi" w:cstheme="minorHAnsi"/>
-                <w:color w:val="000000" w:themeColor="text1"/>
-              </w:rPr>
-              <w:t xml:space="preserve"> &lt;15%</w:t>
+              <w:t>Data loss &lt;15%</w:t>
             </w:r>
           </w:p>
         </w:tc>
@@ -1674,23 +1364,7 @@
                 <w:rFonts w:asciiTheme="minorHAnsi" w:hAnsiTheme="minorHAnsi" w:cstheme="minorHAnsi"/>
                 <w:color w:val="000000" w:themeColor="text1"/>
               </w:rPr>
-              <w:t xml:space="preserve">Data </w:t>
-            </w:r>
-            <w:proofErr w:type="spellStart"/>
-            <w:r>
-              <w:rPr>
-                <w:rFonts w:asciiTheme="minorHAnsi" w:hAnsiTheme="minorHAnsi" w:cstheme="minorHAnsi"/>
-                <w:color w:val="000000" w:themeColor="text1"/>
-              </w:rPr>
-              <w:t>loss</w:t>
-            </w:r>
-            <w:proofErr w:type="spellEnd"/>
-            <w:r>
-              <w:rPr>
-                <w:rFonts w:asciiTheme="minorHAnsi" w:hAnsiTheme="minorHAnsi" w:cstheme="minorHAnsi"/>
-                <w:color w:val="000000" w:themeColor="text1"/>
-              </w:rPr>
-              <w:t xml:space="preserve"> &lt;5%</w:t>
+              <w:t>Data loss &lt;5%</w:t>
             </w:r>
           </w:p>
         </w:tc>
@@ -1743,23 +1417,7 @@
                 <w:rFonts w:asciiTheme="minorHAnsi" w:hAnsiTheme="minorHAnsi" w:cstheme="minorHAnsi"/>
                 <w:color w:val="000000" w:themeColor="text1"/>
               </w:rPr>
-              <w:t xml:space="preserve"> non è raggiungibile o data </w:t>
-            </w:r>
-            <w:proofErr w:type="spellStart"/>
-            <w:r>
-              <w:rPr>
-                <w:rFonts w:asciiTheme="minorHAnsi" w:hAnsiTheme="minorHAnsi" w:cstheme="minorHAnsi"/>
-                <w:color w:val="000000" w:themeColor="text1"/>
-              </w:rPr>
-              <w:t>loss</w:t>
-            </w:r>
-            <w:proofErr w:type="spellEnd"/>
-            <w:r>
-              <w:rPr>
-                <w:rFonts w:asciiTheme="minorHAnsi" w:hAnsiTheme="minorHAnsi" w:cstheme="minorHAnsi"/>
-                <w:color w:val="000000" w:themeColor="text1"/>
-              </w:rPr>
-              <w:t xml:space="preserve"> &gt; 15%</w:t>
+              <w:t xml:space="preserve"> non è raggiungibile o data loss &gt; 15%</w:t>
             </w:r>
           </w:p>
         </w:tc>
@@ -1781,23 +1439,7 @@
                 <w:rFonts w:asciiTheme="minorHAnsi" w:hAnsiTheme="minorHAnsi" w:cstheme="minorHAnsi"/>
                 <w:color w:val="000000" w:themeColor="text1"/>
               </w:rPr>
-              <w:t xml:space="preserve">Data </w:t>
-            </w:r>
-            <w:proofErr w:type="spellStart"/>
-            <w:r>
-              <w:rPr>
-                <w:rFonts w:asciiTheme="minorHAnsi" w:hAnsiTheme="minorHAnsi" w:cstheme="minorHAnsi"/>
-                <w:color w:val="000000" w:themeColor="text1"/>
-              </w:rPr>
-              <w:t>loss</w:t>
-            </w:r>
-            <w:proofErr w:type="spellEnd"/>
-            <w:r>
-              <w:rPr>
-                <w:rFonts w:asciiTheme="minorHAnsi" w:hAnsiTheme="minorHAnsi" w:cstheme="minorHAnsi"/>
-                <w:color w:val="000000" w:themeColor="text1"/>
-              </w:rPr>
-              <w:t xml:space="preserve"> &lt;15%</w:t>
+              <w:t>Data loss &lt;15%</w:t>
             </w:r>
           </w:p>
         </w:tc>
@@ -1819,23 +1461,7 @@
                 <w:rFonts w:asciiTheme="minorHAnsi" w:hAnsiTheme="minorHAnsi" w:cstheme="minorHAnsi"/>
                 <w:color w:val="000000" w:themeColor="text1"/>
               </w:rPr>
-              <w:t xml:space="preserve">Data </w:t>
-            </w:r>
-            <w:proofErr w:type="spellStart"/>
-            <w:r>
-              <w:rPr>
-                <w:rFonts w:asciiTheme="minorHAnsi" w:hAnsiTheme="minorHAnsi" w:cstheme="minorHAnsi"/>
-                <w:color w:val="000000" w:themeColor="text1"/>
-              </w:rPr>
-              <w:t>loss</w:t>
-            </w:r>
-            <w:proofErr w:type="spellEnd"/>
-            <w:r>
-              <w:rPr>
-                <w:rFonts w:asciiTheme="minorHAnsi" w:hAnsiTheme="minorHAnsi" w:cstheme="minorHAnsi"/>
-                <w:color w:val="000000" w:themeColor="text1"/>
-              </w:rPr>
-              <w:t xml:space="preserve"> &lt;5%</w:t>
+              <w:t>Data loss &lt;5%</w:t>
             </w:r>
           </w:p>
         </w:tc>
@@ -2325,23 +1951,7 @@
                 <w:rFonts w:asciiTheme="minorHAnsi" w:hAnsiTheme="minorHAnsi" w:cstheme="minorHAnsi"/>
                 <w:color w:val="000000" w:themeColor="text1"/>
               </w:rPr>
-              <w:t xml:space="preserve"> data </w:t>
-            </w:r>
-            <w:proofErr w:type="spellStart"/>
-            <w:r>
-              <w:rPr>
-                <w:rFonts w:asciiTheme="minorHAnsi" w:hAnsiTheme="minorHAnsi" w:cstheme="minorHAnsi"/>
-                <w:color w:val="000000" w:themeColor="text1"/>
-              </w:rPr>
-              <w:t>loss</w:t>
-            </w:r>
-            <w:proofErr w:type="spellEnd"/>
-            <w:r>
-              <w:rPr>
-                <w:rFonts w:asciiTheme="minorHAnsi" w:hAnsiTheme="minorHAnsi" w:cstheme="minorHAnsi"/>
-                <w:color w:val="000000" w:themeColor="text1"/>
-              </w:rPr>
-              <w:t xml:space="preserve"> &gt; 10%</w:t>
+              <w:t xml:space="preserve"> data loss &gt; 10%</w:t>
             </w:r>
           </w:p>
         </w:tc>
@@ -2363,23 +1973,7 @@
                 <w:rFonts w:asciiTheme="minorHAnsi" w:hAnsiTheme="minorHAnsi" w:cstheme="minorHAnsi"/>
                 <w:color w:val="000000" w:themeColor="text1"/>
               </w:rPr>
-              <w:t xml:space="preserve">Data </w:t>
-            </w:r>
-            <w:proofErr w:type="spellStart"/>
-            <w:r>
-              <w:rPr>
-                <w:rFonts w:asciiTheme="minorHAnsi" w:hAnsiTheme="minorHAnsi" w:cstheme="minorHAnsi"/>
-                <w:color w:val="000000" w:themeColor="text1"/>
-              </w:rPr>
-              <w:t>loss</w:t>
-            </w:r>
-            <w:proofErr w:type="spellEnd"/>
-            <w:r>
-              <w:rPr>
-                <w:rFonts w:asciiTheme="minorHAnsi" w:hAnsiTheme="minorHAnsi" w:cstheme="minorHAnsi"/>
-                <w:color w:val="000000" w:themeColor="text1"/>
-              </w:rPr>
-              <w:t xml:space="preserve"> &lt;15%</w:t>
+              <w:t>Data loss &lt;15%</w:t>
             </w:r>
           </w:p>
         </w:tc>
@@ -2401,23 +1995,7 @@
                 <w:rFonts w:asciiTheme="minorHAnsi" w:hAnsiTheme="minorHAnsi" w:cstheme="minorHAnsi"/>
                 <w:color w:val="000000" w:themeColor="text1"/>
               </w:rPr>
-              <w:t xml:space="preserve">Data </w:t>
-            </w:r>
-            <w:proofErr w:type="spellStart"/>
-            <w:r>
-              <w:rPr>
-                <w:rFonts w:asciiTheme="minorHAnsi" w:hAnsiTheme="minorHAnsi" w:cstheme="minorHAnsi"/>
-                <w:color w:val="000000" w:themeColor="text1"/>
-              </w:rPr>
-              <w:t>loss</w:t>
-            </w:r>
-            <w:proofErr w:type="spellEnd"/>
-            <w:r>
-              <w:rPr>
-                <w:rFonts w:asciiTheme="minorHAnsi" w:hAnsiTheme="minorHAnsi" w:cstheme="minorHAnsi"/>
-                <w:color w:val="000000" w:themeColor="text1"/>
-              </w:rPr>
-              <w:t xml:space="preserve"> &lt;5%</w:t>
+              <w:t>Data loss &lt;5%</w:t>
             </w:r>
           </w:p>
         </w:tc>
@@ -2629,14 +2207,12 @@
                 <w:rFonts w:asciiTheme="minorHAnsi" w:hAnsiTheme="minorHAnsi" w:cstheme="minorHAnsi"/>
               </w:rPr>
             </w:pPr>
-            <w:proofErr w:type="spellStart"/>
             <w:r>
               <w:rPr>
                 <w:rFonts w:asciiTheme="minorHAnsi" w:hAnsiTheme="minorHAnsi" w:cstheme="minorHAnsi"/>
               </w:rPr>
               <w:t>Threshold</w:t>
             </w:r>
-            <w:proofErr w:type="spellEnd"/>
           </w:p>
         </w:tc>
       </w:tr>
@@ -2757,25 +2333,7 @@
                 <w:color w:val="000000" w:themeColor="text1"/>
                 <w:lang w:val="en-US"/>
               </w:rPr>
-              <w:t xml:space="preserve"> USB-</w:t>
-            </w:r>
-            <w:proofErr w:type="spellStart"/>
-            <w:r>
-              <w:rPr>
-                <w:rFonts w:asciiTheme="minorHAnsi" w:hAnsiTheme="minorHAnsi" w:cstheme="minorHAnsi"/>
-                <w:color w:val="000000" w:themeColor="text1"/>
-                <w:lang w:val="en-US"/>
-              </w:rPr>
-              <w:t>TypeC</w:t>
-            </w:r>
-            <w:proofErr w:type="spellEnd"/>
-            <w:r>
-              <w:rPr>
-                <w:rFonts w:asciiTheme="minorHAnsi" w:hAnsiTheme="minorHAnsi" w:cstheme="minorHAnsi"/>
-                <w:color w:val="000000" w:themeColor="text1"/>
-                <w:lang w:val="en-US"/>
-              </w:rPr>
-              <w:t xml:space="preserve"> PDB</w:t>
+              <w:t xml:space="preserve"> USB-TypeC PDB</w:t>
             </w:r>
           </w:p>
         </w:tc>
@@ -2836,7 +2394,6 @@
                 <w:color w:val="000000" w:themeColor="text1"/>
               </w:rPr>
             </w:pPr>
-            <w:proofErr w:type="spellStart"/>
             <w:r>
               <w:rPr>
                 <w:rFonts w:asciiTheme="minorHAnsi" w:hAnsiTheme="minorHAnsi" w:cstheme="minorHAnsi"/>
@@ -2844,7 +2401,6 @@
               </w:rPr>
               <w:t>UM_PB_Discharge_Rate</w:t>
             </w:r>
-            <w:proofErr w:type="spellEnd"/>
           </w:p>
         </w:tc>
         <w:tc>
@@ -2869,19 +2425,8 @@
                 <w:bCs/>
                 <w:color w:val="000000" w:themeColor="text1"/>
               </w:rPr>
-              <w:t>&lt;10%/</w:t>
+              <w:t>&lt;10%/hr</w:t>
             </w:r>
-            <w:proofErr w:type="spellStart"/>
-            <w:r>
-              <w:rPr>
-                <w:rFonts w:asciiTheme="minorHAnsi" w:hAnsiTheme="minorHAnsi" w:cstheme="minorHAnsi"/>
-                <w:b/>
-                <w:bCs/>
-                <w:color w:val="000000" w:themeColor="text1"/>
-              </w:rPr>
-              <w:t>hr</w:t>
-            </w:r>
-            <w:proofErr w:type="spellEnd"/>
           </w:p>
         </w:tc>
       </w:tr>
@@ -2917,21 +2462,7 @@
               <w:rPr>
                 <w:rFonts w:asciiTheme="minorHAnsi" w:hAnsiTheme="minorHAnsi" w:cstheme="minorHAnsi"/>
               </w:rPr>
-              <w:t>1. X-</w:t>
-            </w:r>
-            <w:proofErr w:type="spellStart"/>
-            <w:r>
-              <w:rPr>
-                <w:rFonts w:asciiTheme="minorHAnsi" w:hAnsiTheme="minorHAnsi" w:cstheme="minorHAnsi"/>
-              </w:rPr>
-              <w:t>sense</w:t>
-            </w:r>
-            <w:proofErr w:type="spellEnd"/>
-            <w:r>
-              <w:rPr>
-                <w:rFonts w:asciiTheme="minorHAnsi" w:hAnsiTheme="minorHAnsi" w:cstheme="minorHAnsi"/>
-              </w:rPr>
-              <w:t xml:space="preserve"> IMU</w:t>
+              <w:t>1. X-sense IMU</w:t>
             </w:r>
           </w:p>
         </w:tc>
@@ -2987,14 +2518,12 @@
                 <w:rFonts w:asciiTheme="minorHAnsi" w:hAnsiTheme="minorHAnsi" w:cstheme="minorHAnsi"/>
               </w:rPr>
             </w:pPr>
-            <w:proofErr w:type="spellStart"/>
             <w:r>
               <w:rPr>
                 <w:rFonts w:asciiTheme="minorHAnsi" w:hAnsiTheme="minorHAnsi" w:cstheme="minorHAnsi"/>
               </w:rPr>
               <w:t>UM_Xsense_DataLoss</w:t>
             </w:r>
-            <w:proofErr w:type="spellEnd"/>
           </w:p>
         </w:tc>
         <w:tc>
@@ -3057,30 +2586,8 @@
               <w:rPr>
                 <w:rFonts w:asciiTheme="minorHAnsi" w:hAnsiTheme="minorHAnsi" w:cstheme="minorHAnsi"/>
               </w:rPr>
-              <w:t xml:space="preserve">2. MS5837 </w:t>
+              <w:t>2. MS5837 depth sensor</w:t>
             </w:r>
-            <w:proofErr w:type="spellStart"/>
-            <w:r>
-              <w:rPr>
-                <w:rFonts w:asciiTheme="minorHAnsi" w:hAnsiTheme="minorHAnsi" w:cstheme="minorHAnsi"/>
-              </w:rPr>
-              <w:t>depth</w:t>
-            </w:r>
-            <w:proofErr w:type="spellEnd"/>
-            <w:r>
-              <w:rPr>
-                <w:rFonts w:asciiTheme="minorHAnsi" w:hAnsiTheme="minorHAnsi" w:cstheme="minorHAnsi"/>
-              </w:rPr>
-              <w:t xml:space="preserve"> </w:t>
-            </w:r>
-            <w:proofErr w:type="spellStart"/>
-            <w:r>
-              <w:rPr>
-                <w:rFonts w:asciiTheme="minorHAnsi" w:hAnsiTheme="minorHAnsi" w:cstheme="minorHAnsi"/>
-              </w:rPr>
-              <w:t>sensor</w:t>
-            </w:r>
-            <w:proofErr w:type="spellEnd"/>
           </w:p>
         </w:tc>
         <w:tc>
@@ -3270,14 +2777,12 @@
                 <w:rFonts w:asciiTheme="minorHAnsi" w:hAnsiTheme="minorHAnsi" w:cstheme="minorHAnsi"/>
               </w:rPr>
             </w:pPr>
-            <w:proofErr w:type="spellStart"/>
             <w:r>
               <w:rPr>
                 <w:rFonts w:asciiTheme="minorHAnsi" w:hAnsiTheme="minorHAnsi" w:cstheme="minorHAnsi"/>
               </w:rPr>
               <w:t>UM_USBL_DataLoss</w:t>
             </w:r>
-            <w:proofErr w:type="spellEnd"/>
           </w:p>
         </w:tc>
         <w:tc>
@@ -3389,7 +2894,6 @@
                 <w:color w:val="000000" w:themeColor="text1"/>
               </w:rPr>
             </w:pPr>
-            <w:proofErr w:type="spellStart"/>
             <w:r>
               <w:rPr>
                 <w:rFonts w:asciiTheme="minorHAnsi" w:hAnsiTheme="minorHAnsi" w:cstheme="minorHAnsi"/>
@@ -3397,7 +2901,6 @@
               </w:rPr>
               <w:t>UM_USBLANGLES_Loss</w:t>
             </w:r>
-            <w:proofErr w:type="spellEnd"/>
           </w:p>
         </w:tc>
         <w:tc>
@@ -3508,7 +3011,6 @@
                 <w:color w:val="000000" w:themeColor="text1"/>
               </w:rPr>
             </w:pPr>
-            <w:proofErr w:type="spellStart"/>
             <w:r>
               <w:rPr>
                 <w:rFonts w:asciiTheme="minorHAnsi" w:hAnsiTheme="minorHAnsi" w:cstheme="minorHAnsi"/>
@@ -3516,7 +3018,6 @@
               </w:rPr>
               <w:t>UM_USBLLONG_Loss</w:t>
             </w:r>
-            <w:proofErr w:type="spellEnd"/>
           </w:p>
         </w:tc>
         <w:tc>
@@ -3588,16 +3089,8 @@
               <w:rPr>
                 <w:rFonts w:asciiTheme="minorHAnsi" w:hAnsiTheme="minorHAnsi" w:cstheme="minorHAnsi"/>
               </w:rPr>
-              <w:t xml:space="preserve">Filtro di </w:t>
+              <w:t>Filtro di Kalman</w:t>
             </w:r>
-            <w:proofErr w:type="spellStart"/>
-            <w:r>
-              <w:rPr>
-                <w:rFonts w:asciiTheme="minorHAnsi" w:hAnsiTheme="minorHAnsi" w:cstheme="minorHAnsi"/>
-              </w:rPr>
-              <w:t>Kalman</w:t>
-            </w:r>
-            <w:proofErr w:type="spellEnd"/>
           </w:p>
         </w:tc>
         <w:tc>
@@ -3652,14 +3145,12 @@
                 <w:rFonts w:asciiTheme="minorHAnsi" w:hAnsiTheme="minorHAnsi" w:cstheme="minorHAnsi"/>
               </w:rPr>
             </w:pPr>
-            <w:proofErr w:type="spellStart"/>
             <w:r>
               <w:rPr>
                 <w:rFonts w:asciiTheme="minorHAnsi" w:hAnsiTheme="minorHAnsi" w:cstheme="minorHAnsi"/>
               </w:rPr>
               <w:t>UM_Kalman_MSE</w:t>
             </w:r>
-            <w:proofErr w:type="spellEnd"/>
           </w:p>
         </w:tc>
         <w:tc>
@@ -3960,49 +3451,8 @@
           <w:rFonts w:asciiTheme="minorHAnsi" w:hAnsiTheme="minorHAnsi" w:cstheme="minorHAnsi"/>
           <w:lang w:val="en-US"/>
         </w:rPr>
-        <w:t>Hardware: Power Bank + USB-</w:t>
-      </w:r>
-      <w:proofErr w:type="spellStart"/>
-      <w:r>
-        <w:rPr>
-          <w:rFonts w:asciiTheme="minorHAnsi" w:hAnsiTheme="minorHAnsi" w:cstheme="minorHAnsi"/>
-          <w:lang w:val="en-US"/>
-        </w:rPr>
-        <w:t>TypeC</w:t>
-      </w:r>
-      <w:proofErr w:type="spellEnd"/>
-      <w:r>
-        <w:rPr>
-          <w:rFonts w:asciiTheme="minorHAnsi" w:hAnsiTheme="minorHAnsi" w:cstheme="minorHAnsi"/>
-          <w:lang w:val="en-US"/>
-        </w:rPr>
-        <w:t xml:space="preserve"> PDB + Jetson TX2 + Tutti </w:t>
-      </w:r>
-      <w:proofErr w:type="spellStart"/>
-      <w:r>
-        <w:rPr>
-          <w:rFonts w:asciiTheme="minorHAnsi" w:hAnsiTheme="minorHAnsi" w:cstheme="minorHAnsi"/>
-          <w:lang w:val="en-US"/>
-        </w:rPr>
-        <w:t>i</w:t>
-      </w:r>
-      <w:proofErr w:type="spellEnd"/>
-      <w:r>
-        <w:rPr>
-          <w:rFonts w:asciiTheme="minorHAnsi" w:hAnsiTheme="minorHAnsi" w:cstheme="minorHAnsi"/>
-          <w:lang w:val="en-US"/>
-        </w:rPr>
-        <w:t xml:space="preserve"> </w:t>
-      </w:r>
-      <w:proofErr w:type="spellStart"/>
-      <w:r>
-        <w:rPr>
-          <w:rFonts w:asciiTheme="minorHAnsi" w:hAnsiTheme="minorHAnsi" w:cstheme="minorHAnsi"/>
-          <w:lang w:val="en-US"/>
-        </w:rPr>
-        <w:t>sensori</w:t>
-      </w:r>
-      <w:proofErr w:type="spellEnd"/>
+        <w:t>Hardware: Power Bank + USB-TypeC PDB + Jetson TX2 + Tutti i sensori</w:t>
+      </w:r>
     </w:p>
     <w:p>
       <w:pPr>
@@ -4106,21 +3556,7 @@
         <w:rPr>
           <w:rFonts w:asciiTheme="minorHAnsi" w:hAnsiTheme="minorHAnsi" w:cstheme="minorHAnsi"/>
         </w:rPr>
-        <w:t>Collegare tutti i componenti dell'UM (</w:t>
-      </w:r>
-      <w:proofErr w:type="spellStart"/>
-      <w:r>
-        <w:rPr>
-          <w:rFonts w:asciiTheme="minorHAnsi" w:hAnsiTheme="minorHAnsi" w:cstheme="minorHAnsi"/>
-        </w:rPr>
-        <w:t>Jetson</w:t>
-      </w:r>
-      <w:proofErr w:type="spellEnd"/>
-      <w:r>
-        <w:rPr>
-          <w:rFonts w:asciiTheme="minorHAnsi" w:hAnsiTheme="minorHAnsi" w:cstheme="minorHAnsi"/>
-        </w:rPr>
-        <w:t xml:space="preserve"> TX2, IMU, sensore di profondità, USBL)</w:t>
+        <w:t>Collegare tutti i componenti dell'UM (Jetson TX2, IMU, sensore di profondità, USBL)</w:t>
       </w:r>
     </w:p>
     <w:p>
@@ -4174,35 +3610,7 @@
         <w:rPr>
           <w:rFonts w:asciiTheme="minorHAnsi" w:hAnsiTheme="minorHAnsi" w:cstheme="minorHAnsi"/>
         </w:rPr>
-        <w:t>Calcolare il tasso di scarica: (</w:t>
-      </w:r>
-      <w:proofErr w:type="spellStart"/>
-      <w:r>
-        <w:rPr>
-          <w:rFonts w:asciiTheme="minorHAnsi" w:hAnsiTheme="minorHAnsi" w:cstheme="minorHAnsi"/>
-        </w:rPr>
-        <w:t>percentuale_iniziale</w:t>
-      </w:r>
-      <w:proofErr w:type="spellEnd"/>
-      <w:r>
-        <w:rPr>
-          <w:rFonts w:asciiTheme="minorHAnsi" w:hAnsiTheme="minorHAnsi" w:cstheme="minorHAnsi"/>
-        </w:rPr>
-        <w:t xml:space="preserve"> - </w:t>
-      </w:r>
-      <w:proofErr w:type="spellStart"/>
-      <w:r>
-        <w:rPr>
-          <w:rFonts w:asciiTheme="minorHAnsi" w:hAnsiTheme="minorHAnsi" w:cstheme="minorHAnsi"/>
-        </w:rPr>
-        <w:t>percentuale_finale</w:t>
-      </w:r>
-      <w:proofErr w:type="spellEnd"/>
-      <w:r>
-        <w:rPr>
-          <w:rFonts w:asciiTheme="minorHAnsi" w:hAnsiTheme="minorHAnsi" w:cstheme="minorHAnsi"/>
-        </w:rPr>
-        <w:t>) / ore</w:t>
+        <w:t>Calcolare il tasso di scarica: (percentuale_iniziale - percentuale_finale) / ore</w:t>
       </w:r>
     </w:p>
     <w:p>
@@ -4226,70 +3634,12 @@
           <w:rFonts w:asciiTheme="minorHAnsi" w:hAnsiTheme="minorHAnsi" w:cstheme="minorHAnsi"/>
         </w:rPr>
       </w:pPr>
-      <w:proofErr w:type="spellStart"/>
-      <w:r>
-        <w:rPr>
-          <w:rFonts w:asciiTheme="minorHAnsi" w:hAnsiTheme="minorHAnsi" w:cstheme="minorHAnsi"/>
-        </w:rPr>
-        <w:t>Tasso_Scarica</w:t>
-      </w:r>
-      <w:proofErr w:type="spellEnd"/>
-      <w:r>
-        <w:rPr>
-          <w:rFonts w:asciiTheme="minorHAnsi" w:hAnsiTheme="minorHAnsi" w:cstheme="minorHAnsi"/>
-        </w:rPr>
-        <w:t xml:space="preserve"> [%/</w:t>
-      </w:r>
-      <w:proofErr w:type="spellStart"/>
-      <w:r>
-        <w:rPr>
-          <w:rFonts w:asciiTheme="minorHAnsi" w:hAnsiTheme="minorHAnsi" w:cstheme="minorHAnsi"/>
-        </w:rPr>
-        <w:t>hr</w:t>
-      </w:r>
-      <w:proofErr w:type="spellEnd"/>
-      <w:r>
-        <w:rPr>
-          <w:rFonts w:asciiTheme="minorHAnsi" w:hAnsiTheme="minorHAnsi" w:cstheme="minorHAnsi"/>
-        </w:rPr>
-        <w:t>] = (</w:t>
-      </w:r>
-      <w:proofErr w:type="spellStart"/>
-      <w:r>
-        <w:rPr>
-          <w:rFonts w:asciiTheme="minorHAnsi" w:hAnsiTheme="minorHAnsi" w:cstheme="minorHAnsi"/>
-        </w:rPr>
-        <w:t>Batteria_inizio</w:t>
-      </w:r>
-      <w:proofErr w:type="spellEnd"/>
-      <w:r>
-        <w:rPr>
-          <w:rFonts w:asciiTheme="minorHAnsi" w:hAnsiTheme="minorHAnsi" w:cstheme="minorHAnsi"/>
-        </w:rPr>
-        <w:t xml:space="preserve"> - </w:t>
-      </w:r>
-      <w:proofErr w:type="spellStart"/>
-      <w:r>
-        <w:rPr>
-          <w:rFonts w:asciiTheme="minorHAnsi" w:hAnsiTheme="minorHAnsi" w:cstheme="minorHAnsi"/>
-        </w:rPr>
-        <w:t>Batteria_fine</w:t>
-      </w:r>
-      <w:proofErr w:type="spellEnd"/>
-      <w:r>
-        <w:rPr>
-          <w:rFonts w:asciiTheme="minorHAnsi" w:hAnsiTheme="minorHAnsi" w:cstheme="minorHAnsi"/>
-        </w:rPr>
-        <w:t xml:space="preserve">) / </w:t>
-      </w:r>
-      <w:proofErr w:type="spellStart"/>
-      <w:r>
-        <w:rPr>
-          <w:rFonts w:asciiTheme="minorHAnsi" w:hAnsiTheme="minorHAnsi" w:cstheme="minorHAnsi"/>
-        </w:rPr>
-        <w:t>Durata_Test_ore</w:t>
-      </w:r>
-      <w:proofErr w:type="spellEnd"/>
+      <w:r>
+        <w:rPr>
+          <w:rFonts w:asciiTheme="minorHAnsi" w:hAnsiTheme="minorHAnsi" w:cstheme="minorHAnsi"/>
+        </w:rPr>
+        <w:t>Tasso_Scarica [%/hr] = (Batteria_inizio - Batteria_fine) / Durata_Test_ore</w:t>
+      </w:r>
     </w:p>
     <w:p>
       <w:pPr>
@@ -4355,16 +3705,8 @@
         <w:rPr>
           <w:rFonts w:asciiTheme="minorHAnsi" w:hAnsiTheme="minorHAnsi" w:cstheme="minorHAnsi"/>
         </w:rPr>
-        <w:t>: Tasso di scarica &gt; 20%/</w:t>
-      </w:r>
-      <w:proofErr w:type="spellStart"/>
-      <w:r>
-        <w:rPr>
-          <w:rFonts w:asciiTheme="minorHAnsi" w:hAnsiTheme="minorHAnsi" w:cstheme="minorHAnsi"/>
-        </w:rPr>
-        <w:t>hr</w:t>
-      </w:r>
-      <w:proofErr w:type="spellEnd"/>
+        <w:t>: Tasso di scarica &gt; 20%/hr</w:t>
+      </w:r>
     </w:p>
     <w:p>
       <w:pPr>
@@ -4389,16 +3731,8 @@
         <w:rPr>
           <w:rFonts w:asciiTheme="minorHAnsi" w:hAnsiTheme="minorHAnsi" w:cstheme="minorHAnsi"/>
         </w:rPr>
-        <w:t>: Tasso di scarica &lt; 10%/</w:t>
-      </w:r>
-      <w:proofErr w:type="spellStart"/>
-      <w:r>
-        <w:rPr>
-          <w:rFonts w:asciiTheme="minorHAnsi" w:hAnsiTheme="minorHAnsi" w:cstheme="minorHAnsi"/>
-        </w:rPr>
-        <w:t>hr</w:t>
-      </w:r>
-      <w:proofErr w:type="spellEnd"/>
+        <w:t>: Tasso di scarica &lt; 10%/hr</w:t>
+      </w:r>
     </w:p>
     <w:p>
       <w:pPr>
@@ -4467,21 +3801,7 @@
         <w:rPr>
           <w:rFonts w:asciiTheme="minorHAnsi" w:hAnsiTheme="minorHAnsi" w:cstheme="minorHAnsi"/>
         </w:rPr>
-        <w:t>Hardware: Assemblaggio completo dell'UM (</w:t>
-      </w:r>
-      <w:proofErr w:type="spellStart"/>
-      <w:r>
-        <w:rPr>
-          <w:rFonts w:asciiTheme="minorHAnsi" w:hAnsiTheme="minorHAnsi" w:cstheme="minorHAnsi"/>
-        </w:rPr>
-        <w:t>casing</w:t>
-      </w:r>
-      <w:proofErr w:type="spellEnd"/>
-      <w:r>
-        <w:rPr>
-          <w:rFonts w:asciiTheme="minorHAnsi" w:hAnsiTheme="minorHAnsi" w:cstheme="minorHAnsi"/>
-        </w:rPr>
-        <w:t xml:space="preserve"> sigillato)</w:t>
+        <w:t>Hardware: Assemblaggio completo dell'UM (casing sigillato)</w:t>
       </w:r>
     </w:p>
     <w:p>
@@ -4550,21 +3870,7 @@
         <w:rPr>
           <w:rFonts w:asciiTheme="minorHAnsi" w:hAnsiTheme="minorHAnsi" w:cstheme="minorHAnsi"/>
         </w:rPr>
-        <w:t xml:space="preserve">Sigillare l'UM nel </w:t>
-      </w:r>
-      <w:proofErr w:type="spellStart"/>
-      <w:r>
-        <w:rPr>
-          <w:rFonts w:asciiTheme="minorHAnsi" w:hAnsiTheme="minorHAnsi" w:cstheme="minorHAnsi"/>
-        </w:rPr>
-        <w:t>casing</w:t>
-      </w:r>
-      <w:proofErr w:type="spellEnd"/>
-      <w:r>
-        <w:rPr>
-          <w:rFonts w:asciiTheme="minorHAnsi" w:hAnsiTheme="minorHAnsi" w:cstheme="minorHAnsi"/>
-        </w:rPr>
-        <w:t xml:space="preserve"> impermeabile</w:t>
+        <w:t>Sigillare l'UM nel casing impermeabile</w:t>
       </w:r>
     </w:p>
     <w:p>
@@ -4618,16 +3924,8 @@
         <w:rPr>
           <w:rFonts w:asciiTheme="minorHAnsi" w:hAnsiTheme="minorHAnsi" w:cstheme="minorHAnsi"/>
         </w:rPr>
-        <w:t xml:space="preserve">Arrestare il sistema e aprire il </w:t>
-      </w:r>
-      <w:proofErr w:type="spellStart"/>
-      <w:r>
-        <w:rPr>
-          <w:rFonts w:asciiTheme="minorHAnsi" w:hAnsiTheme="minorHAnsi" w:cstheme="minorHAnsi"/>
-        </w:rPr>
-        <w:t>casing</w:t>
-      </w:r>
-      <w:proofErr w:type="spellEnd"/>
+        <w:t>Arrestare il sistema e aprire il casing</w:t>
+      </w:r>
     </w:p>
     <w:p>
       <w:pPr>
@@ -5006,21 +4304,7 @@
         <w:rPr>
           <w:rFonts w:asciiTheme="minorHAnsi" w:hAnsiTheme="minorHAnsi" w:cstheme="minorHAnsi"/>
         </w:rPr>
-        <w:t>LOG_DIRECTORY = "</w:t>
-      </w:r>
-      <w:proofErr w:type="spellStart"/>
-      <w:r>
-        <w:rPr>
-          <w:rFonts w:asciiTheme="minorHAnsi" w:hAnsiTheme="minorHAnsi" w:cstheme="minorHAnsi"/>
-        </w:rPr>
-        <w:t>sensor_logs</w:t>
-      </w:r>
-      <w:proofErr w:type="spellEnd"/>
-      <w:r>
-        <w:rPr>
-          <w:rFonts w:asciiTheme="minorHAnsi" w:hAnsiTheme="minorHAnsi" w:cstheme="minorHAnsi"/>
-        </w:rPr>
-        <w:t>"</w:t>
+        <w:t>LOG_DIRECTORY = "sensor_logs"</w:t>
       </w:r>
     </w:p>
     <w:p>
@@ -5074,16 +4358,8 @@
         <w:rPr>
           <w:rFonts w:asciiTheme="minorHAnsi" w:hAnsiTheme="minorHAnsi" w:cstheme="minorHAnsi"/>
         </w:rPr>
-        <w:t xml:space="preserve">Arrestare con </w:t>
-      </w:r>
-      <w:proofErr w:type="spellStart"/>
-      <w:r>
-        <w:rPr>
-          <w:rFonts w:asciiTheme="minorHAnsi" w:hAnsiTheme="minorHAnsi" w:cstheme="minorHAnsi"/>
-        </w:rPr>
-        <w:t>Ctrl+C</w:t>
-      </w:r>
-      <w:proofErr w:type="spellEnd"/>
+        <w:t>Arrestare con Ctrl+C</w:t>
+      </w:r>
     </w:p>
     <w:p>
       <w:pPr>
@@ -5100,21 +4376,7 @@
         <w:rPr>
           <w:rFonts w:asciiTheme="minorHAnsi" w:hAnsiTheme="minorHAnsi" w:cstheme="minorHAnsi"/>
         </w:rPr>
-        <w:t>Analizzare il file generato `</w:t>
-      </w:r>
-      <w:proofErr w:type="spellStart"/>
-      <w:r>
-        <w:rPr>
-          <w:rFonts w:asciiTheme="minorHAnsi" w:hAnsiTheme="minorHAnsi" w:cstheme="minorHAnsi"/>
-        </w:rPr>
-        <w:t>sensor_logs</w:t>
-      </w:r>
-      <w:proofErr w:type="spellEnd"/>
-      <w:r>
-        <w:rPr>
-          <w:rFonts w:asciiTheme="minorHAnsi" w:hAnsiTheme="minorHAnsi" w:cstheme="minorHAnsi"/>
-        </w:rPr>
-        <w:t>/imu_.csv`</w:t>
+        <w:t>Analizzare il file generato `sensor_logs/imu_.csv`</w:t>
       </w:r>
     </w:p>
     <w:p>
@@ -5143,47 +4405,11 @@
           <w:rFonts w:asciiTheme="minorHAnsi" w:hAnsiTheme="minorHAnsi" w:cstheme="minorHAnsi"/>
         </w:rPr>
       </w:pPr>
-      <w:proofErr w:type="spellStart"/>
-      <w:r>
-        <w:rPr>
-          <w:rFonts w:asciiTheme="minorHAnsi" w:hAnsiTheme="minorHAnsi" w:cstheme="minorHAnsi"/>
-        </w:rPr>
-        <w:t>Campioni_Attesi</w:t>
-      </w:r>
-      <w:proofErr w:type="spellEnd"/>
-      <w:r>
-        <w:rPr>
-          <w:rFonts w:asciiTheme="minorHAnsi" w:hAnsiTheme="minorHAnsi" w:cstheme="minorHAnsi"/>
-        </w:rPr>
-        <w:t xml:space="preserve"> = </w:t>
-      </w:r>
-      <w:proofErr w:type="spellStart"/>
-      <w:r>
-        <w:rPr>
-          <w:rFonts w:asciiTheme="minorHAnsi" w:hAnsiTheme="minorHAnsi" w:cstheme="minorHAnsi"/>
-        </w:rPr>
-        <w:t>Durata_sec</w:t>
-      </w:r>
-      <w:proofErr w:type="spellEnd"/>
-      <w:r>
-        <w:rPr>
-          <w:rFonts w:asciiTheme="minorHAnsi" w:hAnsiTheme="minorHAnsi" w:cstheme="minorHAnsi"/>
-        </w:rPr>
-        <w:t xml:space="preserve"> × </w:t>
-      </w:r>
-      <w:proofErr w:type="spellStart"/>
-      <w:r>
-        <w:rPr>
-          <w:rFonts w:asciiTheme="minorHAnsi" w:hAnsiTheme="minorHAnsi" w:cstheme="minorHAnsi"/>
-        </w:rPr>
-        <w:t>Frequenza_IMU_Hz</w:t>
-      </w:r>
-      <w:proofErr w:type="spellEnd"/>
-      <w:r>
-        <w:rPr>
-          <w:rFonts w:asciiTheme="minorHAnsi" w:hAnsiTheme="minorHAnsi" w:cstheme="minorHAnsi"/>
-        </w:rPr>
-        <w:t xml:space="preserve"> = 120 × 50 = 6000</w:t>
+      <w:r>
+        <w:rPr>
+          <w:rFonts w:asciiTheme="minorHAnsi" w:hAnsiTheme="minorHAnsi" w:cstheme="minorHAnsi"/>
+        </w:rPr>
+        <w:t>Campioni_Attesi = Durata_sec × Frequenza_IMU_Hz = 120 × 50 = 6000</w:t>
       </w:r>
     </w:p>
     <w:p>
@@ -5197,47 +4423,11 @@
           <w:rFonts w:asciiTheme="minorHAnsi" w:hAnsiTheme="minorHAnsi" w:cstheme="minorHAnsi"/>
         </w:rPr>
       </w:pPr>
-      <w:proofErr w:type="spellStart"/>
-      <w:r>
-        <w:rPr>
-          <w:rFonts w:asciiTheme="minorHAnsi" w:hAnsiTheme="minorHAnsi" w:cstheme="minorHAnsi"/>
-        </w:rPr>
-        <w:t>Data_Loss</w:t>
-      </w:r>
-      <w:proofErr w:type="spellEnd"/>
-      <w:r>
-        <w:rPr>
-          <w:rFonts w:asciiTheme="minorHAnsi" w:hAnsiTheme="minorHAnsi" w:cstheme="minorHAnsi"/>
-        </w:rPr>
-        <w:t xml:space="preserve"> = (1 - </w:t>
-      </w:r>
-      <w:proofErr w:type="spellStart"/>
-      <w:r>
-        <w:rPr>
-          <w:rFonts w:asciiTheme="minorHAnsi" w:hAnsiTheme="minorHAnsi" w:cstheme="minorHAnsi"/>
-        </w:rPr>
-        <w:t>Campioni_Reali</w:t>
-      </w:r>
-      <w:proofErr w:type="spellEnd"/>
-      <w:r>
-        <w:rPr>
-          <w:rFonts w:asciiTheme="minorHAnsi" w:hAnsiTheme="minorHAnsi" w:cstheme="minorHAnsi"/>
-        </w:rPr>
-        <w:t xml:space="preserve"> / </w:t>
-      </w:r>
-      <w:proofErr w:type="spellStart"/>
-      <w:r>
-        <w:rPr>
-          <w:rFonts w:asciiTheme="minorHAnsi" w:hAnsiTheme="minorHAnsi" w:cstheme="minorHAnsi"/>
-        </w:rPr>
-        <w:t>Campioni_Attesi</w:t>
-      </w:r>
-      <w:proofErr w:type="spellEnd"/>
-      <w:r>
-        <w:rPr>
-          <w:rFonts w:asciiTheme="minorHAnsi" w:hAnsiTheme="minorHAnsi" w:cstheme="minorHAnsi"/>
-        </w:rPr>
-        <w:t>) × 100%</w:t>
+      <w:r>
+        <w:rPr>
+          <w:rFonts w:asciiTheme="minorHAnsi" w:hAnsiTheme="minorHAnsi" w:cstheme="minorHAnsi"/>
+        </w:rPr>
+        <w:t>Data_Loss = (1 - Campioni_Reali / Campioni_Attesi) × 100%</w:t>
       </w:r>
     </w:p>
     <w:p>
@@ -5334,6 +4524,7 @@
         <w:rPr>
           <w:rFonts w:asciiTheme="minorHAnsi" w:hAnsiTheme="minorHAnsi" w:cstheme="minorHAnsi"/>
         </w:rPr>
+        <w:lastRenderedPageBreak/>
         <w:t>TC4: Comunicazione e Localizzazione tramite USBL</w:t>
       </w:r>
     </w:p>
@@ -5347,419 +4538,75 @@
       </w:pPr>
       <w:r>
         <w:rPr>
-          <w:rFonts w:asciiTheme="minorHAnsi" w:hAnsiTheme="minorHAnsi" w:cstheme="minorHAnsi"/>
-        </w:rPr>
-        <w:t>Architettura del Sistema</w:t>
-      </w:r>
-    </w:p>
-    <w:p>
-      <w:pPr>
-        <w:shd w:val="clear" w:color="auto" w:fill="1F1F1F"/>
-        <w:spacing w:after="0" w:line="285" w:lineRule="atLeast"/>
-        <w:rPr>
-          <w:rFonts w:ascii="Consolas" w:eastAsia="Times New Roman" w:hAnsi="Consolas"/>
+          <w:rFonts w:ascii="Consolas" w:hAnsi="Consolas"/>
+          <w:noProof/>
           <w:color w:val="CCCCCC"/>
           <w:sz w:val="21"/>
           <w:szCs w:val="21"/>
           <w:lang w:eastAsia="it-IT"/>
         </w:rPr>
-      </w:pPr>
-      <w:r>
-        <w:rPr>
-          <w:rFonts w:ascii="Consolas" w:eastAsia="Times New Roman" w:hAnsi="Consolas"/>
-          <w:color w:val="CCCCCC"/>
-          <w:sz w:val="21"/>
-          <w:szCs w:val="21"/>
-          <w:lang w:eastAsia="it-IT"/>
-        </w:rPr>
-        <w:t>```</w:t>
-      </w:r>
-    </w:p>
-    <w:p>
-      <w:pPr>
-        <w:shd w:val="clear" w:color="auto" w:fill="1F1F1F"/>
-        <w:spacing w:after="0" w:line="285" w:lineRule="atLeast"/>
-        <w:rPr>
-          <w:rFonts w:ascii="Consolas" w:eastAsia="Times New Roman" w:hAnsi="Consolas"/>
-          <w:color w:val="CCCCCC"/>
-          <w:sz w:val="21"/>
-          <w:szCs w:val="21"/>
-          <w:lang w:eastAsia="it-IT"/>
-        </w:rPr>
-      </w:pPr>
-      <w:r>
-        <w:rPr>
-          <w:rFonts w:ascii="Consolas" w:eastAsia="Times New Roman" w:hAnsi="Consolas"/>
-          <w:color w:val="CCCCCC"/>
-          <w:sz w:val="21"/>
-          <w:szCs w:val="21"/>
-          <w:lang w:eastAsia="it-IT"/>
-        </w:rPr>
-        <w:t>┌──────────────────┐      Comunicazione       ┌──────────────────┐</w:t>
-      </w:r>
-    </w:p>
-    <w:p>
-      <w:pPr>
-        <w:shd w:val="clear" w:color="auto" w:fill="1F1F1F"/>
-        <w:spacing w:after="0" w:line="285" w:lineRule="atLeast"/>
-        <w:rPr>
-          <w:rFonts w:ascii="Consolas" w:eastAsia="Times New Roman" w:hAnsi="Consolas"/>
-          <w:color w:val="CCCCCC"/>
-          <w:sz w:val="21"/>
-          <w:szCs w:val="21"/>
-          <w:lang w:eastAsia="it-IT"/>
-        </w:rPr>
-      </w:pPr>
-      <w:r>
-        <w:rPr>
-          <w:rFonts w:ascii="Consolas" w:eastAsia="Times New Roman" w:hAnsi="Consolas"/>
-          <w:color w:val="CCCCCC"/>
-          <w:sz w:val="21"/>
-          <w:szCs w:val="21"/>
-          <w:lang w:eastAsia="it-IT"/>
-        </w:rPr>
-        <w:t>│   UNDERWATER     │◄────────────────────────►│      BOA         │</w:t>
-      </w:r>
-    </w:p>
-    <w:p>
-      <w:pPr>
-        <w:shd w:val="clear" w:color="auto" w:fill="1F1F1F"/>
-        <w:spacing w:after="0" w:line="285" w:lineRule="atLeast"/>
-        <w:rPr>
-          <w:rFonts w:ascii="Consolas" w:eastAsia="Times New Roman" w:hAnsi="Consolas"/>
-          <w:color w:val="CCCCCC"/>
-          <w:sz w:val="21"/>
-          <w:szCs w:val="21"/>
-          <w:lang w:eastAsia="it-IT"/>
-        </w:rPr>
-      </w:pPr>
-      <w:r>
-        <w:rPr>
-          <w:rFonts w:ascii="Consolas" w:eastAsia="Times New Roman" w:hAnsi="Consolas"/>
-          <w:color w:val="CCCCCC"/>
-          <w:sz w:val="21"/>
-          <w:szCs w:val="21"/>
-          <w:lang w:eastAsia="it-IT"/>
-        </w:rPr>
-        <w:t>│    MODULE (UM)   │        Acustica          │  (</w:t>
-      </w:r>
-      <w:proofErr w:type="spellStart"/>
-      <w:r>
-        <w:rPr>
-          <w:rFonts w:ascii="Consolas" w:eastAsia="Times New Roman" w:hAnsi="Consolas"/>
-          <w:color w:val="CCCCCC"/>
-          <w:sz w:val="21"/>
-          <w:szCs w:val="21"/>
-          <w:lang w:eastAsia="it-IT"/>
-        </w:rPr>
-        <w:t>Transceiver</w:t>
-      </w:r>
-      <w:proofErr w:type="spellEnd"/>
-      <w:r>
-        <w:rPr>
-          <w:rFonts w:ascii="Consolas" w:eastAsia="Times New Roman" w:hAnsi="Consolas"/>
-          <w:color w:val="CCCCCC"/>
-          <w:sz w:val="21"/>
-          <w:szCs w:val="21"/>
-          <w:lang w:eastAsia="it-IT"/>
-        </w:rPr>
-        <w:t>)   │</w:t>
-      </w:r>
-    </w:p>
-    <w:p>
-      <w:pPr>
-        <w:shd w:val="clear" w:color="auto" w:fill="1F1F1F"/>
-        <w:spacing w:after="0" w:line="285" w:lineRule="atLeast"/>
-        <w:rPr>
-          <w:rFonts w:ascii="Consolas" w:eastAsia="Times New Roman" w:hAnsi="Consolas"/>
-          <w:color w:val="CCCCCC"/>
-          <w:sz w:val="21"/>
-          <w:szCs w:val="21"/>
-          <w:lang w:eastAsia="it-IT"/>
-        </w:rPr>
-      </w:pPr>
-      <w:r>
-        <w:rPr>
-          <w:rFonts w:ascii="Consolas" w:eastAsia="Times New Roman" w:hAnsi="Consolas"/>
-          <w:color w:val="CCCCCC"/>
-          <w:sz w:val="21"/>
-          <w:szCs w:val="21"/>
-          <w:lang w:eastAsia="it-IT"/>
-        </w:rPr>
-        <w:t>│                  │                          │                  │</w:t>
-      </w:r>
-    </w:p>
-    <w:p>
-      <w:pPr>
-        <w:shd w:val="clear" w:color="auto" w:fill="1F1F1F"/>
-        <w:spacing w:after="0" w:line="285" w:lineRule="atLeast"/>
-        <w:rPr>
-          <w:rFonts w:ascii="Consolas" w:eastAsia="Times New Roman" w:hAnsi="Consolas"/>
-          <w:color w:val="CCCCCC"/>
-          <w:sz w:val="21"/>
-          <w:szCs w:val="21"/>
-          <w:lang w:eastAsia="it-IT"/>
-        </w:rPr>
-      </w:pPr>
-      <w:r>
-        <w:rPr>
-          <w:rFonts w:ascii="Consolas" w:eastAsia="Times New Roman" w:hAnsi="Consolas"/>
-          <w:color w:val="CCCCCC"/>
-          <w:sz w:val="21"/>
-          <w:szCs w:val="21"/>
-          <w:lang w:eastAsia="it-IT"/>
-        </w:rPr>
-        <w:t xml:space="preserve">│ </w:t>
-      </w:r>
-      <w:proofErr w:type="spellStart"/>
-      <w:r>
-        <w:rPr>
-          <w:rFonts w:ascii="Consolas" w:eastAsia="Times New Roman" w:hAnsi="Consolas"/>
-          <w:color w:val="CCCCCC"/>
-          <w:sz w:val="21"/>
-          <w:szCs w:val="21"/>
-          <w:lang w:eastAsia="it-IT"/>
-        </w:rPr>
-        <w:t>usbl_transponder</w:t>
-      </w:r>
-      <w:proofErr w:type="spellEnd"/>
-      <w:r>
-        <w:rPr>
-          <w:rFonts w:ascii="Consolas" w:eastAsia="Times New Roman" w:hAnsi="Consolas"/>
-          <w:color w:val="CCCCCC"/>
-          <w:sz w:val="21"/>
-          <w:szCs w:val="21"/>
-          <w:lang w:eastAsia="it-IT"/>
-        </w:rPr>
-        <w:t xml:space="preserve"> │                          │ </w:t>
-      </w:r>
-      <w:proofErr w:type="spellStart"/>
-      <w:r>
-        <w:rPr>
-          <w:rFonts w:ascii="Consolas" w:eastAsia="Times New Roman" w:hAnsi="Consolas"/>
-          <w:color w:val="CCCCCC"/>
-          <w:sz w:val="21"/>
-          <w:szCs w:val="21"/>
-          <w:lang w:eastAsia="it-IT"/>
-        </w:rPr>
-        <w:t>position_tracker</w:t>
-      </w:r>
-      <w:proofErr w:type="spellEnd"/>
-      <w:r>
-        <w:rPr>
-          <w:rFonts w:ascii="Consolas" w:eastAsia="Times New Roman" w:hAnsi="Consolas"/>
-          <w:color w:val="CCCCCC"/>
-          <w:sz w:val="21"/>
-          <w:szCs w:val="21"/>
-          <w:lang w:eastAsia="it-IT"/>
-        </w:rPr>
-        <w:t xml:space="preserve"> │</w:t>
-      </w:r>
-    </w:p>
-    <w:p>
-      <w:pPr>
-        <w:shd w:val="clear" w:color="auto" w:fill="1F1F1F"/>
-        <w:spacing w:after="0" w:line="285" w:lineRule="atLeast"/>
-        <w:rPr>
-          <w:rFonts w:ascii="Consolas" w:eastAsia="Times New Roman" w:hAnsi="Consolas"/>
-          <w:color w:val="CCCCCC"/>
-          <w:sz w:val="21"/>
-          <w:szCs w:val="21"/>
-          <w:lang w:eastAsia="it-IT"/>
-        </w:rPr>
-      </w:pPr>
-      <w:r>
-        <w:rPr>
-          <w:rFonts w:ascii="Consolas" w:eastAsia="Times New Roman" w:hAnsi="Consolas"/>
-          <w:color w:val="CCCCCC"/>
-          <w:sz w:val="21"/>
-          <w:szCs w:val="21"/>
-          <w:lang w:eastAsia="it-IT"/>
-        </w:rPr>
-        <w:lastRenderedPageBreak/>
-        <w:t>│      .</w:t>
-      </w:r>
-      <w:proofErr w:type="spellStart"/>
-      <w:r>
-        <w:rPr>
-          <w:rFonts w:ascii="Consolas" w:eastAsia="Times New Roman" w:hAnsi="Consolas"/>
-          <w:color w:val="CCCCCC"/>
-          <w:sz w:val="21"/>
-          <w:szCs w:val="21"/>
-          <w:lang w:eastAsia="it-IT"/>
-        </w:rPr>
-        <w:t>py</w:t>
-      </w:r>
-      <w:proofErr w:type="spellEnd"/>
-      <w:r>
-        <w:rPr>
-          <w:rFonts w:ascii="Consolas" w:eastAsia="Times New Roman" w:hAnsi="Consolas"/>
-          <w:color w:val="CCCCCC"/>
-          <w:sz w:val="21"/>
-          <w:szCs w:val="21"/>
-          <w:lang w:eastAsia="it-IT"/>
-        </w:rPr>
-        <w:t xml:space="preserve">         │                          │     _v5.py       │</w:t>
-      </w:r>
-    </w:p>
-    <w:p>
-      <w:pPr>
-        <w:shd w:val="clear" w:color="auto" w:fill="1F1F1F"/>
-        <w:spacing w:after="0" w:line="285" w:lineRule="atLeast"/>
-        <w:rPr>
-          <w:rFonts w:ascii="Consolas" w:eastAsia="Times New Roman" w:hAnsi="Consolas"/>
-          <w:color w:val="CCCCCC"/>
-          <w:sz w:val="21"/>
-          <w:szCs w:val="21"/>
-          <w:lang w:eastAsia="it-IT"/>
-        </w:rPr>
-      </w:pPr>
-      <w:r>
-        <w:rPr>
-          <w:rFonts w:ascii="Consolas" w:eastAsia="Times New Roman" w:hAnsi="Consolas"/>
-          <w:color w:val="CCCCCC"/>
-          <w:sz w:val="21"/>
-          <w:szCs w:val="21"/>
-          <w:lang w:eastAsia="it-IT"/>
-        </w:rPr>
-        <w:t>└──────────────────┘                          └──────────────────┘</w:t>
-      </w:r>
-    </w:p>
-    <w:p>
-      <w:pPr>
-        <w:shd w:val="clear" w:color="auto" w:fill="1F1F1F"/>
-        <w:spacing w:after="0" w:line="285" w:lineRule="atLeast"/>
-        <w:rPr>
-          <w:rFonts w:ascii="Consolas" w:eastAsia="Times New Roman" w:hAnsi="Consolas"/>
-          <w:color w:val="CCCCCC"/>
-          <w:sz w:val="21"/>
-          <w:szCs w:val="21"/>
-          <w:lang w:eastAsia="it-IT"/>
-        </w:rPr>
-      </w:pPr>
-      <w:r>
-        <w:rPr>
-          <w:rFonts w:ascii="Consolas" w:eastAsia="Times New Roman" w:hAnsi="Consolas"/>
-          <w:color w:val="CCCCCC"/>
-          <w:sz w:val="21"/>
-          <w:szCs w:val="21"/>
-          <w:lang w:eastAsia="it-IT"/>
-        </w:rPr>
-        <w:t>       │                                               │</w:t>
-      </w:r>
-    </w:p>
-    <w:p>
-      <w:pPr>
-        <w:shd w:val="clear" w:color="auto" w:fill="1F1F1F"/>
-        <w:spacing w:after="0" w:line="285" w:lineRule="atLeast"/>
-        <w:rPr>
-          <w:rFonts w:ascii="Consolas" w:eastAsia="Times New Roman" w:hAnsi="Consolas"/>
-          <w:color w:val="CCCCCC"/>
-          <w:sz w:val="21"/>
-          <w:szCs w:val="21"/>
-          <w:lang w:eastAsia="it-IT"/>
-        </w:rPr>
-      </w:pPr>
-      <w:r>
-        <w:rPr>
-          <w:rFonts w:ascii="Consolas" w:eastAsia="Times New Roman" w:hAnsi="Consolas"/>
-          <w:color w:val="CCCCCC"/>
-          <w:sz w:val="21"/>
-          <w:szCs w:val="21"/>
-          <w:lang w:eastAsia="it-IT"/>
-        </w:rPr>
-        <w:t>       ▼                                               ▼</w:t>
-      </w:r>
-    </w:p>
-    <w:p>
-      <w:pPr>
-        <w:shd w:val="clear" w:color="auto" w:fill="1F1F1F"/>
-        <w:spacing w:after="0" w:line="285" w:lineRule="atLeast"/>
-        <w:rPr>
-          <w:rFonts w:ascii="Consolas" w:eastAsia="Times New Roman" w:hAnsi="Consolas"/>
-          <w:color w:val="CCCCCC"/>
-          <w:sz w:val="21"/>
-          <w:szCs w:val="21"/>
-          <w:lang w:eastAsia="it-IT"/>
-        </w:rPr>
-      </w:pPr>
-      <w:r>
-        <w:rPr>
-          <w:rFonts w:ascii="Consolas" w:eastAsia="Times New Roman" w:hAnsi="Consolas"/>
-          <w:color w:val="CCCCCC"/>
-          <w:sz w:val="21"/>
-          <w:szCs w:val="21"/>
-          <w:lang w:eastAsia="it-IT"/>
-        </w:rPr>
-        <w:t xml:space="preserve">  </w:t>
-      </w:r>
-      <w:proofErr w:type="spellStart"/>
-      <w:r>
-        <w:rPr>
-          <w:rFonts w:ascii="Consolas" w:eastAsia="Times New Roman" w:hAnsi="Consolas"/>
-          <w:color w:val="CCCCCC"/>
-          <w:sz w:val="21"/>
-          <w:szCs w:val="21"/>
-          <w:lang w:eastAsia="it-IT"/>
-        </w:rPr>
-        <w:t>sensor_logs</w:t>
-      </w:r>
-      <w:proofErr w:type="spellEnd"/>
-      <w:r>
-        <w:rPr>
-          <w:rFonts w:ascii="Consolas" w:eastAsia="Times New Roman" w:hAnsi="Consolas"/>
-          <w:color w:val="CCCCCC"/>
-          <w:sz w:val="21"/>
-          <w:szCs w:val="21"/>
-          <w:lang w:eastAsia="it-IT"/>
-        </w:rPr>
-        <w:t>/                                 Output console</w:t>
-      </w:r>
-    </w:p>
-    <w:p>
-      <w:pPr>
-        <w:shd w:val="clear" w:color="auto" w:fill="1F1F1F"/>
-        <w:spacing w:after="0" w:line="285" w:lineRule="atLeast"/>
-        <w:rPr>
-          <w:rFonts w:ascii="Consolas" w:eastAsia="Times New Roman" w:hAnsi="Consolas"/>
-          <w:color w:val="CCCCCC"/>
-          <w:sz w:val="21"/>
-          <w:szCs w:val="21"/>
-          <w:lang w:eastAsia="it-IT"/>
-        </w:rPr>
-      </w:pPr>
-      <w:r>
-        <w:rPr>
-          <w:rFonts w:ascii="Consolas" w:eastAsia="Times New Roman" w:hAnsi="Consolas"/>
-          <w:color w:val="CCCCCC"/>
-          <w:sz w:val="21"/>
-          <w:szCs w:val="21"/>
-          <w:lang w:eastAsia="it-IT"/>
-        </w:rPr>
-        <w:t>  usbl_*.csv                                   (contatore msg)</w:t>
-      </w:r>
-    </w:p>
-    <w:p>
-      <w:pPr>
-        <w:shd w:val="clear" w:color="auto" w:fill="1F1F1F"/>
-        <w:spacing w:after="0" w:line="285" w:lineRule="atLeast"/>
-        <w:rPr>
-          <w:rFonts w:ascii="Consolas" w:eastAsia="Times New Roman" w:hAnsi="Consolas"/>
-          <w:color w:val="CCCCCC"/>
-          <w:sz w:val="21"/>
-          <w:szCs w:val="21"/>
-          <w:lang w:eastAsia="it-IT"/>
-        </w:rPr>
-      </w:pPr>
-      <w:r>
-        <w:rPr>
-          <w:rFonts w:ascii="Consolas" w:eastAsia="Times New Roman" w:hAnsi="Consolas"/>
-          <w:color w:val="CCCCCC"/>
-          <w:sz w:val="21"/>
-          <w:szCs w:val="21"/>
-          <w:lang w:eastAsia="it-IT"/>
-        </w:rPr>
-        <w:t>```</w:t>
+        <w:drawing>
+          <wp:anchor distT="0" distB="0" distL="114300" distR="114300" simplePos="0" relativeHeight="251658240" behindDoc="0" locked="0" layoutInCell="1" allowOverlap="1" wp14:anchorId="574818AE" wp14:editId="0D4DB420">
+            <wp:simplePos x="0" y="0"/>
+            <wp:positionH relativeFrom="margin">
+              <wp:align>center</wp:align>
+            </wp:positionH>
+            <wp:positionV relativeFrom="paragraph">
+              <wp:posOffset>314744</wp:posOffset>
+            </wp:positionV>
+            <wp:extent cx="4391025" cy="2312035"/>
+            <wp:effectExtent l="0" t="0" r="9525" b="0"/>
+            <wp:wrapTopAndBottom/>
+            <wp:docPr id="1146836712" name="Immagine 1"/>
+            <wp:cNvGraphicFramePr>
+              <a:graphicFrameLocks xmlns:a="http://schemas.openxmlformats.org/drawingml/2006/main" noChangeAspect="1"/>
+            </wp:cNvGraphicFramePr>
+            <a:graphic xmlns:a="http://schemas.openxmlformats.org/drawingml/2006/main">
+              <a:graphicData uri="http://schemas.openxmlformats.org/drawingml/2006/picture">
+                <pic:pic xmlns:pic="http://schemas.openxmlformats.org/drawingml/2006/picture">
+                  <pic:nvPicPr>
+                    <pic:cNvPr id="0" name="Picture 1"/>
+                    <pic:cNvPicPr>
+                      <a:picLocks noChangeAspect="1" noChangeArrowheads="1"/>
+                    </pic:cNvPicPr>
+                  </pic:nvPicPr>
+                  <pic:blipFill>
+                    <a:blip r:embed="rId11">
+                      <a:extLst>
+                        <a:ext uri="{28A0092B-C50C-407E-A947-70E740481C1C}">
+                          <a14:useLocalDpi xmlns:a14="http://schemas.microsoft.com/office/drawing/2010/main" val="0"/>
+                        </a:ext>
+                      </a:extLst>
+                    </a:blip>
+                    <a:srcRect/>
+                    <a:stretch>
+                      <a:fillRect/>
+                    </a:stretch>
+                  </pic:blipFill>
+                  <pic:spPr bwMode="auto">
+                    <a:xfrm>
+                      <a:off x="0" y="0"/>
+                      <a:ext cx="4391025" cy="2312035"/>
+                    </a:xfrm>
+                    <a:prstGeom prst="rect">
+                      <a:avLst/>
+                    </a:prstGeom>
+                    <a:noFill/>
+                    <a:ln>
+                      <a:noFill/>
+                    </a:ln>
+                  </pic:spPr>
+                </pic:pic>
+              </a:graphicData>
+            </a:graphic>
+          </wp:anchor>
+        </w:drawing>
+      </w:r>
+      <w:r>
+        <w:rPr>
+          <w:rFonts w:asciiTheme="minorHAnsi" w:hAnsiTheme="minorHAnsi" w:cstheme="minorHAnsi"/>
+        </w:rPr>
+        <w:t>Architettura del Sistema</w:t>
       </w:r>
     </w:p>
     <w:p>
@@ -5856,33 +4703,15 @@
           <w:rFonts w:asciiTheme="minorHAnsi" w:hAnsiTheme="minorHAnsi" w:cstheme="minorHAnsi"/>
           <w:lang w:val="en-US"/>
         </w:rPr>
-        <w:t>Script Boa: `tests/</w:t>
-      </w:r>
-      <w:proofErr w:type="spellStart"/>
+        <w:t>Script Boa: `tests/Transciever/</w:t>
+      </w:r>
       <w:r>
         <w:rPr>
           <w:rFonts w:asciiTheme="minorHAnsi" w:hAnsiTheme="minorHAnsi" w:cstheme="minorHAnsi"/>
           <w:lang w:val="en-US"/>
         </w:rPr>
-        <w:t>Transciever</w:t>
-      </w:r>
-      <w:proofErr w:type="spellEnd"/>
-      <w:r>
-        <w:rPr>
-          <w:rFonts w:asciiTheme="minorHAnsi" w:hAnsiTheme="minorHAnsi" w:cstheme="minorHAnsi"/>
-          <w:lang w:val="en-US"/>
-        </w:rPr>
-        <w:t>/</w:t>
-      </w:r>
-      <w:proofErr w:type="spellStart"/>
-      <w:r>
-        <w:rPr>
-          <w:rFonts w:asciiTheme="minorHAnsi" w:hAnsiTheme="minorHAnsi" w:cstheme="minorHAnsi"/>
-          <w:lang w:val="en-US"/>
-        </w:rPr>
         <w:t>demo_boa</w:t>
       </w:r>
-      <w:proofErr w:type="spellEnd"/>
       <w:r>
         <w:rPr>
           <w:rFonts w:asciiTheme="minorHAnsi" w:hAnsiTheme="minorHAnsi" w:cstheme="minorHAnsi"/>
@@ -5959,14 +4788,12 @@
         </w:rPr>
         <w:t xml:space="preserve">Sulla Boa: `python3 </w:t>
       </w:r>
-      <w:proofErr w:type="spellStart"/>
       <w:r>
         <w:rPr>
           <w:rFonts w:asciiTheme="minorHAnsi" w:hAnsiTheme="minorHAnsi" w:cstheme="minorHAnsi"/>
         </w:rPr>
         <w:t>demo_boa</w:t>
       </w:r>
-      <w:proofErr w:type="spellEnd"/>
       <w:r>
         <w:rPr>
           <w:rFonts w:asciiTheme="minorHAnsi" w:hAnsiTheme="minorHAnsi" w:cstheme="minorHAnsi"/>
@@ -6025,21 +4852,7 @@
         <w:rPr>
           <w:rFonts w:asciiTheme="minorHAnsi" w:hAnsiTheme="minorHAnsi" w:cstheme="minorHAnsi"/>
         </w:rPr>
-        <w:t>Sulla Boa, leggere `state["</w:t>
-      </w:r>
-      <w:proofErr w:type="spellStart"/>
-      <w:r>
-        <w:rPr>
-          <w:rFonts w:asciiTheme="minorHAnsi" w:hAnsiTheme="minorHAnsi" w:cstheme="minorHAnsi"/>
-        </w:rPr>
-        <w:t>messages_received</w:t>
-      </w:r>
-      <w:proofErr w:type="spellEnd"/>
-      <w:r>
-        <w:rPr>
-          <w:rFonts w:asciiTheme="minorHAnsi" w:hAnsiTheme="minorHAnsi" w:cstheme="minorHAnsi"/>
-        </w:rPr>
-        <w:t>"]`</w:t>
+        <w:t>Sulla Boa, leggere `state["messages_received"]`</w:t>
       </w:r>
     </w:p>
     <w:p>
@@ -6086,19 +4899,11 @@
           <w:rFonts w:asciiTheme="minorHAnsi" w:hAnsiTheme="minorHAnsi" w:cstheme="minorHAnsi"/>
         </w:rPr>
       </w:pPr>
-      <w:proofErr w:type="spellStart"/>
-      <w:r>
-        <w:rPr>
-          <w:rFonts w:asciiTheme="minorHAnsi" w:hAnsiTheme="minorHAnsi" w:cstheme="minorHAnsi"/>
-        </w:rPr>
-        <w:t>Messaggi_Inviati</w:t>
-      </w:r>
-      <w:proofErr w:type="spellEnd"/>
-      <w:r>
-        <w:rPr>
-          <w:rFonts w:asciiTheme="minorHAnsi" w:hAnsiTheme="minorHAnsi" w:cstheme="minorHAnsi"/>
-        </w:rPr>
-        <w:t xml:space="preserve"> = 500</w:t>
+      <w:r>
+        <w:rPr>
+          <w:rFonts w:asciiTheme="minorHAnsi" w:hAnsiTheme="minorHAnsi" w:cstheme="minorHAnsi"/>
+        </w:rPr>
+        <w:t>Messaggi_Inviati = 500</w:t>
       </w:r>
     </w:p>
     <w:p>
@@ -6112,33 +4917,11 @@
           <w:rFonts w:asciiTheme="minorHAnsi" w:hAnsiTheme="minorHAnsi" w:cstheme="minorHAnsi"/>
         </w:rPr>
       </w:pPr>
-      <w:proofErr w:type="spellStart"/>
-      <w:r>
-        <w:rPr>
-          <w:rFonts w:asciiTheme="minorHAnsi" w:hAnsiTheme="minorHAnsi" w:cstheme="minorHAnsi"/>
-        </w:rPr>
-        <w:t>Messaggi_Ricevuti</w:t>
-      </w:r>
-      <w:proofErr w:type="spellEnd"/>
-      <w:r>
-        <w:rPr>
-          <w:rFonts w:asciiTheme="minorHAnsi" w:hAnsiTheme="minorHAnsi" w:cstheme="minorHAnsi"/>
-        </w:rPr>
-        <w:t xml:space="preserve"> = state["</w:t>
-      </w:r>
-      <w:proofErr w:type="spellStart"/>
-      <w:r>
-        <w:rPr>
-          <w:rFonts w:asciiTheme="minorHAnsi" w:hAnsiTheme="minorHAnsi" w:cstheme="minorHAnsi"/>
-        </w:rPr>
-        <w:t>messages_received</w:t>
-      </w:r>
-      <w:proofErr w:type="spellEnd"/>
-      <w:r>
-        <w:rPr>
-          <w:rFonts w:asciiTheme="minorHAnsi" w:hAnsiTheme="minorHAnsi" w:cstheme="minorHAnsi"/>
-        </w:rPr>
-        <w:t>"]</w:t>
+      <w:r>
+        <w:rPr>
+          <w:rFonts w:asciiTheme="minorHAnsi" w:hAnsiTheme="minorHAnsi" w:cstheme="minorHAnsi"/>
+        </w:rPr>
+        <w:t>Messaggi_Ricevuti = state["messages_received"]</w:t>
       </w:r>
     </w:p>
     <w:p>
@@ -6152,61 +4935,11 @@
           <w:rFonts w:asciiTheme="minorHAnsi" w:hAnsiTheme="minorHAnsi" w:cstheme="minorHAnsi"/>
         </w:rPr>
       </w:pPr>
-      <w:proofErr w:type="spellStart"/>
-      <w:r>
-        <w:rPr>
-          <w:rFonts w:asciiTheme="minorHAnsi" w:hAnsiTheme="minorHAnsi" w:cstheme="minorHAnsi"/>
-        </w:rPr>
-        <w:t>Data_Loss</w:t>
-      </w:r>
-      <w:proofErr w:type="spellEnd"/>
-      <w:r>
-        <w:rPr>
-          <w:rFonts w:asciiTheme="minorHAnsi" w:hAnsiTheme="minorHAnsi" w:cstheme="minorHAnsi"/>
-        </w:rPr>
-        <w:t xml:space="preserve"> = (</w:t>
-      </w:r>
-      <w:proofErr w:type="spellStart"/>
-      <w:r>
-        <w:rPr>
-          <w:rFonts w:asciiTheme="minorHAnsi" w:hAnsiTheme="minorHAnsi" w:cstheme="minorHAnsi"/>
-        </w:rPr>
-        <w:t>Messaggi_Inviati</w:t>
-      </w:r>
-      <w:proofErr w:type="spellEnd"/>
-      <w:r>
-        <w:rPr>
-          <w:rFonts w:asciiTheme="minorHAnsi" w:hAnsiTheme="minorHAnsi" w:cstheme="minorHAnsi"/>
-        </w:rPr>
-        <w:t xml:space="preserve"> - </w:t>
-      </w:r>
-      <w:proofErr w:type="spellStart"/>
-      <w:r>
-        <w:rPr>
-          <w:rFonts w:asciiTheme="minorHAnsi" w:hAnsiTheme="minorHAnsi" w:cstheme="minorHAnsi"/>
-        </w:rPr>
-        <w:t>Messaggi_Ricevuti</w:t>
-      </w:r>
-      <w:proofErr w:type="spellEnd"/>
-      <w:r>
-        <w:rPr>
-          <w:rFonts w:asciiTheme="minorHAnsi" w:hAnsiTheme="minorHAnsi" w:cstheme="minorHAnsi"/>
-        </w:rPr>
-        <w:t xml:space="preserve">) / </w:t>
-      </w:r>
-      <w:proofErr w:type="spellStart"/>
-      <w:r>
-        <w:rPr>
-          <w:rFonts w:asciiTheme="minorHAnsi" w:hAnsiTheme="minorHAnsi" w:cstheme="minorHAnsi"/>
-        </w:rPr>
-        <w:t>Messaggi_Inviati</w:t>
-      </w:r>
-      <w:proofErr w:type="spellEnd"/>
-      <w:r>
-        <w:rPr>
-          <w:rFonts w:asciiTheme="minorHAnsi" w:hAnsiTheme="minorHAnsi" w:cstheme="minorHAnsi"/>
-        </w:rPr>
-        <w:t xml:space="preserve"> × 100%</w:t>
+      <w:r>
+        <w:rPr>
+          <w:rFonts w:asciiTheme="minorHAnsi" w:hAnsiTheme="minorHAnsi" w:cstheme="minorHAnsi"/>
+        </w:rPr>
+        <w:t>Data_Loss = (Messaggi_Inviati - Messaggi_Ricevuti) / Messaggi_Inviati × 100%</w:t>
       </w:r>
     </w:p>
     <w:p>
@@ -6321,6 +5054,7 @@
         <w:rPr>
           <w:rFonts w:asciiTheme="minorHAnsi" w:hAnsiTheme="minorHAnsi" w:cstheme="minorHAnsi"/>
         </w:rPr>
+        <w:lastRenderedPageBreak/>
         <w:t>TP 4.2 - Ricezione 500 Messaggi dalla Boa all'UM</w:t>
       </w:r>
     </w:p>
@@ -6396,33 +5130,15 @@
           <w:rFonts w:asciiTheme="minorHAnsi" w:hAnsiTheme="minorHAnsi" w:cstheme="minorHAnsi"/>
           <w:lang w:val="en-US"/>
         </w:rPr>
-        <w:t>Script Boa: `tests/</w:t>
-      </w:r>
-      <w:proofErr w:type="spellStart"/>
+        <w:t>Script Boa: `tests/Transciever/</w:t>
+      </w:r>
       <w:r>
         <w:rPr>
           <w:rFonts w:asciiTheme="minorHAnsi" w:hAnsiTheme="minorHAnsi" w:cstheme="minorHAnsi"/>
           <w:lang w:val="en-US"/>
         </w:rPr>
-        <w:t>Transciever</w:t>
-      </w:r>
-      <w:proofErr w:type="spellEnd"/>
-      <w:r>
-        <w:rPr>
-          <w:rFonts w:asciiTheme="minorHAnsi" w:hAnsiTheme="minorHAnsi" w:cstheme="minorHAnsi"/>
-          <w:lang w:val="en-US"/>
-        </w:rPr>
-        <w:t>/</w:t>
-      </w:r>
-      <w:proofErr w:type="spellStart"/>
-      <w:r>
-        <w:rPr>
-          <w:rFonts w:asciiTheme="minorHAnsi" w:hAnsiTheme="minorHAnsi" w:cstheme="minorHAnsi"/>
-          <w:lang w:val="en-US"/>
-        </w:rPr>
         <w:t>demo_boa</w:t>
       </w:r>
-      <w:proofErr w:type="spellEnd"/>
       <w:r>
         <w:rPr>
           <w:rFonts w:asciiTheme="minorHAnsi" w:hAnsiTheme="minorHAnsi" w:cstheme="minorHAnsi"/>
@@ -6479,7 +5195,6 @@
         <w:rPr>
           <w:rFonts w:asciiTheme="minorHAnsi" w:hAnsiTheme="minorHAnsi" w:cstheme="minorHAnsi"/>
         </w:rPr>
-        <w:lastRenderedPageBreak/>
         <w:t>Sull'UM: `python3 transponder_listener.py`</w:t>
       </w:r>
     </w:p>
@@ -6500,14 +5215,12 @@
         </w:rPr>
         <w:t>Sulla Boa: Inviare 500 messaggi via `</w:t>
       </w:r>
-      <w:proofErr w:type="spellStart"/>
       <w:r>
         <w:rPr>
           <w:rFonts w:asciiTheme="minorHAnsi" w:hAnsiTheme="minorHAnsi" w:cstheme="minorHAnsi"/>
         </w:rPr>
         <w:t>demo_boa</w:t>
       </w:r>
-      <w:proofErr w:type="spellEnd"/>
       <w:r>
         <w:rPr>
           <w:rFonts w:asciiTheme="minorHAnsi" w:hAnsiTheme="minorHAnsi" w:cstheme="minorHAnsi"/>
@@ -6548,21 +5261,7 @@
         <w:rPr>
           <w:rFonts w:asciiTheme="minorHAnsi" w:hAnsiTheme="minorHAnsi" w:cstheme="minorHAnsi"/>
         </w:rPr>
-        <w:t>state["</w:t>
-      </w:r>
-      <w:proofErr w:type="spellStart"/>
-      <w:r>
-        <w:rPr>
-          <w:rFonts w:asciiTheme="minorHAnsi" w:hAnsiTheme="minorHAnsi" w:cstheme="minorHAnsi"/>
-        </w:rPr>
-        <w:t>message_count</w:t>
-      </w:r>
-      <w:proofErr w:type="spellEnd"/>
-      <w:r>
-        <w:rPr>
-          <w:rFonts w:asciiTheme="minorHAnsi" w:hAnsiTheme="minorHAnsi" w:cstheme="minorHAnsi"/>
-        </w:rPr>
-        <w:t>"]</w:t>
+        <w:t>state["message_count"]</w:t>
       </w:r>
     </w:p>
     <w:p>
@@ -6580,21 +5279,7 @@
         <w:rPr>
           <w:rFonts w:asciiTheme="minorHAnsi" w:hAnsiTheme="minorHAnsi" w:cstheme="minorHAnsi"/>
         </w:rPr>
-        <w:t>state["</w:t>
-      </w:r>
-      <w:proofErr w:type="spellStart"/>
-      <w:r>
-        <w:rPr>
-          <w:rFonts w:asciiTheme="minorHAnsi" w:hAnsiTheme="minorHAnsi" w:cstheme="minorHAnsi"/>
-        </w:rPr>
-        <w:t>valid_message_count</w:t>
-      </w:r>
-      <w:proofErr w:type="spellEnd"/>
-      <w:r>
-        <w:rPr>
-          <w:rFonts w:asciiTheme="minorHAnsi" w:hAnsiTheme="minorHAnsi" w:cstheme="minorHAnsi"/>
-        </w:rPr>
-        <w:t>"]</w:t>
+        <w:t>state["valid_message_count"]</w:t>
       </w:r>
     </w:p>
     <w:p>
@@ -6612,21 +5297,7 @@
         <w:rPr>
           <w:rFonts w:asciiTheme="minorHAnsi" w:hAnsiTheme="minorHAnsi" w:cstheme="minorHAnsi"/>
         </w:rPr>
-        <w:t>state["</w:t>
-      </w:r>
-      <w:proofErr w:type="spellStart"/>
-      <w:r>
-        <w:rPr>
-          <w:rFonts w:asciiTheme="minorHAnsi" w:hAnsiTheme="minorHAnsi" w:cstheme="minorHAnsi"/>
-        </w:rPr>
-        <w:t>invalid_message_count</w:t>
-      </w:r>
-      <w:proofErr w:type="spellEnd"/>
-      <w:r>
-        <w:rPr>
-          <w:rFonts w:asciiTheme="minorHAnsi" w:hAnsiTheme="minorHAnsi" w:cstheme="minorHAnsi"/>
-        </w:rPr>
-        <w:t>"]</w:t>
+        <w:t>state["invalid_message_count"]</w:t>
       </w:r>
     </w:p>
     <w:p>
@@ -6655,19 +5326,11 @@
           <w:rFonts w:asciiTheme="minorHAnsi" w:hAnsiTheme="minorHAnsi" w:cstheme="minorHAnsi"/>
         </w:rPr>
       </w:pPr>
-      <w:proofErr w:type="spellStart"/>
-      <w:r>
-        <w:rPr>
-          <w:rFonts w:asciiTheme="minorHAnsi" w:hAnsiTheme="minorHAnsi" w:cstheme="minorHAnsi"/>
-        </w:rPr>
-        <w:t>Messaggi_Inviati</w:t>
-      </w:r>
-      <w:proofErr w:type="spellEnd"/>
-      <w:r>
-        <w:rPr>
-          <w:rFonts w:asciiTheme="minorHAnsi" w:hAnsiTheme="minorHAnsi" w:cstheme="minorHAnsi"/>
-        </w:rPr>
-        <w:t xml:space="preserve"> = 500</w:t>
+      <w:r>
+        <w:rPr>
+          <w:rFonts w:asciiTheme="minorHAnsi" w:hAnsiTheme="minorHAnsi" w:cstheme="minorHAnsi"/>
+        </w:rPr>
+        <w:t>Messaggi_Inviati = 500</w:t>
       </w:r>
     </w:p>
     <w:p>
@@ -6681,33 +5344,11 @@
           <w:rFonts w:asciiTheme="minorHAnsi" w:hAnsiTheme="minorHAnsi" w:cstheme="minorHAnsi"/>
         </w:rPr>
       </w:pPr>
-      <w:proofErr w:type="spellStart"/>
-      <w:r>
-        <w:rPr>
-          <w:rFonts w:asciiTheme="minorHAnsi" w:hAnsiTheme="minorHAnsi" w:cstheme="minorHAnsi"/>
-        </w:rPr>
-        <w:t>Messaggi_Ricevuti</w:t>
-      </w:r>
-      <w:proofErr w:type="spellEnd"/>
-      <w:r>
-        <w:rPr>
-          <w:rFonts w:asciiTheme="minorHAnsi" w:hAnsiTheme="minorHAnsi" w:cstheme="minorHAnsi"/>
-        </w:rPr>
-        <w:t xml:space="preserve"> = state["</w:t>
-      </w:r>
-      <w:proofErr w:type="spellStart"/>
-      <w:r>
-        <w:rPr>
-          <w:rFonts w:asciiTheme="minorHAnsi" w:hAnsiTheme="minorHAnsi" w:cstheme="minorHAnsi"/>
-        </w:rPr>
-        <w:t>message_count</w:t>
-      </w:r>
-      <w:proofErr w:type="spellEnd"/>
-      <w:r>
-        <w:rPr>
-          <w:rFonts w:asciiTheme="minorHAnsi" w:hAnsiTheme="minorHAnsi" w:cstheme="minorHAnsi"/>
-        </w:rPr>
-        <w:t>"]</w:t>
+      <w:r>
+        <w:rPr>
+          <w:rFonts w:asciiTheme="minorHAnsi" w:hAnsiTheme="minorHAnsi" w:cstheme="minorHAnsi"/>
+        </w:rPr>
+        <w:t>Messaggi_Ricevuti = state["message_count"]</w:t>
       </w:r>
     </w:p>
     <w:p>
@@ -6721,61 +5362,11 @@
           <w:rFonts w:asciiTheme="minorHAnsi" w:hAnsiTheme="minorHAnsi" w:cstheme="minorHAnsi"/>
         </w:rPr>
       </w:pPr>
-      <w:proofErr w:type="spellStart"/>
-      <w:r>
-        <w:rPr>
-          <w:rFonts w:asciiTheme="minorHAnsi" w:hAnsiTheme="minorHAnsi" w:cstheme="minorHAnsi"/>
-        </w:rPr>
-        <w:t>Data_Loss</w:t>
-      </w:r>
-      <w:proofErr w:type="spellEnd"/>
-      <w:r>
-        <w:rPr>
-          <w:rFonts w:asciiTheme="minorHAnsi" w:hAnsiTheme="minorHAnsi" w:cstheme="minorHAnsi"/>
-        </w:rPr>
-        <w:t xml:space="preserve"> = (</w:t>
-      </w:r>
-      <w:proofErr w:type="spellStart"/>
-      <w:r>
-        <w:rPr>
-          <w:rFonts w:asciiTheme="minorHAnsi" w:hAnsiTheme="minorHAnsi" w:cstheme="minorHAnsi"/>
-        </w:rPr>
-        <w:t>Messaggi_Inviati</w:t>
-      </w:r>
-      <w:proofErr w:type="spellEnd"/>
-      <w:r>
-        <w:rPr>
-          <w:rFonts w:asciiTheme="minorHAnsi" w:hAnsiTheme="minorHAnsi" w:cstheme="minorHAnsi"/>
-        </w:rPr>
-        <w:t xml:space="preserve"> - </w:t>
-      </w:r>
-      <w:proofErr w:type="spellStart"/>
-      <w:r>
-        <w:rPr>
-          <w:rFonts w:asciiTheme="minorHAnsi" w:hAnsiTheme="minorHAnsi" w:cstheme="minorHAnsi"/>
-        </w:rPr>
-        <w:t>Messaggi_Ricevuti</w:t>
-      </w:r>
-      <w:proofErr w:type="spellEnd"/>
-      <w:r>
-        <w:rPr>
-          <w:rFonts w:asciiTheme="minorHAnsi" w:hAnsiTheme="minorHAnsi" w:cstheme="minorHAnsi"/>
-        </w:rPr>
-        <w:t xml:space="preserve">) / </w:t>
-      </w:r>
-      <w:proofErr w:type="spellStart"/>
-      <w:r>
-        <w:rPr>
-          <w:rFonts w:asciiTheme="minorHAnsi" w:hAnsiTheme="minorHAnsi" w:cstheme="minorHAnsi"/>
-        </w:rPr>
-        <w:t>Messaggi_Inviati</w:t>
-      </w:r>
-      <w:proofErr w:type="spellEnd"/>
-      <w:r>
-        <w:rPr>
-          <w:rFonts w:asciiTheme="minorHAnsi" w:hAnsiTheme="minorHAnsi" w:cstheme="minorHAnsi"/>
-        </w:rPr>
-        <w:t xml:space="preserve"> × 100%</w:t>
+      <w:r>
+        <w:rPr>
+          <w:rFonts w:asciiTheme="minorHAnsi" w:hAnsiTheme="minorHAnsi" w:cstheme="minorHAnsi"/>
+        </w:rPr>
+        <w:t>Data_Loss = (Messaggi_Inviati - Messaggi_Ricevuti) / Messaggi_Inviati × 100%</w:t>
       </w:r>
     </w:p>
     <w:p>
@@ -7001,23 +5592,7 @@
           <w:rFonts w:asciiTheme="minorHAnsi" w:hAnsiTheme="minorHAnsi" w:cstheme="minorHAnsi"/>
           <w:lang w:val="en-US"/>
         </w:rPr>
-        <w:t>File Output: `</w:t>
-      </w:r>
-      <w:proofErr w:type="spellStart"/>
-      <w:r>
-        <w:rPr>
-          <w:rFonts w:asciiTheme="minorHAnsi" w:hAnsiTheme="minorHAnsi" w:cstheme="minorHAnsi"/>
-          <w:lang w:val="en-US"/>
-        </w:rPr>
-        <w:t>sensor_logs</w:t>
-      </w:r>
-      <w:proofErr w:type="spellEnd"/>
-      <w:r>
-        <w:rPr>
-          <w:rFonts w:asciiTheme="minorHAnsi" w:hAnsiTheme="minorHAnsi" w:cstheme="minorHAnsi"/>
-          <w:lang w:val="en-US"/>
-        </w:rPr>
-        <w:t>/usbl_.csv`</w:t>
+        <w:t>File Output: `sensor_logs/usbl_.csv`</w:t>
       </w:r>
     </w:p>
     <w:p>
@@ -7158,33 +5733,12 @@
           <w:rFonts w:asciiTheme="minorHAnsi" w:hAnsiTheme="minorHAnsi" w:cstheme="minorHAnsi"/>
         </w:rPr>
       </w:pPr>
-      <w:proofErr w:type="spellStart"/>
-      <w:r>
-        <w:rPr>
-          <w:rFonts w:asciiTheme="minorHAnsi" w:hAnsiTheme="minorHAnsi" w:cstheme="minorHAnsi"/>
-        </w:rPr>
-        <w:t>Fix_Attesi</w:t>
-      </w:r>
-      <w:proofErr w:type="spellEnd"/>
-      <w:r>
-        <w:rPr>
-          <w:rFonts w:asciiTheme="minorHAnsi" w:hAnsiTheme="minorHAnsi" w:cstheme="minorHAnsi"/>
-        </w:rPr>
-        <w:t xml:space="preserve"> = Durata / </w:t>
-      </w:r>
-      <w:proofErr w:type="spellStart"/>
-      <w:r>
-        <w:rPr>
-          <w:rFonts w:asciiTheme="minorHAnsi" w:hAnsiTheme="minorHAnsi" w:cstheme="minorHAnsi"/>
-        </w:rPr>
-        <w:t>Periodo_Aggiornamento_USBL</w:t>
-      </w:r>
-      <w:proofErr w:type="spellEnd"/>
-      <w:r>
-        <w:rPr>
-          <w:rFonts w:asciiTheme="minorHAnsi" w:hAnsiTheme="minorHAnsi" w:cstheme="minorHAnsi"/>
-        </w:rPr>
-        <w:t xml:space="preserve"> ≈ 60s / 5s = 12</w:t>
+      <w:r>
+        <w:rPr>
+          <w:rFonts w:asciiTheme="minorHAnsi" w:hAnsiTheme="minorHAnsi" w:cstheme="minorHAnsi"/>
+        </w:rPr>
+        <w:lastRenderedPageBreak/>
+        <w:t>Fix_Attesi = Durata / Periodo_Aggiornamento_USBL ≈ 60s / 5s = 12</w:t>
       </w:r>
     </w:p>
     <w:p>
@@ -7199,46 +5753,12 @@
           <w:lang w:val="en-US"/>
         </w:rPr>
       </w:pPr>
-      <w:proofErr w:type="spellStart"/>
       <w:r>
         <w:rPr>
           <w:rFonts w:asciiTheme="minorHAnsi" w:hAnsiTheme="minorHAnsi" w:cstheme="minorHAnsi"/>
           <w:lang w:val="en-US"/>
         </w:rPr>
-        <w:t>Fix_Validi</w:t>
-      </w:r>
-      <w:proofErr w:type="spellEnd"/>
-      <w:r>
-        <w:rPr>
-          <w:rFonts w:asciiTheme="minorHAnsi" w:hAnsiTheme="minorHAnsi" w:cstheme="minorHAnsi"/>
-          <w:lang w:val="en-US"/>
-        </w:rPr>
-        <w:t xml:space="preserve"> = </w:t>
-      </w:r>
-      <w:proofErr w:type="gramStart"/>
-      <w:r>
-        <w:rPr>
-          <w:rFonts w:asciiTheme="minorHAnsi" w:hAnsiTheme="minorHAnsi" w:cstheme="minorHAnsi"/>
-          <w:lang w:val="en-US"/>
-        </w:rPr>
-        <w:t>count(</w:t>
-      </w:r>
-      <w:proofErr w:type="spellStart"/>
-      <w:proofErr w:type="gramEnd"/>
-      <w:r>
-        <w:rPr>
-          <w:rFonts w:asciiTheme="minorHAnsi" w:hAnsiTheme="minorHAnsi" w:cstheme="minorHAnsi"/>
-          <w:lang w:val="en-US"/>
-        </w:rPr>
-        <w:t>righe</w:t>
-      </w:r>
-      <w:proofErr w:type="spellEnd"/>
-      <w:r>
-        <w:rPr>
-          <w:rFonts w:asciiTheme="minorHAnsi" w:hAnsiTheme="minorHAnsi" w:cstheme="minorHAnsi"/>
-          <w:lang w:val="en-US"/>
-        </w:rPr>
-        <w:t xml:space="preserve"> dove range_3d &gt; 0 AND integrity &gt;= 50)</w:t>
+        <w:t>Fix_Validi = count(righe dove range_3d &gt; 0 AND integrity &gt;= 50)</w:t>
       </w:r>
     </w:p>
     <w:p>
@@ -7253,53 +5773,12 @@
           <w:lang w:val="en-US"/>
         </w:rPr>
       </w:pPr>
-      <w:proofErr w:type="spellStart"/>
       <w:r>
         <w:rPr>
           <w:rFonts w:asciiTheme="minorHAnsi" w:hAnsiTheme="minorHAnsi" w:cstheme="minorHAnsi"/>
           <w:lang w:val="en-US"/>
         </w:rPr>
-        <w:t>USBLANGLES_Loss</w:t>
-      </w:r>
-      <w:proofErr w:type="spellEnd"/>
-      <w:r>
-        <w:rPr>
-          <w:rFonts w:asciiTheme="minorHAnsi" w:hAnsiTheme="minorHAnsi" w:cstheme="minorHAnsi"/>
-          <w:lang w:val="en-US"/>
-        </w:rPr>
-        <w:t xml:space="preserve"> = (1 - </w:t>
-      </w:r>
-      <w:proofErr w:type="spellStart"/>
-      <w:r>
-        <w:rPr>
-          <w:rFonts w:asciiTheme="minorHAnsi" w:hAnsiTheme="minorHAnsi" w:cstheme="minorHAnsi"/>
-          <w:lang w:val="en-US"/>
-        </w:rPr>
-        <w:t>Fix_Validi</w:t>
-      </w:r>
-      <w:proofErr w:type="spellEnd"/>
-      <w:r>
-        <w:rPr>
-          <w:rFonts w:asciiTheme="minorHAnsi" w:hAnsiTheme="minorHAnsi" w:cstheme="minorHAnsi"/>
-          <w:lang w:val="en-US"/>
-        </w:rPr>
-        <w:t xml:space="preserve"> / </w:t>
-      </w:r>
-      <w:proofErr w:type="spellStart"/>
-      <w:r>
-        <w:rPr>
-          <w:rFonts w:asciiTheme="minorHAnsi" w:hAnsiTheme="minorHAnsi" w:cstheme="minorHAnsi"/>
-          <w:lang w:val="en-US"/>
-        </w:rPr>
-        <w:t>Fix_Attesi</w:t>
-      </w:r>
-      <w:proofErr w:type="spellEnd"/>
-      <w:r>
-        <w:rPr>
-          <w:rFonts w:asciiTheme="minorHAnsi" w:hAnsiTheme="minorHAnsi" w:cstheme="minorHAnsi"/>
-          <w:lang w:val="en-US"/>
-        </w:rPr>
-        <w:t>) × 100%</w:t>
+        <w:t>USBLANGLES_Loss = (1 - Fix_Validi / Fix_Attesi) × 100%</w:t>
       </w:r>
     </w:p>
     <w:p>
@@ -7394,7 +5873,6 @@
           <w:b/>
           <w:bCs/>
         </w:rPr>
-        <w:lastRenderedPageBreak/>
         <w:t>ok</w:t>
       </w:r>
       <w:r>
@@ -7516,23 +5994,7 @@
           <w:rFonts w:asciiTheme="minorHAnsi" w:hAnsiTheme="minorHAnsi" w:cstheme="minorHAnsi"/>
           <w:lang w:val="en-US"/>
         </w:rPr>
-        <w:t>File Output: `</w:t>
-      </w:r>
-      <w:proofErr w:type="spellStart"/>
-      <w:r>
-        <w:rPr>
-          <w:rFonts w:asciiTheme="minorHAnsi" w:hAnsiTheme="minorHAnsi" w:cstheme="minorHAnsi"/>
-          <w:lang w:val="en-US"/>
-        </w:rPr>
-        <w:t>sensor_logs</w:t>
-      </w:r>
-      <w:proofErr w:type="spellEnd"/>
-      <w:r>
-        <w:rPr>
-          <w:rFonts w:asciiTheme="minorHAnsi" w:hAnsiTheme="minorHAnsi" w:cstheme="minorHAnsi"/>
-          <w:lang w:val="en-US"/>
-        </w:rPr>
-        <w:t>/usbl_.csv`</w:t>
+        <w:t>File Output: `sensor_logs/usbl_.csv`</w:t>
       </w:r>
     </w:p>
     <w:p>
@@ -7547,21 +6009,12 @@
           <w:lang w:val="en-US"/>
         </w:rPr>
       </w:pPr>
-      <w:proofErr w:type="spellStart"/>
       <w:r>
         <w:rPr>
           <w:rFonts w:asciiTheme="minorHAnsi" w:hAnsiTheme="minorHAnsi" w:cstheme="minorHAnsi"/>
           <w:lang w:val="en-US"/>
         </w:rPr>
-        <w:t>Colonne</w:t>
-      </w:r>
-      <w:proofErr w:type="spellEnd"/>
-      <w:r>
-        <w:rPr>
-          <w:rFonts w:asciiTheme="minorHAnsi" w:hAnsiTheme="minorHAnsi" w:cstheme="minorHAnsi"/>
-          <w:lang w:val="en-US"/>
-        </w:rPr>
-        <w:t>: east, north, up, range, mode</w:t>
+        <w:t>Colonne: east, north, up, range, mode</w:t>
       </w:r>
     </w:p>
     <w:p>
@@ -7640,23 +6093,7 @@
           <w:rFonts w:asciiTheme="minorHAnsi" w:hAnsiTheme="minorHAnsi" w:cstheme="minorHAnsi"/>
           <w:lang w:val="en-US"/>
         </w:rPr>
-        <w:t>east, north, up (</w:t>
-      </w:r>
-      <w:proofErr w:type="spellStart"/>
-      <w:r>
-        <w:rPr>
-          <w:rFonts w:asciiTheme="minorHAnsi" w:hAnsiTheme="minorHAnsi" w:cstheme="minorHAnsi"/>
-          <w:lang w:val="en-US"/>
-        </w:rPr>
-        <w:t>modalità</w:t>
-      </w:r>
-      <w:proofErr w:type="spellEnd"/>
-      <w:r>
-        <w:rPr>
-          <w:rFonts w:asciiTheme="minorHAnsi" w:hAnsiTheme="minorHAnsi" w:cstheme="minorHAnsi"/>
-          <w:lang w:val="en-US"/>
-        </w:rPr>
-        <w:t xml:space="preserve"> USBLANGLES)</w:t>
+        <w:t>east, north, up (modalità USBLANGLES)</w:t>
       </w:r>
     </w:p>
     <w:p>
@@ -7676,23 +6113,7 @@
           <w:rFonts w:asciiTheme="minorHAnsi" w:hAnsiTheme="minorHAnsi" w:cstheme="minorHAnsi"/>
           <w:lang w:val="en-US"/>
         </w:rPr>
-        <w:t>range, range_3d (</w:t>
-      </w:r>
-      <w:proofErr w:type="spellStart"/>
-      <w:r>
-        <w:rPr>
-          <w:rFonts w:asciiTheme="minorHAnsi" w:hAnsiTheme="minorHAnsi" w:cstheme="minorHAnsi"/>
-          <w:lang w:val="en-US"/>
-        </w:rPr>
-        <w:t>modalità</w:t>
-      </w:r>
-      <w:proofErr w:type="spellEnd"/>
-      <w:r>
-        <w:rPr>
-          <w:rFonts w:asciiTheme="minorHAnsi" w:hAnsiTheme="minorHAnsi" w:cstheme="minorHAnsi"/>
-          <w:lang w:val="en-US"/>
-        </w:rPr>
-        <w:t xml:space="preserve"> USBLLONG)</w:t>
+        <w:t>range, range_3d (modalità USBLLONG)</w:t>
       </w:r>
     </w:p>
     <w:p>
@@ -7746,33 +6167,11 @@
           <w:rFonts w:asciiTheme="minorHAnsi" w:hAnsiTheme="minorHAnsi" w:cstheme="minorHAnsi"/>
         </w:rPr>
       </w:pPr>
-      <w:proofErr w:type="spellStart"/>
-      <w:r>
-        <w:rPr>
-          <w:rFonts w:asciiTheme="minorHAnsi" w:hAnsiTheme="minorHAnsi" w:cstheme="minorHAnsi"/>
-        </w:rPr>
-        <w:t>Fix_Attesi</w:t>
-      </w:r>
-      <w:proofErr w:type="spellEnd"/>
-      <w:r>
-        <w:rPr>
-          <w:rFonts w:asciiTheme="minorHAnsi" w:hAnsiTheme="minorHAnsi" w:cstheme="minorHAnsi"/>
-        </w:rPr>
-        <w:t xml:space="preserve"> = Durata / </w:t>
-      </w:r>
-      <w:proofErr w:type="spellStart"/>
-      <w:r>
-        <w:rPr>
-          <w:rFonts w:asciiTheme="minorHAnsi" w:hAnsiTheme="minorHAnsi" w:cstheme="minorHAnsi"/>
-        </w:rPr>
-        <w:t>Periodo_Aggiornamento_USBL</w:t>
-      </w:r>
-      <w:proofErr w:type="spellEnd"/>
-      <w:r>
-        <w:rPr>
-          <w:rFonts w:asciiTheme="minorHAnsi" w:hAnsiTheme="minorHAnsi" w:cstheme="minorHAnsi"/>
-        </w:rPr>
-        <w:t xml:space="preserve"> ≈ 12</w:t>
+      <w:r>
+        <w:rPr>
+          <w:rFonts w:asciiTheme="minorHAnsi" w:hAnsiTheme="minorHAnsi" w:cstheme="minorHAnsi"/>
+        </w:rPr>
+        <w:t>Fix_Attesi = Durata / Periodo_Aggiornamento_USBL ≈ 12</w:t>
       </w:r>
     </w:p>
     <w:p>
@@ -7786,62 +6185,12 @@
           <w:rFonts w:asciiTheme="minorHAnsi" w:hAnsiTheme="minorHAnsi" w:cstheme="minorHAnsi"/>
         </w:rPr>
       </w:pPr>
-      <w:proofErr w:type="spellStart"/>
       <w:r>
         <w:rPr>
           <w:rFonts w:asciiTheme="minorHAnsi" w:hAnsiTheme="minorHAnsi" w:cstheme="minorHAnsi"/>
           <w:lang w:val="en-US"/>
         </w:rPr>
-        <w:t>USBLLONG_Validi</w:t>
-      </w:r>
-      <w:proofErr w:type="spellEnd"/>
-      <w:r>
-        <w:rPr>
-          <w:rFonts w:asciiTheme="minorHAnsi" w:hAnsiTheme="minorHAnsi" w:cstheme="minorHAnsi"/>
-          <w:lang w:val="en-US"/>
-        </w:rPr>
-        <w:t xml:space="preserve"> = </w:t>
-      </w:r>
-      <w:proofErr w:type="gramStart"/>
-      <w:r>
-        <w:rPr>
-          <w:rFonts w:asciiTheme="minorHAnsi" w:hAnsiTheme="minorHAnsi" w:cstheme="minorHAnsi"/>
-          <w:lang w:val="en-US"/>
-        </w:rPr>
-        <w:t>count(</w:t>
-      </w:r>
-      <w:proofErr w:type="spellStart"/>
-      <w:proofErr w:type="gramEnd"/>
-      <w:r>
-        <w:rPr>
-          <w:rFonts w:asciiTheme="minorHAnsi" w:hAnsiTheme="minorHAnsi" w:cstheme="minorHAnsi"/>
-          <w:lang w:val="en-US"/>
-        </w:rPr>
-        <w:t>righe</w:t>
-      </w:r>
-      <w:proofErr w:type="spellEnd"/>
-      <w:r>
-        <w:rPr>
-          <w:rFonts w:asciiTheme="minorHAnsi" w:hAnsiTheme="minorHAnsi" w:cstheme="minorHAnsi"/>
-          <w:lang w:val="en-US"/>
-        </w:rPr>
-        <w:t xml:space="preserve"> dove range &gt; 0 AND </w:t>
-      </w:r>
-      <w:proofErr w:type="gramStart"/>
-      <w:r>
-        <w:rPr>
-          <w:rFonts w:asciiTheme="minorHAnsi" w:hAnsiTheme="minorHAnsi" w:cstheme="minorHAnsi"/>
-          <w:lang w:val="en-US"/>
-        </w:rPr>
-        <w:t>mode !</w:t>
-      </w:r>
-      <w:proofErr w:type="gramEnd"/>
-      <w:r>
-        <w:rPr>
-          <w:rFonts w:asciiTheme="minorHAnsi" w:hAnsiTheme="minorHAnsi" w:cstheme="minorHAnsi"/>
-          <w:lang w:val="en-US"/>
-        </w:rPr>
-        <w:t xml:space="preserve">= </w:t>
+        <w:t xml:space="preserve">USBLLONG_Validi = count(righe dove range &gt; 0 AND mode != </w:t>
       </w:r>
       <w:r>
         <w:rPr>
@@ -7862,53 +6211,12 @@
           <w:lang w:val="en-US"/>
         </w:rPr>
       </w:pPr>
-      <w:proofErr w:type="spellStart"/>
       <w:r>
         <w:rPr>
           <w:rFonts w:asciiTheme="minorHAnsi" w:hAnsiTheme="minorHAnsi" w:cstheme="minorHAnsi"/>
           <w:lang w:val="en-US"/>
         </w:rPr>
-        <w:t>USBLLONG_Loss</w:t>
-      </w:r>
-      <w:proofErr w:type="spellEnd"/>
-      <w:r>
-        <w:rPr>
-          <w:rFonts w:asciiTheme="minorHAnsi" w:hAnsiTheme="minorHAnsi" w:cstheme="minorHAnsi"/>
-          <w:lang w:val="en-US"/>
-        </w:rPr>
-        <w:t xml:space="preserve"> = (1 - </w:t>
-      </w:r>
-      <w:proofErr w:type="spellStart"/>
-      <w:r>
-        <w:rPr>
-          <w:rFonts w:asciiTheme="minorHAnsi" w:hAnsiTheme="minorHAnsi" w:cstheme="minorHAnsi"/>
-          <w:lang w:val="en-US"/>
-        </w:rPr>
-        <w:t>USBLLONG_Validi</w:t>
-      </w:r>
-      <w:proofErr w:type="spellEnd"/>
-      <w:r>
-        <w:rPr>
-          <w:rFonts w:asciiTheme="minorHAnsi" w:hAnsiTheme="minorHAnsi" w:cstheme="minorHAnsi"/>
-          <w:lang w:val="en-US"/>
-        </w:rPr>
-        <w:t xml:space="preserve"> / </w:t>
-      </w:r>
-      <w:proofErr w:type="spellStart"/>
-      <w:r>
-        <w:rPr>
-          <w:rFonts w:asciiTheme="minorHAnsi" w:hAnsiTheme="minorHAnsi" w:cstheme="minorHAnsi"/>
-          <w:lang w:val="en-US"/>
-        </w:rPr>
-        <w:t>Fix_Attesi</w:t>
-      </w:r>
-      <w:proofErr w:type="spellEnd"/>
-      <w:r>
-        <w:rPr>
-          <w:rFonts w:asciiTheme="minorHAnsi" w:hAnsiTheme="minorHAnsi" w:cstheme="minorHAnsi"/>
-          <w:lang w:val="en-US"/>
-        </w:rPr>
-        <w:t>) × 100%</w:t>
+        <w:t>USBLLONG_Loss = (1 - USBLLONG_Validi / Fix_Attesi) × 100%</w:t>
       </w:r>
     </w:p>
     <w:p>
@@ -8024,21 +6332,8 @@
         <w:rPr>
           <w:rFonts w:asciiTheme="minorHAnsi" w:eastAsia="Calibri" w:hAnsiTheme="minorHAnsi" w:cstheme="minorHAnsi"/>
         </w:rPr>
-        <w:t xml:space="preserve">TC5: Prestazioni del Filtro di </w:t>
-      </w:r>
-      <w:proofErr w:type="spellStart"/>
-      <w:r>
-        <w:rPr>
-          <w:rFonts w:asciiTheme="minorHAnsi" w:eastAsia="Calibri" w:hAnsiTheme="minorHAnsi" w:cstheme="minorHAnsi"/>
-        </w:rPr>
-        <w:t>Kalman</w:t>
-      </w:r>
-      <w:proofErr w:type="spellEnd"/>
-      <w:r>
-        <w:rPr>
-          <w:rFonts w:asciiTheme="minorHAnsi" w:eastAsia="Calibri" w:hAnsiTheme="minorHAnsi" w:cstheme="minorHAnsi"/>
-        </w:rPr>
-        <w:t xml:space="preserve"> (KF)</w:t>
+        <w:lastRenderedPageBreak/>
+        <w:t>TC5: Prestazioni del Filtro di Kalman (KF)</w:t>
       </w:r>
     </w:p>
     <w:p>
@@ -8051,1040 +6346,87 @@
       </w:pPr>
       <w:r>
         <w:rPr>
-          <w:rFonts w:asciiTheme="minorHAnsi" w:eastAsia="Calibri" w:hAnsiTheme="minorHAnsi" w:cstheme="minorHAnsi"/>
-        </w:rPr>
-        <w:t>Architettura EK</w:t>
-      </w:r>
-      <w:r>
-        <w:rPr>
-          <w:rFonts w:asciiTheme="minorHAnsi" w:eastAsia="Calibri" w:hAnsiTheme="minorHAnsi" w:cstheme="minorHAnsi"/>
-        </w:rPr>
-        <w:t>F</w:t>
-      </w:r>
-    </w:p>
-    <w:p>
-      <w:pPr>
-        <w:shd w:val="clear" w:color="auto" w:fill="1F1F1F"/>
-        <w:spacing w:after="0" w:line="285" w:lineRule="atLeast"/>
-        <w:rPr>
-          <w:rFonts w:ascii="Consolas" w:eastAsia="Times New Roman" w:hAnsi="Consolas"/>
+          <w:rFonts w:ascii="Consolas" w:hAnsi="Consolas"/>
+          <w:noProof/>
           <w:color w:val="CCCCCC"/>
           <w:sz w:val="21"/>
           <w:szCs w:val="21"/>
           <w:lang w:eastAsia="it-IT"/>
         </w:rPr>
-      </w:pPr>
-      <w:r>
-        <w:rPr>
-          <w:rFonts w:ascii="Consolas" w:eastAsia="Times New Roman" w:hAnsi="Consolas"/>
-          <w:color w:val="CCCCCC"/>
-          <w:sz w:val="21"/>
-          <w:szCs w:val="21"/>
-          <w:lang w:eastAsia="it-IT"/>
-        </w:rPr>
-        <w:t>```</w:t>
-      </w:r>
-    </w:p>
-    <w:p>
-      <w:pPr>
-        <w:shd w:val="clear" w:color="auto" w:fill="1F1F1F"/>
-        <w:spacing w:after="0" w:line="285" w:lineRule="atLeast"/>
-        <w:rPr>
-          <w:rFonts w:ascii="Consolas" w:eastAsia="Times New Roman" w:hAnsi="Consolas"/>
-          <w:color w:val="CCCCCC"/>
-          <w:sz w:val="21"/>
-          <w:szCs w:val="21"/>
-          <w:lang w:eastAsia="it-IT"/>
-        </w:rPr>
-      </w:pPr>
-      <w:r>
-        <w:rPr>
-          <w:rFonts w:ascii="Consolas" w:eastAsia="Times New Roman" w:hAnsi="Consolas"/>
-          <w:color w:val="CCCCCC"/>
-          <w:sz w:val="21"/>
-          <w:szCs w:val="21"/>
-          <w:lang w:eastAsia="it-IT"/>
-        </w:rPr>
-        <w:t>┌─────────────────────────────────────────────────────────────────┐</w:t>
-      </w:r>
-    </w:p>
-    <w:p>
-      <w:pPr>
-        <w:shd w:val="clear" w:color="auto" w:fill="1F1F1F"/>
-        <w:spacing w:after="0" w:line="285" w:lineRule="atLeast"/>
-        <w:rPr>
-          <w:rFonts w:ascii="Consolas" w:eastAsia="Times New Roman" w:hAnsi="Consolas"/>
-          <w:color w:val="CCCCCC"/>
-          <w:sz w:val="21"/>
-          <w:szCs w:val="21"/>
-          <w:lang w:eastAsia="it-IT"/>
-        </w:rPr>
-      </w:pPr>
-      <w:r>
-        <w:rPr>
-          <w:rFonts w:ascii="Consolas" w:eastAsia="Times New Roman" w:hAnsi="Consolas"/>
-          <w:color w:val="CCCCCC"/>
-          <w:sz w:val="21"/>
-          <w:szCs w:val="21"/>
-          <w:lang w:eastAsia="it-IT"/>
-        </w:rPr>
-        <w:t>│                    FUSIONE SENSORIALE EKF                       │</w:t>
-      </w:r>
-    </w:p>
-    <w:p>
-      <w:pPr>
-        <w:shd w:val="clear" w:color="auto" w:fill="1F1F1F"/>
-        <w:spacing w:after="0" w:line="285" w:lineRule="atLeast"/>
-        <w:rPr>
-          <w:rFonts w:ascii="Consolas" w:eastAsia="Times New Roman" w:hAnsi="Consolas"/>
-          <w:color w:val="CCCCCC"/>
-          <w:sz w:val="21"/>
-          <w:szCs w:val="21"/>
-          <w:lang w:eastAsia="it-IT"/>
-        </w:rPr>
-      </w:pPr>
-      <w:r>
-        <w:rPr>
-          <w:rFonts w:ascii="Consolas" w:eastAsia="Times New Roman" w:hAnsi="Consolas"/>
-          <w:color w:val="CCCCCC"/>
-          <w:sz w:val="21"/>
-          <w:szCs w:val="21"/>
-          <w:lang w:eastAsia="it-IT"/>
-        </w:rPr>
-        <w:t>├─────────────────────────────────────────────────────────────────┤</w:t>
-      </w:r>
-    </w:p>
-    <w:p>
-      <w:pPr>
-        <w:shd w:val="clear" w:color="auto" w:fill="1F1F1F"/>
-        <w:spacing w:after="0" w:line="285" w:lineRule="atLeast"/>
-        <w:rPr>
-          <w:rFonts w:ascii="Consolas" w:eastAsia="Times New Roman" w:hAnsi="Consolas"/>
-          <w:color w:val="CCCCCC"/>
-          <w:sz w:val="21"/>
-          <w:szCs w:val="21"/>
-          <w:lang w:eastAsia="it-IT"/>
-        </w:rPr>
-      </w:pPr>
-      <w:r>
-        <w:rPr>
-          <w:rFonts w:ascii="Consolas" w:eastAsia="Times New Roman" w:hAnsi="Consolas"/>
-          <w:color w:val="CCCCCC"/>
-          <w:sz w:val="21"/>
-          <w:szCs w:val="21"/>
-          <w:lang w:eastAsia="it-IT"/>
-        </w:rPr>
-        <w:t xml:space="preserve">│  INPUT: </w:t>
-      </w:r>
-      <w:proofErr w:type="spellStart"/>
-      <w:r>
-        <w:rPr>
-          <w:rFonts w:ascii="Consolas" w:eastAsia="Times New Roman" w:hAnsi="Consolas"/>
-          <w:color w:val="CCCCCC"/>
-          <w:sz w:val="21"/>
-          <w:szCs w:val="21"/>
-          <w:lang w:eastAsia="it-IT"/>
-        </w:rPr>
-        <w:t>sensor_logs</w:t>
-      </w:r>
-      <w:proofErr w:type="spellEnd"/>
-      <w:r>
-        <w:rPr>
-          <w:rFonts w:ascii="Consolas" w:eastAsia="Times New Roman" w:hAnsi="Consolas"/>
-          <w:color w:val="CCCCCC"/>
-          <w:sz w:val="21"/>
-          <w:szCs w:val="21"/>
-          <w:lang w:eastAsia="it-IT"/>
-        </w:rPr>
-        <w:t>/                                            │</w:t>
-      </w:r>
-    </w:p>
-    <w:p>
-      <w:pPr>
-        <w:shd w:val="clear" w:color="auto" w:fill="1F1F1F"/>
-        <w:spacing w:after="0" w:line="285" w:lineRule="atLeast"/>
-        <w:rPr>
-          <w:rFonts w:ascii="Consolas" w:eastAsia="Times New Roman" w:hAnsi="Consolas"/>
-          <w:color w:val="CCCCCC"/>
-          <w:sz w:val="21"/>
-          <w:szCs w:val="21"/>
-          <w:lang w:eastAsia="it-IT"/>
-        </w:rPr>
-      </w:pPr>
-      <w:r>
-        <w:rPr>
-          <w:rFonts w:ascii="Consolas" w:eastAsia="Times New Roman" w:hAnsi="Consolas"/>
-          <w:color w:val="CCCCCC"/>
-          <w:sz w:val="21"/>
-          <w:szCs w:val="21"/>
-          <w:lang w:eastAsia="it-IT"/>
-        </w:rPr>
-        <w:t>│  ┌────────┐    ┌────────┐    ┌────────┐                         │</w:t>
-      </w:r>
-    </w:p>
-    <w:p>
-      <w:pPr>
-        <w:shd w:val="clear" w:color="auto" w:fill="1F1F1F"/>
-        <w:spacing w:after="0" w:line="285" w:lineRule="atLeast"/>
-        <w:rPr>
-          <w:rFonts w:ascii="Consolas" w:eastAsia="Times New Roman" w:hAnsi="Consolas"/>
-          <w:color w:val="CCCCCC"/>
-          <w:sz w:val="21"/>
-          <w:szCs w:val="21"/>
-          <w:lang w:eastAsia="it-IT"/>
-        </w:rPr>
-      </w:pPr>
-      <w:r>
-        <w:rPr>
-          <w:rFonts w:ascii="Consolas" w:eastAsia="Times New Roman" w:hAnsi="Consolas"/>
-          <w:color w:val="CCCCCC"/>
-          <w:sz w:val="21"/>
-          <w:szCs w:val="21"/>
-          <w:lang w:eastAsia="it-IT"/>
-        </w:rPr>
-        <w:t>│  │</w:t>
-      </w:r>
-      <w:proofErr w:type="spellStart"/>
-      <w:r>
-        <w:rPr>
-          <w:rFonts w:ascii="Consolas" w:eastAsia="Times New Roman" w:hAnsi="Consolas"/>
-          <w:color w:val="CCCCCC"/>
-          <w:sz w:val="21"/>
-          <w:szCs w:val="21"/>
-          <w:lang w:eastAsia="it-IT"/>
-        </w:rPr>
-        <w:t>imu</w:t>
-      </w:r>
-      <w:proofErr w:type="spellEnd"/>
-      <w:r>
-        <w:rPr>
-          <w:rFonts w:ascii="Consolas" w:eastAsia="Times New Roman" w:hAnsi="Consolas"/>
-          <w:color w:val="CCCCCC"/>
-          <w:sz w:val="21"/>
-          <w:szCs w:val="21"/>
-          <w:lang w:eastAsia="it-IT"/>
-        </w:rPr>
-        <w:t>_*.  │    │</w:t>
-      </w:r>
-      <w:proofErr w:type="spellStart"/>
-      <w:r>
-        <w:rPr>
-          <w:rFonts w:ascii="Consolas" w:eastAsia="Times New Roman" w:hAnsi="Consolas"/>
-          <w:color w:val="CCCCCC"/>
-          <w:sz w:val="21"/>
-          <w:szCs w:val="21"/>
-          <w:lang w:eastAsia="it-IT"/>
-        </w:rPr>
-        <w:t>usbl</w:t>
-      </w:r>
-      <w:proofErr w:type="spellEnd"/>
-      <w:r>
-        <w:rPr>
-          <w:rFonts w:ascii="Consolas" w:eastAsia="Times New Roman" w:hAnsi="Consolas"/>
-          <w:color w:val="CCCCCC"/>
-          <w:sz w:val="21"/>
-          <w:szCs w:val="21"/>
-          <w:lang w:eastAsia="it-IT"/>
-        </w:rPr>
-        <w:t>_*. │    │</w:t>
-      </w:r>
-      <w:proofErr w:type="spellStart"/>
-      <w:r>
-        <w:rPr>
-          <w:rFonts w:ascii="Consolas" w:eastAsia="Times New Roman" w:hAnsi="Consolas"/>
-          <w:color w:val="CCCCCC"/>
-          <w:sz w:val="21"/>
-          <w:szCs w:val="21"/>
-          <w:lang w:eastAsia="it-IT"/>
-        </w:rPr>
-        <w:t>depth</w:t>
-      </w:r>
-      <w:proofErr w:type="spellEnd"/>
-      <w:r>
-        <w:rPr>
-          <w:rFonts w:ascii="Consolas" w:eastAsia="Times New Roman" w:hAnsi="Consolas"/>
-          <w:color w:val="CCCCCC"/>
-          <w:sz w:val="21"/>
-          <w:szCs w:val="21"/>
-          <w:lang w:eastAsia="it-IT"/>
-        </w:rPr>
-        <w:t>_*.│                         │</w:t>
-      </w:r>
-    </w:p>
-    <w:p>
-      <w:pPr>
-        <w:shd w:val="clear" w:color="auto" w:fill="1F1F1F"/>
-        <w:spacing w:after="0" w:line="285" w:lineRule="atLeast"/>
-        <w:rPr>
-          <w:rFonts w:ascii="Consolas" w:eastAsia="Times New Roman" w:hAnsi="Consolas"/>
-          <w:color w:val="CCCCCC"/>
-          <w:sz w:val="21"/>
-          <w:szCs w:val="21"/>
-          <w:lang w:eastAsia="it-IT"/>
-        </w:rPr>
-      </w:pPr>
-      <w:r>
-        <w:rPr>
-          <w:rFonts w:ascii="Consolas" w:eastAsia="Times New Roman" w:hAnsi="Consolas"/>
-          <w:color w:val="CCCCCC"/>
-          <w:sz w:val="21"/>
-          <w:szCs w:val="21"/>
-          <w:lang w:eastAsia="it-IT"/>
-        </w:rPr>
-        <w:t>│  │  csv   │    │  csv   │    │  csv   │                         │</w:t>
-      </w:r>
-    </w:p>
-    <w:p>
-      <w:pPr>
-        <w:shd w:val="clear" w:color="auto" w:fill="1F1F1F"/>
-        <w:spacing w:after="0" w:line="285" w:lineRule="atLeast"/>
-        <w:rPr>
-          <w:rFonts w:ascii="Consolas" w:eastAsia="Times New Roman" w:hAnsi="Consolas"/>
-          <w:color w:val="CCCCCC"/>
-          <w:sz w:val="21"/>
-          <w:szCs w:val="21"/>
-          <w:lang w:eastAsia="it-IT"/>
-        </w:rPr>
-      </w:pPr>
-      <w:r>
-        <w:rPr>
-          <w:rFonts w:ascii="Consolas" w:eastAsia="Times New Roman" w:hAnsi="Consolas"/>
-          <w:color w:val="CCCCCC"/>
-          <w:sz w:val="21"/>
-          <w:szCs w:val="21"/>
-          <w:lang w:eastAsia="it-IT"/>
-        </w:rPr>
-        <w:lastRenderedPageBreak/>
-        <w:t>│  └───┬────┘    └───┬────┘    └───┬────┘                         │</w:t>
-      </w:r>
-    </w:p>
-    <w:p>
-      <w:pPr>
-        <w:shd w:val="clear" w:color="auto" w:fill="1F1F1F"/>
-        <w:spacing w:after="0" w:line="285" w:lineRule="atLeast"/>
-        <w:rPr>
-          <w:rFonts w:ascii="Consolas" w:eastAsia="Times New Roman" w:hAnsi="Consolas"/>
-          <w:color w:val="CCCCCC"/>
-          <w:sz w:val="21"/>
-          <w:szCs w:val="21"/>
-          <w:lang w:eastAsia="it-IT"/>
-        </w:rPr>
-      </w:pPr>
-      <w:r>
-        <w:rPr>
-          <w:rFonts w:ascii="Consolas" w:eastAsia="Times New Roman" w:hAnsi="Consolas"/>
-          <w:color w:val="CCCCCC"/>
-          <w:sz w:val="21"/>
-          <w:szCs w:val="21"/>
-          <w:lang w:eastAsia="it-IT"/>
-        </w:rPr>
-        <w:t>│      └─────────────┼─────────────┘                              │</w:t>
-      </w:r>
-    </w:p>
-    <w:p>
-      <w:pPr>
-        <w:shd w:val="clear" w:color="auto" w:fill="1F1F1F"/>
-        <w:spacing w:after="0" w:line="285" w:lineRule="atLeast"/>
-        <w:rPr>
-          <w:rFonts w:ascii="Consolas" w:eastAsia="Times New Roman" w:hAnsi="Consolas"/>
-          <w:color w:val="CCCCCC"/>
-          <w:sz w:val="21"/>
-          <w:szCs w:val="21"/>
-          <w:lang w:eastAsia="it-IT"/>
-        </w:rPr>
-      </w:pPr>
-      <w:r>
-        <w:rPr>
-          <w:rFonts w:ascii="Consolas" w:eastAsia="Times New Roman" w:hAnsi="Consolas"/>
-          <w:color w:val="CCCCCC"/>
-          <w:sz w:val="21"/>
-          <w:szCs w:val="21"/>
-          <w:lang w:eastAsia="it-IT"/>
-        </w:rPr>
-        <w:t>│                    ▼                                            │</w:t>
-      </w:r>
-    </w:p>
-    <w:p>
-      <w:pPr>
-        <w:shd w:val="clear" w:color="auto" w:fill="1F1F1F"/>
-        <w:spacing w:after="0" w:line="285" w:lineRule="atLeast"/>
-        <w:rPr>
-          <w:rFonts w:ascii="Consolas" w:eastAsia="Times New Roman" w:hAnsi="Consolas"/>
-          <w:color w:val="CCCCCC"/>
-          <w:sz w:val="21"/>
-          <w:szCs w:val="21"/>
-          <w:lang w:eastAsia="it-IT"/>
-        </w:rPr>
-      </w:pPr>
-      <w:r>
-        <w:rPr>
-          <w:rFonts w:ascii="Consolas" w:eastAsia="Times New Roman" w:hAnsi="Consolas"/>
-          <w:color w:val="CCCCCC"/>
-          <w:sz w:val="21"/>
-          <w:szCs w:val="21"/>
-          <w:lang w:eastAsia="it-IT"/>
-        </w:rPr>
-        <w:t>│           ┌────────────────┐                                    │</w:t>
-      </w:r>
-    </w:p>
-    <w:p>
-      <w:pPr>
-        <w:shd w:val="clear" w:color="auto" w:fill="1F1F1F"/>
-        <w:spacing w:after="0" w:line="285" w:lineRule="atLeast"/>
-        <w:rPr>
-          <w:rFonts w:ascii="Consolas" w:eastAsia="Times New Roman" w:hAnsi="Consolas"/>
-          <w:color w:val="CCCCCC"/>
-          <w:sz w:val="21"/>
-          <w:szCs w:val="21"/>
-          <w:lang w:eastAsia="it-IT"/>
-        </w:rPr>
-      </w:pPr>
-      <w:r>
-        <w:rPr>
-          <w:rFonts w:ascii="Consolas" w:eastAsia="Times New Roman" w:hAnsi="Consolas"/>
-          <w:color w:val="CCCCCC"/>
-          <w:sz w:val="21"/>
-          <w:szCs w:val="21"/>
-          <w:lang w:eastAsia="it-IT"/>
-        </w:rPr>
-        <w:t>│           │  EKF_AUV       │                                    │</w:t>
-      </w:r>
-    </w:p>
-    <w:p>
-      <w:pPr>
-        <w:shd w:val="clear" w:color="auto" w:fill="1F1F1F"/>
-        <w:spacing w:after="0" w:line="285" w:lineRule="atLeast"/>
-        <w:rPr>
-          <w:rFonts w:ascii="Consolas" w:eastAsia="Times New Roman" w:hAnsi="Consolas"/>
-          <w:color w:val="CCCCCC"/>
-          <w:sz w:val="21"/>
-          <w:szCs w:val="21"/>
-          <w:lang w:eastAsia="it-IT"/>
-        </w:rPr>
-      </w:pPr>
-      <w:r>
-        <w:rPr>
-          <w:rFonts w:ascii="Consolas" w:eastAsia="Times New Roman" w:hAnsi="Consolas"/>
-          <w:color w:val="CCCCCC"/>
-          <w:sz w:val="21"/>
-          <w:szCs w:val="21"/>
-          <w:lang w:eastAsia="it-IT"/>
-        </w:rPr>
-        <w:t>│           │  Stato: [</w:t>
-      </w:r>
-      <w:proofErr w:type="spellStart"/>
-      <w:r>
-        <w:rPr>
-          <w:rFonts w:ascii="Consolas" w:eastAsia="Times New Roman" w:hAnsi="Consolas"/>
-          <w:color w:val="CCCCCC"/>
-          <w:sz w:val="21"/>
-          <w:szCs w:val="21"/>
-          <w:lang w:eastAsia="it-IT"/>
-        </w:rPr>
-        <w:t>x,y,z</w:t>
-      </w:r>
-      <w:proofErr w:type="spellEnd"/>
-      <w:r>
-        <w:rPr>
-          <w:rFonts w:ascii="Consolas" w:eastAsia="Times New Roman" w:hAnsi="Consolas"/>
-          <w:color w:val="CCCCCC"/>
-          <w:sz w:val="21"/>
-          <w:szCs w:val="21"/>
-          <w:lang w:eastAsia="it-IT"/>
-        </w:rPr>
-        <w:t>,│                                    │</w:t>
-      </w:r>
-    </w:p>
-    <w:p>
-      <w:pPr>
-        <w:shd w:val="clear" w:color="auto" w:fill="1F1F1F"/>
-        <w:spacing w:after="0" w:line="285" w:lineRule="atLeast"/>
-        <w:rPr>
-          <w:rFonts w:ascii="Consolas" w:eastAsia="Times New Roman" w:hAnsi="Consolas"/>
-          <w:color w:val="CCCCCC"/>
-          <w:sz w:val="21"/>
-          <w:szCs w:val="21"/>
-          <w:lang w:eastAsia="it-IT"/>
-        </w:rPr>
-      </w:pPr>
-      <w:r>
-        <w:rPr>
-          <w:rFonts w:ascii="Consolas" w:eastAsia="Times New Roman" w:hAnsi="Consolas"/>
-          <w:color w:val="CCCCCC"/>
-          <w:sz w:val="21"/>
-          <w:szCs w:val="21"/>
-          <w:lang w:eastAsia="it-IT"/>
-        </w:rPr>
-        <w:t xml:space="preserve">│           │   </w:t>
-      </w:r>
-      <w:proofErr w:type="spellStart"/>
-      <w:r>
-        <w:rPr>
-          <w:rFonts w:ascii="Consolas" w:eastAsia="Times New Roman" w:hAnsi="Consolas"/>
-          <w:color w:val="CCCCCC"/>
-          <w:sz w:val="21"/>
-          <w:szCs w:val="21"/>
-          <w:lang w:eastAsia="it-IT"/>
-        </w:rPr>
-        <w:t>vx,vy,vz</w:t>
-      </w:r>
-      <w:proofErr w:type="spellEnd"/>
-      <w:r>
-        <w:rPr>
-          <w:rFonts w:ascii="Consolas" w:eastAsia="Times New Roman" w:hAnsi="Consolas"/>
-          <w:color w:val="CCCCCC"/>
-          <w:sz w:val="21"/>
-          <w:szCs w:val="21"/>
-          <w:lang w:eastAsia="it-IT"/>
-        </w:rPr>
-        <w:t>]    │                                    │</w:t>
-      </w:r>
-    </w:p>
-    <w:p>
-      <w:pPr>
-        <w:shd w:val="clear" w:color="auto" w:fill="1F1F1F"/>
-        <w:spacing w:after="0" w:line="285" w:lineRule="atLeast"/>
-        <w:rPr>
-          <w:rFonts w:ascii="Consolas" w:eastAsia="Times New Roman" w:hAnsi="Consolas"/>
-          <w:color w:val="CCCCCC"/>
-          <w:sz w:val="21"/>
-          <w:szCs w:val="21"/>
-          <w:lang w:eastAsia="it-IT"/>
-        </w:rPr>
-      </w:pPr>
-      <w:r>
-        <w:rPr>
-          <w:rFonts w:ascii="Consolas" w:eastAsia="Times New Roman" w:hAnsi="Consolas"/>
-          <w:color w:val="CCCCCC"/>
-          <w:sz w:val="21"/>
-          <w:szCs w:val="21"/>
-          <w:lang w:eastAsia="it-IT"/>
-        </w:rPr>
-        <w:t>│           └───────┬────────┘                                    │</w:t>
-      </w:r>
-    </w:p>
-    <w:p>
-      <w:pPr>
-        <w:shd w:val="clear" w:color="auto" w:fill="1F1F1F"/>
-        <w:spacing w:after="0" w:line="285" w:lineRule="atLeast"/>
-        <w:rPr>
-          <w:rFonts w:ascii="Consolas" w:eastAsia="Times New Roman" w:hAnsi="Consolas"/>
-          <w:color w:val="CCCCCC"/>
-          <w:sz w:val="21"/>
-          <w:szCs w:val="21"/>
-          <w:lang w:eastAsia="it-IT"/>
-        </w:rPr>
-      </w:pPr>
-      <w:r>
-        <w:rPr>
-          <w:rFonts w:ascii="Consolas" w:eastAsia="Times New Roman" w:hAnsi="Consolas"/>
-          <w:color w:val="CCCCCC"/>
-          <w:sz w:val="21"/>
-          <w:szCs w:val="21"/>
-          <w:lang w:eastAsia="it-IT"/>
-        </w:rPr>
-        <w:t>│                   │                                             │</w:t>
-      </w:r>
-    </w:p>
-    <w:p>
-      <w:pPr>
-        <w:shd w:val="clear" w:color="auto" w:fill="1F1F1F"/>
-        <w:spacing w:after="0" w:line="285" w:lineRule="atLeast"/>
-        <w:rPr>
-          <w:rFonts w:ascii="Consolas" w:eastAsia="Times New Roman" w:hAnsi="Consolas"/>
-          <w:color w:val="CCCCCC"/>
-          <w:sz w:val="21"/>
-          <w:szCs w:val="21"/>
-          <w:lang w:eastAsia="it-IT"/>
-        </w:rPr>
-      </w:pPr>
-      <w:r>
-        <w:rPr>
-          <w:rFonts w:ascii="Consolas" w:eastAsia="Times New Roman" w:hAnsi="Consolas"/>
-          <w:color w:val="CCCCCC"/>
-          <w:sz w:val="21"/>
-          <w:szCs w:val="21"/>
-          <w:lang w:eastAsia="it-IT"/>
-        </w:rPr>
-        <w:t>│     ┌─────────────┼─────────────┐                               │</w:t>
-      </w:r>
-    </w:p>
-    <w:p>
-      <w:pPr>
-        <w:shd w:val="clear" w:color="auto" w:fill="1F1F1F"/>
-        <w:spacing w:after="0" w:line="285" w:lineRule="atLeast"/>
-        <w:rPr>
-          <w:rFonts w:ascii="Consolas" w:eastAsia="Times New Roman" w:hAnsi="Consolas"/>
-          <w:color w:val="CCCCCC"/>
-          <w:sz w:val="21"/>
-          <w:szCs w:val="21"/>
-          <w:lang w:eastAsia="it-IT"/>
-        </w:rPr>
-      </w:pPr>
-      <w:r>
-        <w:rPr>
-          <w:rFonts w:ascii="Consolas" w:eastAsia="Times New Roman" w:hAnsi="Consolas"/>
-          <w:color w:val="CCCCCC"/>
-          <w:sz w:val="21"/>
-          <w:szCs w:val="21"/>
-          <w:lang w:eastAsia="it-IT"/>
-        </w:rPr>
-        <w:t>│     ▼             ▼             ▼                               │</w:t>
-      </w:r>
-    </w:p>
-    <w:p>
-      <w:pPr>
-        <w:shd w:val="clear" w:color="auto" w:fill="1F1F1F"/>
-        <w:spacing w:after="0" w:line="285" w:lineRule="atLeast"/>
-        <w:rPr>
-          <w:rFonts w:ascii="Consolas" w:eastAsia="Times New Roman" w:hAnsi="Consolas"/>
-          <w:color w:val="CCCCCC"/>
-          <w:sz w:val="21"/>
-          <w:szCs w:val="21"/>
-          <w:lang w:val="en-US" w:eastAsia="it-IT"/>
-        </w:rPr>
-      </w:pPr>
-      <w:proofErr w:type="gramStart"/>
-      <w:r>
-        <w:rPr>
-          <w:rFonts w:ascii="Consolas" w:eastAsia="Times New Roman" w:hAnsi="Consolas"/>
-          <w:color w:val="CCCCCC"/>
-          <w:sz w:val="21"/>
-          <w:szCs w:val="21"/>
-          <w:lang w:val="en-US" w:eastAsia="it-IT"/>
-        </w:rPr>
-        <w:t xml:space="preserve">│  predict()   </w:t>
-      </w:r>
-      <w:proofErr w:type="spellStart"/>
-      <w:proofErr w:type="gramEnd"/>
-      <w:r>
-        <w:rPr>
-          <w:rFonts w:ascii="Consolas" w:eastAsia="Times New Roman" w:hAnsi="Consolas"/>
-          <w:color w:val="CCCCCC"/>
-          <w:sz w:val="21"/>
-          <w:szCs w:val="21"/>
-          <w:lang w:val="en-US" w:eastAsia="it-IT"/>
-        </w:rPr>
-        <w:t>update_</w:t>
-      </w:r>
-      <w:proofErr w:type="gramStart"/>
-      <w:r>
-        <w:rPr>
-          <w:rFonts w:ascii="Consolas" w:eastAsia="Times New Roman" w:hAnsi="Consolas"/>
-          <w:color w:val="CCCCCC"/>
-          <w:sz w:val="21"/>
-          <w:szCs w:val="21"/>
-          <w:lang w:val="en-US" w:eastAsia="it-IT"/>
-        </w:rPr>
-        <w:t>usbl</w:t>
-      </w:r>
-      <w:proofErr w:type="spellEnd"/>
-      <w:r>
-        <w:rPr>
-          <w:rFonts w:ascii="Consolas" w:eastAsia="Times New Roman" w:hAnsi="Consolas"/>
-          <w:color w:val="CCCCCC"/>
-          <w:sz w:val="21"/>
-          <w:szCs w:val="21"/>
-          <w:lang w:val="en-US" w:eastAsia="it-IT"/>
-        </w:rPr>
-        <w:t>()  </w:t>
-      </w:r>
-      <w:proofErr w:type="spellStart"/>
-      <w:r>
-        <w:rPr>
-          <w:rFonts w:ascii="Consolas" w:eastAsia="Times New Roman" w:hAnsi="Consolas"/>
-          <w:color w:val="CCCCCC"/>
-          <w:sz w:val="21"/>
-          <w:szCs w:val="21"/>
-          <w:lang w:val="en-US" w:eastAsia="it-IT"/>
-        </w:rPr>
-        <w:t>update</w:t>
-      </w:r>
-      <w:proofErr w:type="gramEnd"/>
-      <w:r>
-        <w:rPr>
-          <w:rFonts w:ascii="Consolas" w:eastAsia="Times New Roman" w:hAnsi="Consolas"/>
-          <w:color w:val="CCCCCC"/>
-          <w:sz w:val="21"/>
-          <w:szCs w:val="21"/>
-          <w:lang w:val="en-US" w:eastAsia="it-IT"/>
-        </w:rPr>
-        <w:t>_</w:t>
-      </w:r>
-      <w:proofErr w:type="gramStart"/>
-      <w:r>
-        <w:rPr>
-          <w:rFonts w:ascii="Consolas" w:eastAsia="Times New Roman" w:hAnsi="Consolas"/>
-          <w:color w:val="CCCCCC"/>
-          <w:sz w:val="21"/>
-          <w:szCs w:val="21"/>
-          <w:lang w:val="en-US" w:eastAsia="it-IT"/>
-        </w:rPr>
-        <w:t>depth</w:t>
-      </w:r>
-      <w:proofErr w:type="spellEnd"/>
-      <w:r>
-        <w:rPr>
-          <w:rFonts w:ascii="Consolas" w:eastAsia="Times New Roman" w:hAnsi="Consolas"/>
-          <w:color w:val="CCCCCC"/>
-          <w:sz w:val="21"/>
-          <w:szCs w:val="21"/>
-          <w:lang w:val="en-US" w:eastAsia="it-IT"/>
-        </w:rPr>
-        <w:t>(</w:t>
-      </w:r>
-      <w:proofErr w:type="gramEnd"/>
-      <w:r>
-        <w:rPr>
-          <w:rFonts w:ascii="Consolas" w:eastAsia="Times New Roman" w:hAnsi="Consolas"/>
-          <w:color w:val="CCCCCC"/>
-          <w:sz w:val="21"/>
-          <w:szCs w:val="21"/>
-          <w:lang w:val="en-US" w:eastAsia="it-IT"/>
-        </w:rPr>
-        <w:t>)                      │</w:t>
-      </w:r>
-    </w:p>
-    <w:p>
-      <w:pPr>
-        <w:shd w:val="clear" w:color="auto" w:fill="1F1F1F"/>
-        <w:spacing w:after="0" w:line="285" w:lineRule="atLeast"/>
-        <w:rPr>
-          <w:rFonts w:ascii="Consolas" w:eastAsia="Times New Roman" w:hAnsi="Consolas"/>
-          <w:color w:val="CCCCCC"/>
-          <w:sz w:val="21"/>
-          <w:szCs w:val="21"/>
-          <w:lang w:val="en-US" w:eastAsia="it-IT"/>
-        </w:rPr>
-      </w:pPr>
-      <w:r>
-        <w:rPr>
-          <w:rFonts w:ascii="Consolas" w:eastAsia="Times New Roman" w:hAnsi="Consolas"/>
-          <w:color w:val="CCCCCC"/>
-          <w:sz w:val="21"/>
-          <w:szCs w:val="21"/>
-          <w:lang w:val="en-US" w:eastAsia="it-IT"/>
-        </w:rPr>
-        <w:t>│</w:t>
-      </w:r>
-      <w:proofErr w:type="gramStart"/>
-      <w:r>
-        <w:rPr>
-          <w:rFonts w:ascii="Consolas" w:eastAsia="Times New Roman" w:hAnsi="Consolas"/>
-          <w:color w:val="CCCCCC"/>
-          <w:sz w:val="21"/>
-          <w:szCs w:val="21"/>
-          <w:lang w:val="en-US" w:eastAsia="it-IT"/>
-        </w:rPr>
-        <w:t xml:space="preserve">   (IMU)   </w:t>
-      </w:r>
-      <w:proofErr w:type="gramEnd"/>
-      <w:r>
-        <w:rPr>
-          <w:rFonts w:ascii="Consolas" w:eastAsia="Times New Roman" w:hAnsi="Consolas"/>
-          <w:color w:val="CCCCCC"/>
-          <w:sz w:val="21"/>
-          <w:szCs w:val="21"/>
-          <w:lang w:val="en-US" w:eastAsia="it-IT"/>
-        </w:rPr>
-        <w:t> </w:t>
-      </w:r>
-      <w:proofErr w:type="gramStart"/>
-      <w:r>
-        <w:rPr>
-          <w:rFonts w:ascii="Consolas" w:eastAsia="Times New Roman" w:hAnsi="Consolas"/>
-          <w:color w:val="CCCCCC"/>
-          <w:sz w:val="21"/>
-          <w:szCs w:val="21"/>
-          <w:lang w:val="en-US" w:eastAsia="it-IT"/>
-        </w:rPr>
-        <w:t xml:space="preserve">   (Range)   </w:t>
-      </w:r>
-      <w:proofErr w:type="gramEnd"/>
-      <w:r>
-        <w:rPr>
-          <w:rFonts w:ascii="Consolas" w:eastAsia="Times New Roman" w:hAnsi="Consolas"/>
-          <w:color w:val="CCCCCC"/>
-          <w:sz w:val="21"/>
-          <w:szCs w:val="21"/>
-          <w:lang w:val="en-US" w:eastAsia="it-IT"/>
-        </w:rPr>
-        <w:t xml:space="preserve">  </w:t>
-      </w:r>
-      <w:proofErr w:type="gramStart"/>
-      <w:r>
-        <w:rPr>
-          <w:rFonts w:ascii="Consolas" w:eastAsia="Times New Roman" w:hAnsi="Consolas"/>
-          <w:color w:val="CCCCCC"/>
-          <w:sz w:val="21"/>
-          <w:szCs w:val="21"/>
-          <w:lang w:val="en-US" w:eastAsia="it-IT"/>
-        </w:rPr>
-        <w:t>   (</w:t>
-      </w:r>
-      <w:proofErr w:type="gramEnd"/>
-      <w:r>
-        <w:rPr>
-          <w:rFonts w:ascii="Consolas" w:eastAsia="Times New Roman" w:hAnsi="Consolas"/>
-          <w:color w:val="CCCCCC"/>
-          <w:sz w:val="21"/>
-          <w:szCs w:val="21"/>
-          <w:lang w:val="en-US" w:eastAsia="it-IT"/>
-        </w:rPr>
-        <w:t xml:space="preserve">Asse </w:t>
-      </w:r>
-      <w:proofErr w:type="gramStart"/>
-      <w:r>
-        <w:rPr>
-          <w:rFonts w:ascii="Consolas" w:eastAsia="Times New Roman" w:hAnsi="Consolas"/>
-          <w:color w:val="CCCCCC"/>
-          <w:sz w:val="21"/>
-          <w:szCs w:val="21"/>
-          <w:lang w:val="en-US" w:eastAsia="it-IT"/>
-        </w:rPr>
-        <w:t xml:space="preserve">Z)   </w:t>
-      </w:r>
-      <w:proofErr w:type="gramEnd"/>
-      <w:r>
-        <w:rPr>
-          <w:rFonts w:ascii="Consolas" w:eastAsia="Times New Roman" w:hAnsi="Consolas"/>
-          <w:color w:val="CCCCCC"/>
-          <w:sz w:val="21"/>
-          <w:szCs w:val="21"/>
-          <w:lang w:val="en-US" w:eastAsia="it-IT"/>
-        </w:rPr>
-        <w:t>                        │</w:t>
-      </w:r>
-    </w:p>
-    <w:p>
-      <w:pPr>
-        <w:shd w:val="clear" w:color="auto" w:fill="1F1F1F"/>
-        <w:spacing w:after="0" w:line="285" w:lineRule="atLeast"/>
-        <w:rPr>
-          <w:rFonts w:ascii="Consolas" w:eastAsia="Times New Roman" w:hAnsi="Consolas"/>
-          <w:color w:val="CCCCCC"/>
-          <w:sz w:val="21"/>
-          <w:szCs w:val="21"/>
-          <w:lang w:val="en-US" w:eastAsia="it-IT"/>
-        </w:rPr>
-      </w:pPr>
-      <w:r>
-        <w:rPr>
-          <w:rFonts w:ascii="Consolas" w:eastAsia="Times New Roman" w:hAnsi="Consolas"/>
-          <w:color w:val="CCCCCC"/>
-          <w:sz w:val="21"/>
-          <w:szCs w:val="21"/>
-          <w:lang w:val="en-US" w:eastAsia="it-IT"/>
-        </w:rPr>
-        <w:t>│                   │                                             │</w:t>
-      </w:r>
-    </w:p>
-    <w:p>
-      <w:pPr>
-        <w:shd w:val="clear" w:color="auto" w:fill="1F1F1F"/>
-        <w:spacing w:after="0" w:line="285" w:lineRule="atLeast"/>
-        <w:rPr>
-          <w:rFonts w:ascii="Consolas" w:eastAsia="Times New Roman" w:hAnsi="Consolas"/>
-          <w:color w:val="CCCCCC"/>
-          <w:sz w:val="21"/>
-          <w:szCs w:val="21"/>
-          <w:lang w:val="en-US" w:eastAsia="it-IT"/>
-        </w:rPr>
-      </w:pPr>
-      <w:r>
-        <w:rPr>
-          <w:rFonts w:ascii="Consolas" w:eastAsia="Times New Roman" w:hAnsi="Consolas"/>
-          <w:color w:val="CCCCCC"/>
-          <w:sz w:val="21"/>
-          <w:szCs w:val="21"/>
-          <w:lang w:val="en-US" w:eastAsia="it-IT"/>
-        </w:rPr>
-        <w:t>│                   ▼                                             │</w:t>
-      </w:r>
-    </w:p>
-    <w:p>
-      <w:pPr>
-        <w:shd w:val="clear" w:color="auto" w:fill="1F1F1F"/>
-        <w:spacing w:after="0" w:line="285" w:lineRule="atLeast"/>
-        <w:rPr>
-          <w:rFonts w:ascii="Consolas" w:eastAsia="Times New Roman" w:hAnsi="Consolas"/>
-          <w:color w:val="CCCCCC"/>
-          <w:sz w:val="21"/>
-          <w:szCs w:val="21"/>
-          <w:lang w:val="en-US" w:eastAsia="it-IT"/>
-        </w:rPr>
-      </w:pPr>
-      <w:r>
-        <w:rPr>
-          <w:rFonts w:ascii="Consolas" w:eastAsia="Times New Roman" w:hAnsi="Consolas"/>
-          <w:color w:val="CCCCCC"/>
-          <w:sz w:val="21"/>
-          <w:szCs w:val="21"/>
-          <w:lang w:val="en-US" w:eastAsia="it-IT"/>
-        </w:rPr>
-        <w:t>│           ┌────────────────┐                                    │</w:t>
-      </w:r>
-    </w:p>
-    <w:p>
-      <w:pPr>
-        <w:shd w:val="clear" w:color="auto" w:fill="1F1F1F"/>
-        <w:spacing w:after="0" w:line="285" w:lineRule="atLeast"/>
-        <w:rPr>
-          <w:rFonts w:ascii="Consolas" w:eastAsia="Times New Roman" w:hAnsi="Consolas"/>
-          <w:color w:val="CCCCCC"/>
-          <w:sz w:val="21"/>
-          <w:szCs w:val="21"/>
-          <w:lang w:val="en-US" w:eastAsia="it-IT"/>
-        </w:rPr>
-      </w:pPr>
-      <w:r>
-        <w:rPr>
-          <w:rFonts w:ascii="Consolas" w:eastAsia="Times New Roman" w:hAnsi="Consolas"/>
-          <w:color w:val="CCCCCC"/>
-          <w:sz w:val="21"/>
-          <w:szCs w:val="21"/>
-          <w:lang w:val="en-US" w:eastAsia="it-IT"/>
-        </w:rPr>
-        <w:t xml:space="preserve">│           </w:t>
-      </w:r>
-      <w:proofErr w:type="gramStart"/>
-      <w:r>
-        <w:rPr>
-          <w:rFonts w:ascii="Consolas" w:eastAsia="Times New Roman" w:hAnsi="Consolas"/>
-          <w:color w:val="CCCCCC"/>
-          <w:sz w:val="21"/>
-          <w:szCs w:val="21"/>
-          <w:lang w:val="en-US" w:eastAsia="it-IT"/>
-        </w:rPr>
-        <w:t>│  </w:t>
-      </w:r>
-      <w:proofErr w:type="spellStart"/>
-      <w:r>
-        <w:rPr>
-          <w:rFonts w:ascii="Consolas" w:eastAsia="Times New Roman" w:hAnsi="Consolas"/>
-          <w:color w:val="CCCCCC"/>
-          <w:sz w:val="21"/>
-          <w:szCs w:val="21"/>
-          <w:lang w:val="en-US" w:eastAsia="it-IT"/>
-        </w:rPr>
-        <w:t>Traiettoria</w:t>
-      </w:r>
-      <w:proofErr w:type="spellEnd"/>
-      <w:proofErr w:type="gramEnd"/>
-      <w:r>
-        <w:rPr>
-          <w:rFonts w:ascii="Consolas" w:eastAsia="Times New Roman" w:hAnsi="Consolas"/>
-          <w:color w:val="CCCCCC"/>
-          <w:sz w:val="21"/>
-          <w:szCs w:val="21"/>
-          <w:lang w:val="en-US" w:eastAsia="it-IT"/>
-        </w:rPr>
-        <w:t xml:space="preserve">   │                                    │</w:t>
-      </w:r>
-    </w:p>
-    <w:p>
-      <w:pPr>
-        <w:shd w:val="clear" w:color="auto" w:fill="1F1F1F"/>
-        <w:spacing w:after="0" w:line="285" w:lineRule="atLeast"/>
-        <w:rPr>
-          <w:rFonts w:ascii="Consolas" w:eastAsia="Times New Roman" w:hAnsi="Consolas"/>
-          <w:color w:val="CCCCCC"/>
-          <w:sz w:val="21"/>
-          <w:szCs w:val="21"/>
-          <w:lang w:eastAsia="it-IT"/>
-        </w:rPr>
-      </w:pPr>
-      <w:r>
-        <w:rPr>
-          <w:rFonts w:ascii="Consolas" w:eastAsia="Times New Roman" w:hAnsi="Consolas"/>
-          <w:color w:val="CCCCCC"/>
-          <w:sz w:val="21"/>
-          <w:szCs w:val="21"/>
-          <w:lang w:eastAsia="it-IT"/>
-        </w:rPr>
-        <w:t>│           │  + Covarianza P│                                    │</w:t>
-      </w:r>
-    </w:p>
-    <w:p>
-      <w:pPr>
-        <w:shd w:val="clear" w:color="auto" w:fill="1F1F1F"/>
-        <w:spacing w:after="0" w:line="285" w:lineRule="atLeast"/>
-        <w:rPr>
-          <w:rFonts w:ascii="Consolas" w:eastAsia="Times New Roman" w:hAnsi="Consolas"/>
-          <w:color w:val="CCCCCC"/>
-          <w:sz w:val="21"/>
-          <w:szCs w:val="21"/>
-          <w:lang w:eastAsia="it-IT"/>
-        </w:rPr>
-      </w:pPr>
-      <w:r>
-        <w:rPr>
-          <w:rFonts w:ascii="Consolas" w:eastAsia="Times New Roman" w:hAnsi="Consolas"/>
-          <w:color w:val="CCCCCC"/>
-          <w:sz w:val="21"/>
-          <w:szCs w:val="21"/>
-          <w:lang w:eastAsia="it-IT"/>
-        </w:rPr>
-        <w:t>│           └────────────────┘                                    │</w:t>
-      </w:r>
-    </w:p>
-    <w:p>
-      <w:pPr>
-        <w:shd w:val="clear" w:color="auto" w:fill="1F1F1F"/>
-        <w:spacing w:after="0" w:line="285" w:lineRule="atLeast"/>
-        <w:rPr>
-          <w:rFonts w:ascii="Consolas" w:eastAsia="Times New Roman" w:hAnsi="Consolas"/>
-          <w:color w:val="CCCCCC"/>
-          <w:sz w:val="21"/>
-          <w:szCs w:val="21"/>
-          <w:lang w:eastAsia="it-IT"/>
-        </w:rPr>
-      </w:pPr>
-      <w:r>
-        <w:rPr>
-          <w:rFonts w:ascii="Consolas" w:eastAsia="Times New Roman" w:hAnsi="Consolas"/>
-          <w:color w:val="CCCCCC"/>
-          <w:sz w:val="21"/>
-          <w:szCs w:val="21"/>
-          <w:lang w:eastAsia="it-IT"/>
-        </w:rPr>
-        <w:t>└─────────────────────────────────────────────────────────────────┘</w:t>
-      </w:r>
-    </w:p>
-    <w:p>
-      <w:pPr>
-        <w:shd w:val="clear" w:color="auto" w:fill="1F1F1F"/>
-        <w:spacing w:after="0" w:line="285" w:lineRule="atLeast"/>
-        <w:rPr>
-          <w:rFonts w:ascii="Consolas" w:eastAsia="Times New Roman" w:hAnsi="Consolas"/>
-          <w:color w:val="CCCCCC"/>
-          <w:sz w:val="21"/>
-          <w:szCs w:val="21"/>
-          <w:lang w:eastAsia="it-IT"/>
-        </w:rPr>
-      </w:pPr>
-      <w:r>
-        <w:rPr>
-          <w:rFonts w:ascii="Consolas" w:eastAsia="Times New Roman" w:hAnsi="Consolas"/>
-          <w:color w:val="CCCCCC"/>
-          <w:sz w:val="21"/>
-          <w:szCs w:val="21"/>
-          <w:lang w:eastAsia="it-IT"/>
-        </w:rPr>
-        <w:t>```</w:t>
-      </w:r>
-    </w:p>
-    <w:p>
-      <w:pPr>
-        <w:rPr>
-          <w:rFonts w:asciiTheme="minorHAnsi" w:hAnsiTheme="minorHAnsi" w:cstheme="minorHAnsi"/>
-        </w:rPr>
-      </w:pPr>
+        <w:drawing>
+          <wp:anchor distT="0" distB="0" distL="114300" distR="114300" simplePos="0" relativeHeight="251659264" behindDoc="0" locked="0" layoutInCell="1" allowOverlap="1" wp14:anchorId="60E1EF5C" wp14:editId="5619C97D">
+            <wp:simplePos x="0" y="0"/>
+            <wp:positionH relativeFrom="margin">
+              <wp:align>center</wp:align>
+            </wp:positionH>
+            <wp:positionV relativeFrom="paragraph">
+              <wp:posOffset>348507</wp:posOffset>
+            </wp:positionV>
+            <wp:extent cx="3907790" cy="3916680"/>
+            <wp:effectExtent l="0" t="0" r="0" b="7620"/>
+            <wp:wrapTopAndBottom/>
+            <wp:docPr id="175236261" name="Immagine 2"/>
+            <wp:cNvGraphicFramePr>
+              <a:graphicFrameLocks xmlns:a="http://schemas.openxmlformats.org/drawingml/2006/main" noChangeAspect="1"/>
+            </wp:cNvGraphicFramePr>
+            <a:graphic xmlns:a="http://schemas.openxmlformats.org/drawingml/2006/main">
+              <a:graphicData uri="http://schemas.openxmlformats.org/drawingml/2006/picture">
+                <pic:pic xmlns:pic="http://schemas.openxmlformats.org/drawingml/2006/picture">
+                  <pic:nvPicPr>
+                    <pic:cNvPr id="0" name="Picture 2"/>
+                    <pic:cNvPicPr>
+                      <a:picLocks noChangeAspect="1" noChangeArrowheads="1"/>
+                    </pic:cNvPicPr>
+                  </pic:nvPicPr>
+                  <pic:blipFill>
+                    <a:blip r:embed="rId12">
+                      <a:extLst>
+                        <a:ext uri="{28A0092B-C50C-407E-A947-70E740481C1C}">
+                          <a14:useLocalDpi xmlns:a14="http://schemas.microsoft.com/office/drawing/2010/main" val="0"/>
+                        </a:ext>
+                      </a:extLst>
+                    </a:blip>
+                    <a:srcRect/>
+                    <a:stretch>
+                      <a:fillRect/>
+                    </a:stretch>
+                  </pic:blipFill>
+                  <pic:spPr bwMode="auto">
+                    <a:xfrm>
+                      <a:off x="0" y="0"/>
+                      <a:ext cx="3907790" cy="3916680"/>
+                    </a:xfrm>
+                    <a:prstGeom prst="rect">
+                      <a:avLst/>
+                    </a:prstGeom>
+                    <a:noFill/>
+                    <a:ln>
+                      <a:noFill/>
+                    </a:ln>
+                  </pic:spPr>
+                </pic:pic>
+              </a:graphicData>
+            </a:graphic>
+          </wp:anchor>
+        </w:drawing>
+      </w:r>
+      <w:r>
+        <w:rPr>
+          <w:rFonts w:asciiTheme="minorHAnsi" w:eastAsia="Calibri" w:hAnsiTheme="minorHAnsi" w:cstheme="minorHAnsi"/>
+        </w:rPr>
+        <w:t>Architettura EK</w:t>
+      </w:r>
+      <w:r>
+        <w:rPr>
+          <w:rFonts w:asciiTheme="minorHAnsi" w:eastAsia="Calibri" w:hAnsiTheme="minorHAnsi" w:cstheme="minorHAnsi"/>
+        </w:rPr>
+        <w:t>F</w:t>
+      </w:r>
     </w:p>
     <w:p>
       <w:pPr>
         <w:pStyle w:val="Titolo3"/>
-        <w:spacing w:after="240"/>
+        <w:spacing w:before="240" w:after="240"/>
         <w:rPr>
           <w:rFonts w:asciiTheme="minorHAnsi" w:hAnsiTheme="minorHAnsi" w:cstheme="minorHAnsi"/>
         </w:rPr>
@@ -9146,63 +6488,7 @@
         <w:rPr>
           <w:rFonts w:asciiTheme="minorHAnsi" w:hAnsiTheme="minorHAnsi" w:cstheme="minorHAnsi"/>
         </w:rPr>
-        <w:t>Dati Input: `</w:t>
-      </w:r>
-      <w:proofErr w:type="spellStart"/>
-      <w:r>
-        <w:rPr>
-          <w:rFonts w:asciiTheme="minorHAnsi" w:hAnsiTheme="minorHAnsi" w:cstheme="minorHAnsi"/>
-        </w:rPr>
-        <w:t>utils</w:t>
-      </w:r>
-      <w:proofErr w:type="spellEnd"/>
-      <w:r>
-        <w:rPr>
-          <w:rFonts w:asciiTheme="minorHAnsi" w:hAnsiTheme="minorHAnsi" w:cstheme="minorHAnsi"/>
-        </w:rPr>
-        <w:t xml:space="preserve">/data/Test X/` (CSV </w:t>
-      </w:r>
-      <w:proofErr w:type="spellStart"/>
-      <w:r>
-        <w:rPr>
-          <w:rFonts w:asciiTheme="minorHAnsi" w:hAnsiTheme="minorHAnsi" w:cstheme="minorHAnsi"/>
-        </w:rPr>
-        <w:t>imu</w:t>
-      </w:r>
-      <w:proofErr w:type="spellEnd"/>
-      <w:r>
-        <w:rPr>
-          <w:rFonts w:asciiTheme="minorHAnsi" w:hAnsiTheme="minorHAnsi" w:cstheme="minorHAnsi"/>
-        </w:rPr>
-        <w:t xml:space="preserve">, </w:t>
-      </w:r>
-      <w:proofErr w:type="spellStart"/>
-      <w:r>
-        <w:rPr>
-          <w:rFonts w:asciiTheme="minorHAnsi" w:hAnsiTheme="minorHAnsi" w:cstheme="minorHAnsi"/>
-        </w:rPr>
-        <w:t>usbl</w:t>
-      </w:r>
-      <w:proofErr w:type="spellEnd"/>
-      <w:r>
-        <w:rPr>
-          <w:rFonts w:asciiTheme="minorHAnsi" w:hAnsiTheme="minorHAnsi" w:cstheme="minorHAnsi"/>
-        </w:rPr>
-        <w:t xml:space="preserve">, </w:t>
-      </w:r>
-      <w:proofErr w:type="spellStart"/>
-      <w:r>
-        <w:rPr>
-          <w:rFonts w:asciiTheme="minorHAnsi" w:hAnsiTheme="minorHAnsi" w:cstheme="minorHAnsi"/>
-        </w:rPr>
-        <w:t>depth</w:t>
-      </w:r>
-      <w:proofErr w:type="spellEnd"/>
-      <w:r>
-        <w:rPr>
-          <w:rFonts w:asciiTheme="minorHAnsi" w:hAnsiTheme="minorHAnsi" w:cstheme="minorHAnsi"/>
-        </w:rPr>
-        <w:t>)</w:t>
+        <w:t>Dati Input: `utils/data/Test X/` (CSV imu, usbl, depth)</w:t>
       </w:r>
     </w:p>
     <w:p>
@@ -9220,21 +6506,7 @@
         <w:rPr>
           <w:rFonts w:asciiTheme="minorHAnsi" w:hAnsiTheme="minorHAnsi" w:cstheme="minorHAnsi"/>
         </w:rPr>
-        <w:t>Configurazione: `</w:t>
-      </w:r>
-      <w:proofErr w:type="spellStart"/>
-      <w:r>
-        <w:rPr>
-          <w:rFonts w:asciiTheme="minorHAnsi" w:hAnsiTheme="minorHAnsi" w:cstheme="minorHAnsi"/>
-        </w:rPr>
-        <w:t>utils</w:t>
-      </w:r>
-      <w:proofErr w:type="spellEnd"/>
-      <w:r>
-        <w:rPr>
-          <w:rFonts w:asciiTheme="minorHAnsi" w:hAnsiTheme="minorHAnsi" w:cstheme="minorHAnsi"/>
-        </w:rPr>
-        <w:t>/ekf_config.py`</w:t>
+        <w:t>Configurazione: `utils/ekf_config.py`</w:t>
       </w:r>
     </w:p>
     <w:p>
@@ -9339,21 +6611,7 @@
         <w:rPr>
           <w:rFonts w:asciiTheme="minorHAnsi" w:hAnsiTheme="minorHAnsi" w:cstheme="minorHAnsi"/>
         </w:rPr>
-        <w:t xml:space="preserve">Controllare la stabilità numerica (no </w:t>
-      </w:r>
-      <w:proofErr w:type="spellStart"/>
-      <w:r>
-        <w:rPr>
-          <w:rFonts w:asciiTheme="minorHAnsi" w:hAnsiTheme="minorHAnsi" w:cstheme="minorHAnsi"/>
-        </w:rPr>
-        <w:t>NaN</w:t>
-      </w:r>
-      <w:proofErr w:type="spellEnd"/>
-      <w:r>
-        <w:rPr>
-          <w:rFonts w:asciiTheme="minorHAnsi" w:hAnsiTheme="minorHAnsi" w:cstheme="minorHAnsi"/>
-        </w:rPr>
-        <w:t>, no infinito)</w:t>
+        <w:t>Controllare la stabilità numerica (no NaN, no infinito)</w:t>
       </w:r>
     </w:p>
     <w:p>
@@ -9457,6 +6715,7 @@
           <w:b/>
           <w:bCs/>
         </w:rPr>
+        <w:lastRenderedPageBreak/>
         <w:t>ko</w:t>
       </w:r>
       <w:r>
@@ -9504,7 +6763,6 @@
         <w:rPr>
           <w:rFonts w:asciiTheme="minorHAnsi" w:hAnsiTheme="minorHAnsi" w:cstheme="minorHAnsi"/>
         </w:rPr>
-        <w:lastRenderedPageBreak/>
         <w:t>TP 5.2 - Verifica del MSE della Posizione Stimata</w:t>
       </w:r>
     </w:p>
@@ -9578,21 +6836,7 @@
         <w:rPr>
           <w:rFonts w:asciiTheme="minorHAnsi" w:hAnsiTheme="minorHAnsi" w:cstheme="minorHAnsi"/>
         </w:rPr>
-        <w:t>Dati Input: `</w:t>
-      </w:r>
-      <w:proofErr w:type="spellStart"/>
-      <w:r>
-        <w:rPr>
-          <w:rFonts w:asciiTheme="minorHAnsi" w:hAnsiTheme="minorHAnsi" w:cstheme="minorHAnsi"/>
-        </w:rPr>
-        <w:t>utils</w:t>
-      </w:r>
-      <w:proofErr w:type="spellEnd"/>
-      <w:r>
-        <w:rPr>
-          <w:rFonts w:asciiTheme="minorHAnsi" w:hAnsiTheme="minorHAnsi" w:cstheme="minorHAnsi"/>
-        </w:rPr>
-        <w:t>/data/Test X/`</w:t>
+        <w:t>Dati Input: `utils/data/Test X/`</w:t>
       </w:r>
     </w:p>
     <w:p>
@@ -9716,91 +6960,7 @@
         <w:rPr>
           <w:rFonts w:asciiTheme="minorHAnsi" w:hAnsiTheme="minorHAnsi" w:cstheme="minorHAnsi"/>
         </w:rPr>
-        <w:t>MSE = (1/N) × Σ[(</w:t>
-      </w:r>
-      <w:proofErr w:type="spellStart"/>
-      <w:r>
-        <w:rPr>
-          <w:rFonts w:asciiTheme="minorHAnsi" w:hAnsiTheme="minorHAnsi" w:cstheme="minorHAnsi"/>
-        </w:rPr>
-        <w:t>x_stim</w:t>
-      </w:r>
-      <w:proofErr w:type="spellEnd"/>
-      <w:r>
-        <w:rPr>
-          <w:rFonts w:asciiTheme="minorHAnsi" w:hAnsiTheme="minorHAnsi" w:cstheme="minorHAnsi"/>
-        </w:rPr>
-        <w:t xml:space="preserve"> - </w:t>
-      </w:r>
-      <w:proofErr w:type="spellStart"/>
-      <w:r>
-        <w:rPr>
-          <w:rFonts w:asciiTheme="minorHAnsi" w:hAnsiTheme="minorHAnsi" w:cstheme="minorHAnsi"/>
-        </w:rPr>
-        <w:t>x_vero</w:t>
-      </w:r>
-      <w:proofErr w:type="spellEnd"/>
-      <w:r>
-        <w:rPr>
-          <w:rFonts w:asciiTheme="minorHAnsi" w:hAnsiTheme="minorHAnsi" w:cstheme="minorHAnsi"/>
-        </w:rPr>
-        <w:t>)² + (</w:t>
-      </w:r>
-      <w:proofErr w:type="spellStart"/>
-      <w:r>
-        <w:rPr>
-          <w:rFonts w:asciiTheme="minorHAnsi" w:hAnsiTheme="minorHAnsi" w:cstheme="minorHAnsi"/>
-        </w:rPr>
-        <w:t>y_stim</w:t>
-      </w:r>
-      <w:proofErr w:type="spellEnd"/>
-      <w:r>
-        <w:rPr>
-          <w:rFonts w:asciiTheme="minorHAnsi" w:hAnsiTheme="minorHAnsi" w:cstheme="minorHAnsi"/>
-        </w:rPr>
-        <w:t xml:space="preserve"> - </w:t>
-      </w:r>
-      <w:proofErr w:type="spellStart"/>
-      <w:r>
-        <w:rPr>
-          <w:rFonts w:asciiTheme="minorHAnsi" w:hAnsiTheme="minorHAnsi" w:cstheme="minorHAnsi"/>
-        </w:rPr>
-        <w:t>y_vero</w:t>
-      </w:r>
-      <w:proofErr w:type="spellEnd"/>
-      <w:r>
-        <w:rPr>
-          <w:rFonts w:asciiTheme="minorHAnsi" w:hAnsiTheme="minorHAnsi" w:cstheme="minorHAnsi"/>
-        </w:rPr>
-        <w:t>)² + (</w:t>
-      </w:r>
-      <w:proofErr w:type="spellStart"/>
-      <w:r>
-        <w:rPr>
-          <w:rFonts w:asciiTheme="minorHAnsi" w:hAnsiTheme="minorHAnsi" w:cstheme="minorHAnsi"/>
-        </w:rPr>
-        <w:t>z_stim</w:t>
-      </w:r>
-      <w:proofErr w:type="spellEnd"/>
-      <w:r>
-        <w:rPr>
-          <w:rFonts w:asciiTheme="minorHAnsi" w:hAnsiTheme="minorHAnsi" w:cstheme="minorHAnsi"/>
-        </w:rPr>
-        <w:t xml:space="preserve"> - </w:t>
-      </w:r>
-      <w:proofErr w:type="spellStart"/>
-      <w:r>
-        <w:rPr>
-          <w:rFonts w:asciiTheme="minorHAnsi" w:hAnsiTheme="minorHAnsi" w:cstheme="minorHAnsi"/>
-        </w:rPr>
-        <w:t>z_vero</w:t>
-      </w:r>
-      <w:proofErr w:type="spellEnd"/>
-      <w:r>
-        <w:rPr>
-          <w:rFonts w:asciiTheme="minorHAnsi" w:hAnsiTheme="minorHAnsi" w:cstheme="minorHAnsi"/>
-        </w:rPr>
-        <w:t>)²]</w:t>
+        <w:t>MSE = (1/N) × Σ[(x_stim - x_vero)² + (y_stim - y_vero)² + (z_stim - z_vero)²]</w:t>
       </w:r>
     </w:p>
     <w:p>
@@ -9856,49 +7016,7 @@
         <w:rPr>
           <w:rFonts w:asciiTheme="minorHAnsi" w:hAnsiTheme="minorHAnsi" w:cstheme="minorHAnsi"/>
         </w:rPr>
-        <w:t>(</w:t>
-      </w:r>
-      <w:proofErr w:type="spellStart"/>
-      <w:r>
-        <w:rPr>
-          <w:rFonts w:asciiTheme="minorHAnsi" w:hAnsiTheme="minorHAnsi" w:cstheme="minorHAnsi"/>
-        </w:rPr>
-        <w:t>x_stim</w:t>
-      </w:r>
-      <w:proofErr w:type="spellEnd"/>
-      <w:r>
-        <w:rPr>
-          <w:rFonts w:asciiTheme="minorHAnsi" w:hAnsiTheme="minorHAnsi" w:cstheme="minorHAnsi"/>
-        </w:rPr>
-        <w:t xml:space="preserve">, </w:t>
-      </w:r>
-      <w:proofErr w:type="spellStart"/>
-      <w:r>
-        <w:rPr>
-          <w:rFonts w:asciiTheme="minorHAnsi" w:hAnsiTheme="minorHAnsi" w:cstheme="minorHAnsi"/>
-        </w:rPr>
-        <w:t>y_stim</w:t>
-      </w:r>
-      <w:proofErr w:type="spellEnd"/>
-      <w:r>
-        <w:rPr>
-          <w:rFonts w:asciiTheme="minorHAnsi" w:hAnsiTheme="minorHAnsi" w:cstheme="minorHAnsi"/>
-        </w:rPr>
-        <w:t xml:space="preserve">, </w:t>
-      </w:r>
-      <w:proofErr w:type="spellStart"/>
-      <w:r>
-        <w:rPr>
-          <w:rFonts w:asciiTheme="minorHAnsi" w:hAnsiTheme="minorHAnsi" w:cstheme="minorHAnsi"/>
-        </w:rPr>
-        <w:t>z_stim</w:t>
-      </w:r>
-      <w:proofErr w:type="spellEnd"/>
-      <w:r>
-        <w:rPr>
-          <w:rFonts w:asciiTheme="minorHAnsi" w:hAnsiTheme="minorHAnsi" w:cstheme="minorHAnsi"/>
-        </w:rPr>
-        <w:t>) = posizione stimata dall'EKF</w:t>
+        <w:t>(x_stim, y_stim, z_stim) = posizione stimata dall'EKF</w:t>
       </w:r>
     </w:p>
     <w:p>
@@ -9917,49 +7035,7 @@
         <w:rPr>
           <w:rFonts w:asciiTheme="minorHAnsi" w:hAnsiTheme="minorHAnsi" w:cstheme="minorHAnsi"/>
         </w:rPr>
-        <w:t>(</w:t>
-      </w:r>
-      <w:proofErr w:type="spellStart"/>
-      <w:r>
-        <w:rPr>
-          <w:rFonts w:asciiTheme="minorHAnsi" w:hAnsiTheme="minorHAnsi" w:cstheme="minorHAnsi"/>
-        </w:rPr>
-        <w:t>x_vero</w:t>
-      </w:r>
-      <w:proofErr w:type="spellEnd"/>
-      <w:r>
-        <w:rPr>
-          <w:rFonts w:asciiTheme="minorHAnsi" w:hAnsiTheme="minorHAnsi" w:cstheme="minorHAnsi"/>
-        </w:rPr>
-        <w:t xml:space="preserve">, </w:t>
-      </w:r>
-      <w:proofErr w:type="spellStart"/>
-      <w:r>
-        <w:rPr>
-          <w:rFonts w:asciiTheme="minorHAnsi" w:hAnsiTheme="minorHAnsi" w:cstheme="minorHAnsi"/>
-        </w:rPr>
-        <w:t>y_vero</w:t>
-      </w:r>
-      <w:proofErr w:type="spellEnd"/>
-      <w:r>
-        <w:rPr>
-          <w:rFonts w:asciiTheme="minorHAnsi" w:hAnsiTheme="minorHAnsi" w:cstheme="minorHAnsi"/>
-        </w:rPr>
-        <w:t xml:space="preserve">, </w:t>
-      </w:r>
-      <w:proofErr w:type="spellStart"/>
-      <w:r>
-        <w:rPr>
-          <w:rFonts w:asciiTheme="minorHAnsi" w:hAnsiTheme="minorHAnsi" w:cstheme="minorHAnsi"/>
-        </w:rPr>
-        <w:t>z_vero</w:t>
-      </w:r>
-      <w:proofErr w:type="spellEnd"/>
-      <w:r>
-        <w:rPr>
-          <w:rFonts w:asciiTheme="minorHAnsi" w:hAnsiTheme="minorHAnsi" w:cstheme="minorHAnsi"/>
-        </w:rPr>
-        <w:t>) = posizione ground truth</w:t>
+        <w:t>(x_vero, y_vero, z_vero) = posizione ground truth</w:t>
       </w:r>
     </w:p>
     <w:p>
@@ -10073,21 +7149,7 @@
         <w:rPr>
           <w:rFonts w:asciiTheme="minorHAnsi" w:hAnsiTheme="minorHAnsi" w:cstheme="minorHAnsi"/>
         </w:rPr>
-        <w:t xml:space="preserve">TP 6.1 - Invio 500 Messaggi da </w:t>
-      </w:r>
-      <w:proofErr w:type="spellStart"/>
-      <w:r>
-        <w:rPr>
-          <w:rFonts w:asciiTheme="minorHAnsi" w:hAnsiTheme="minorHAnsi" w:cstheme="minorHAnsi"/>
-        </w:rPr>
-        <w:t>Jetson</w:t>
-      </w:r>
-      <w:proofErr w:type="spellEnd"/>
-      <w:r>
-        <w:rPr>
-          <w:rFonts w:asciiTheme="minorHAnsi" w:hAnsiTheme="minorHAnsi" w:cstheme="minorHAnsi"/>
-        </w:rPr>
-        <w:t xml:space="preserve"> TX2 a M5StickCPlus</w:t>
+        <w:t>TP 6.1 - Invio 500 Messaggi da Jetson TX2 a M5StickCPlus</w:t>
       </w:r>
     </w:p>
     <w:p>
@@ -10122,21 +7184,7 @@
         <w:rPr>
           <w:rFonts w:asciiTheme="minorHAnsi" w:hAnsiTheme="minorHAnsi" w:cstheme="minorHAnsi"/>
         </w:rPr>
-        <w:t xml:space="preserve">Hardware: </w:t>
-      </w:r>
-      <w:proofErr w:type="spellStart"/>
-      <w:r>
-        <w:rPr>
-          <w:rFonts w:asciiTheme="minorHAnsi" w:hAnsiTheme="minorHAnsi" w:cstheme="minorHAnsi"/>
-        </w:rPr>
-        <w:t>Jetson</w:t>
-      </w:r>
-      <w:proofErr w:type="spellEnd"/>
-      <w:r>
-        <w:rPr>
-          <w:rFonts w:asciiTheme="minorHAnsi" w:hAnsiTheme="minorHAnsi" w:cstheme="minorHAnsi"/>
-        </w:rPr>
-        <w:t xml:space="preserve"> TX2 + M5StickCPlus</w:t>
+        <w:t>Hardware: Jetson TX2 + M5StickCPlus</w:t>
       </w:r>
     </w:p>
     <w:p>
@@ -10154,21 +7202,7 @@
         <w:rPr>
           <w:rFonts w:asciiTheme="minorHAnsi" w:hAnsiTheme="minorHAnsi" w:cstheme="minorHAnsi"/>
         </w:rPr>
-        <w:t>Script TX2: `</w:t>
-      </w:r>
-      <w:proofErr w:type="spellStart"/>
-      <w:r>
-        <w:rPr>
-          <w:rFonts w:asciiTheme="minorHAnsi" w:hAnsiTheme="minorHAnsi" w:cstheme="minorHAnsi"/>
-        </w:rPr>
-        <w:t>lib</w:t>
-      </w:r>
-      <w:proofErr w:type="spellEnd"/>
-      <w:r>
-        <w:rPr>
-          <w:rFonts w:asciiTheme="minorHAnsi" w:hAnsiTheme="minorHAnsi" w:cstheme="minorHAnsi"/>
-        </w:rPr>
-        <w:t>/serial/serial_control.py` via `mainKF_TX2_v0.py`</w:t>
+        <w:t>Script TX2: `lib/serial/serial_control.py` via `mainKF_TX2_v0.py`</w:t>
       </w:r>
     </w:p>
     <w:p>
@@ -10186,21 +7220,7 @@
         <w:rPr>
           <w:rFonts w:asciiTheme="minorHAnsi" w:hAnsiTheme="minorHAnsi" w:cstheme="minorHAnsi"/>
         </w:rPr>
-        <w:t>Porta Seriale: `/</w:t>
-      </w:r>
-      <w:proofErr w:type="spellStart"/>
-      <w:r>
-        <w:rPr>
-          <w:rFonts w:asciiTheme="minorHAnsi" w:hAnsiTheme="minorHAnsi" w:cstheme="minorHAnsi"/>
-        </w:rPr>
-        <w:t>dev</w:t>
-      </w:r>
-      <w:proofErr w:type="spellEnd"/>
-      <w:r>
-        <w:rPr>
-          <w:rFonts w:asciiTheme="minorHAnsi" w:hAnsiTheme="minorHAnsi" w:cstheme="minorHAnsi"/>
-        </w:rPr>
-        <w:t>/ttyS0` (115200 baud)</w:t>
+        <w:t>Porta Seriale: `/dev/ttyS0` (115200 baud)</w:t>
       </w:r>
     </w:p>
     <w:p>
@@ -10218,21 +7238,7 @@
         <w:rPr>
           <w:rFonts w:asciiTheme="minorHAnsi" w:hAnsiTheme="minorHAnsi" w:cstheme="minorHAnsi"/>
         </w:rPr>
-        <w:t>Formato Messaggio: CSV "</w:t>
-      </w:r>
-      <w:proofErr w:type="spellStart"/>
-      <w:r>
-        <w:rPr>
-          <w:rFonts w:asciiTheme="minorHAnsi" w:hAnsiTheme="minorHAnsi" w:cstheme="minorHAnsi"/>
-        </w:rPr>
-        <w:t>freq_hz,bias_deg</w:t>
-      </w:r>
-      <w:proofErr w:type="spellEnd"/>
-      <w:r>
-        <w:rPr>
-          <w:rFonts w:asciiTheme="minorHAnsi" w:hAnsiTheme="minorHAnsi" w:cstheme="minorHAnsi"/>
-        </w:rPr>
-        <w:t>\n"</w:t>
+        <w:t>Formato Messaggio: CSV "freq_hz,bias_deg\n"</w:t>
       </w:r>
     </w:p>
     <w:p>
@@ -10339,21 +7345,7 @@
         <w:rPr>
           <w:rFonts w:asciiTheme="minorHAnsi" w:hAnsiTheme="minorHAnsi" w:cstheme="minorHAnsi"/>
         </w:rPr>
-        <w:t>SERIAL_PORT = "/</w:t>
-      </w:r>
-      <w:proofErr w:type="spellStart"/>
-      <w:r>
-        <w:rPr>
-          <w:rFonts w:asciiTheme="minorHAnsi" w:hAnsiTheme="minorHAnsi" w:cstheme="minorHAnsi"/>
-        </w:rPr>
-        <w:t>dev</w:t>
-      </w:r>
-      <w:proofErr w:type="spellEnd"/>
-      <w:r>
-        <w:rPr>
-          <w:rFonts w:asciiTheme="minorHAnsi" w:hAnsiTheme="minorHAnsi" w:cstheme="minorHAnsi"/>
-        </w:rPr>
-        <w:t>/ttyS0"</w:t>
+        <w:t>SERIAL_PORT = "/dev/ttyS0"</w:t>
       </w:r>
     </w:p>
     <w:p>
@@ -10371,6 +7363,7 @@
         <w:rPr>
           <w:rFonts w:asciiTheme="minorHAnsi" w:hAnsiTheme="minorHAnsi" w:cstheme="minorHAnsi"/>
         </w:rPr>
+        <w:lastRenderedPageBreak/>
         <w:t>Su M5StickCPlus: eseguire script ricevitore con contatore messaggi</w:t>
       </w:r>
     </w:p>
@@ -10407,21 +7400,7 @@
         <w:rPr>
           <w:rFonts w:asciiTheme="minorHAnsi" w:hAnsiTheme="minorHAnsi" w:cstheme="minorHAnsi"/>
         </w:rPr>
-        <w:t>Inviare 500 messaggi di controllo via `</w:t>
-      </w:r>
-      <w:proofErr w:type="spellStart"/>
-      <w:r>
-        <w:rPr>
-          <w:rFonts w:asciiTheme="minorHAnsi" w:hAnsiTheme="minorHAnsi" w:cstheme="minorHAnsi"/>
-        </w:rPr>
-        <w:t>SerialControlThread</w:t>
-      </w:r>
-      <w:proofErr w:type="spellEnd"/>
-      <w:r>
-        <w:rPr>
-          <w:rFonts w:asciiTheme="minorHAnsi" w:hAnsiTheme="minorHAnsi" w:cstheme="minorHAnsi"/>
-        </w:rPr>
-        <w:t>`</w:t>
+        <w:t>Inviare 500 messaggi di controllo via `SerialControlThread`</w:t>
       </w:r>
     </w:p>
     <w:p>
@@ -10439,7 +7418,6 @@
         <w:rPr>
           <w:rFonts w:asciiTheme="minorHAnsi" w:hAnsiTheme="minorHAnsi" w:cstheme="minorHAnsi"/>
         </w:rPr>
-        <w:lastRenderedPageBreak/>
         <w:t>Su M5StickCPlus: leggere il conteggio messaggi ricevuti</w:t>
       </w:r>
     </w:p>
@@ -10471,47 +7449,11 @@
           <w:rFonts w:asciiTheme="minorHAnsi" w:hAnsiTheme="minorHAnsi" w:cstheme="minorHAnsi"/>
         </w:rPr>
       </w:pPr>
-      <w:proofErr w:type="spellStart"/>
-      <w:r>
-        <w:rPr>
-          <w:rFonts w:asciiTheme="minorHAnsi" w:hAnsiTheme="minorHAnsi" w:cstheme="minorHAnsi"/>
-        </w:rPr>
-        <w:t>Messaggi_Inviati</w:t>
-      </w:r>
-      <w:proofErr w:type="spellEnd"/>
-      <w:r>
-        <w:rPr>
-          <w:rFonts w:asciiTheme="minorHAnsi" w:hAnsiTheme="minorHAnsi" w:cstheme="minorHAnsi"/>
-        </w:rPr>
-        <w:t xml:space="preserve"> = 500 (da </w:t>
-      </w:r>
-      <w:proofErr w:type="spellStart"/>
-      <w:r>
-        <w:rPr>
-          <w:rFonts w:asciiTheme="minorHAnsi" w:hAnsiTheme="minorHAnsi" w:cstheme="minorHAnsi"/>
-        </w:rPr>
-        <w:t>SerialControl.get_stats</w:t>
-      </w:r>
-      <w:proofErr w:type="spellEnd"/>
-      <w:r>
-        <w:rPr>
-          <w:rFonts w:asciiTheme="minorHAnsi" w:hAnsiTheme="minorHAnsi" w:cstheme="minorHAnsi"/>
-        </w:rPr>
-        <w:t>()["</w:t>
-      </w:r>
-      <w:proofErr w:type="spellStart"/>
-      <w:r>
-        <w:rPr>
-          <w:rFonts w:asciiTheme="minorHAnsi" w:hAnsiTheme="minorHAnsi" w:cstheme="minorHAnsi"/>
-        </w:rPr>
-        <w:t>messages_sent</w:t>
-      </w:r>
-      <w:proofErr w:type="spellEnd"/>
-      <w:r>
-        <w:rPr>
-          <w:rFonts w:asciiTheme="minorHAnsi" w:hAnsiTheme="minorHAnsi" w:cstheme="minorHAnsi"/>
-        </w:rPr>
-        <w:t>"])</w:t>
+      <w:r>
+        <w:rPr>
+          <w:rFonts w:asciiTheme="minorHAnsi" w:hAnsiTheme="minorHAnsi" w:cstheme="minorHAnsi"/>
+        </w:rPr>
+        <w:t>Messaggi_Inviati = 500 (da SerialControl.get_stats()["messages_sent"])</w:t>
       </w:r>
     </w:p>
     <w:p>
@@ -10525,19 +7467,11 @@
           <w:rFonts w:asciiTheme="minorHAnsi" w:hAnsiTheme="minorHAnsi" w:cstheme="minorHAnsi"/>
         </w:rPr>
       </w:pPr>
-      <w:proofErr w:type="spellStart"/>
-      <w:r>
-        <w:rPr>
-          <w:rFonts w:asciiTheme="minorHAnsi" w:hAnsiTheme="minorHAnsi" w:cstheme="minorHAnsi"/>
-        </w:rPr>
-        <w:t>Messaggi_Ricevuti</w:t>
-      </w:r>
-      <w:proofErr w:type="spellEnd"/>
-      <w:r>
-        <w:rPr>
-          <w:rFonts w:asciiTheme="minorHAnsi" w:hAnsiTheme="minorHAnsi" w:cstheme="minorHAnsi"/>
-        </w:rPr>
-        <w:t xml:space="preserve"> = contatore M5StickCPlus</w:t>
+      <w:r>
+        <w:rPr>
+          <w:rFonts w:asciiTheme="minorHAnsi" w:hAnsiTheme="minorHAnsi" w:cstheme="minorHAnsi"/>
+        </w:rPr>
+        <w:t>Messaggi_Ricevuti = contatore M5StickCPlus</w:t>
       </w:r>
     </w:p>
     <w:p>
@@ -10551,61 +7485,11 @@
           <w:rFonts w:asciiTheme="minorHAnsi" w:hAnsiTheme="minorHAnsi" w:cstheme="minorHAnsi"/>
         </w:rPr>
       </w:pPr>
-      <w:proofErr w:type="spellStart"/>
-      <w:r>
-        <w:rPr>
-          <w:rFonts w:asciiTheme="minorHAnsi" w:hAnsiTheme="minorHAnsi" w:cstheme="minorHAnsi"/>
-        </w:rPr>
-        <w:t>Data_Loss</w:t>
-      </w:r>
-      <w:proofErr w:type="spellEnd"/>
-      <w:r>
-        <w:rPr>
-          <w:rFonts w:asciiTheme="minorHAnsi" w:hAnsiTheme="minorHAnsi" w:cstheme="minorHAnsi"/>
-        </w:rPr>
-        <w:t xml:space="preserve"> = (</w:t>
-      </w:r>
-      <w:proofErr w:type="spellStart"/>
-      <w:r>
-        <w:rPr>
-          <w:rFonts w:asciiTheme="minorHAnsi" w:hAnsiTheme="minorHAnsi" w:cstheme="minorHAnsi"/>
-        </w:rPr>
-        <w:t>Messaggi_Inviati</w:t>
-      </w:r>
-      <w:proofErr w:type="spellEnd"/>
-      <w:r>
-        <w:rPr>
-          <w:rFonts w:asciiTheme="minorHAnsi" w:hAnsiTheme="minorHAnsi" w:cstheme="minorHAnsi"/>
-        </w:rPr>
-        <w:t xml:space="preserve"> - </w:t>
-      </w:r>
-      <w:proofErr w:type="spellStart"/>
-      <w:r>
-        <w:rPr>
-          <w:rFonts w:asciiTheme="minorHAnsi" w:hAnsiTheme="minorHAnsi" w:cstheme="minorHAnsi"/>
-        </w:rPr>
-        <w:t>Messaggi_Ricevuti</w:t>
-      </w:r>
-      <w:proofErr w:type="spellEnd"/>
-      <w:r>
-        <w:rPr>
-          <w:rFonts w:asciiTheme="minorHAnsi" w:hAnsiTheme="minorHAnsi" w:cstheme="minorHAnsi"/>
-        </w:rPr>
-        <w:t xml:space="preserve">) / </w:t>
-      </w:r>
-      <w:proofErr w:type="spellStart"/>
-      <w:r>
-        <w:rPr>
-          <w:rFonts w:asciiTheme="minorHAnsi" w:hAnsiTheme="minorHAnsi" w:cstheme="minorHAnsi"/>
-        </w:rPr>
-        <w:t>Messaggi_Inviati</w:t>
-      </w:r>
-      <w:proofErr w:type="spellEnd"/>
-      <w:r>
-        <w:rPr>
-          <w:rFonts w:asciiTheme="minorHAnsi" w:hAnsiTheme="minorHAnsi" w:cstheme="minorHAnsi"/>
-        </w:rPr>
-        <w:t xml:space="preserve"> × 100%</w:t>
+      <w:r>
+        <w:rPr>
+          <w:rFonts w:asciiTheme="minorHAnsi" w:hAnsiTheme="minorHAnsi" w:cstheme="minorHAnsi"/>
+        </w:rPr>
+        <w:t>Data_Loss = (Messaggi_Inviati - Messaggi_Ricevuti) / Messaggi_Inviati × 100%</w:t>
       </w:r>
     </w:p>
     <w:p>
@@ -10957,54 +7841,20 @@
                 <w:lang w:val="en-US"/>
               </w:rPr>
             </w:pPr>
-            <w:proofErr w:type="spellStart"/>
             <w:r>
               <w:rPr>
                 <w:rFonts w:asciiTheme="minorHAnsi" w:hAnsiTheme="minorHAnsi" w:cstheme="minorHAnsi"/>
                 <w:lang w:val="en-US"/>
               </w:rPr>
-              <w:t>UM_PB_Discharge_</w:t>
-            </w:r>
-            <w:proofErr w:type="gramStart"/>
-            <w:r>
-              <w:rPr>
-                <w:rFonts w:asciiTheme="minorHAnsi" w:hAnsiTheme="minorHAnsi" w:cstheme="minorHAnsi"/>
-                <w:lang w:val="en-US"/>
-              </w:rPr>
-              <w:t>Rate</w:t>
-            </w:r>
-            <w:proofErr w:type="spellEnd"/>
-            <w:r>
-              <w:rPr>
-                <w:rFonts w:asciiTheme="minorHAnsi" w:hAnsiTheme="minorHAnsi" w:cstheme="minorHAnsi"/>
-                <w:lang w:val="en-US"/>
-              </w:rPr>
-              <w:t xml:space="preserve">  =</w:t>
-            </w:r>
-            <w:proofErr w:type="gramEnd"/>
-            <w:r>
-              <w:rPr>
-                <w:rFonts w:asciiTheme="minorHAnsi" w:hAnsiTheme="minorHAnsi" w:cstheme="minorHAnsi"/>
-                <w:lang w:val="en-US"/>
-              </w:rPr>
-              <w:t xml:space="preserve"> </w:t>
+              <w:t xml:space="preserve">UM_PB_Discharge_Rate  = </w:t>
             </w:r>
             <w:r>
               <w:rPr>
                 <w:rFonts w:asciiTheme="minorHAnsi" w:hAnsiTheme="minorHAnsi" w:cstheme="minorHAnsi"/>
                 <w:lang w:val="en-US"/>
               </w:rPr>
-              <w:t>4%/</w:t>
+              <w:t>4%/hr</w:t>
             </w:r>
-            <w:proofErr w:type="spellStart"/>
-            <w:r>
-              <w:rPr>
-                <w:rFonts w:asciiTheme="minorHAnsi" w:hAnsiTheme="minorHAnsi" w:cstheme="minorHAnsi"/>
-                <w:lang w:val="en-US"/>
-              </w:rPr>
-              <w:t>hr</w:t>
-            </w:r>
-            <w:proofErr w:type="spellEnd"/>
           </w:p>
         </w:tc>
         <w:tc>
@@ -11024,16 +7874,8 @@
               <w:rPr>
                 <w:rFonts w:asciiTheme="minorHAnsi" w:hAnsiTheme="minorHAnsi" w:cstheme="minorHAnsi"/>
               </w:rPr>
-              <w:t>&lt;10%/</w:t>
+              <w:t>&lt;10%/hr</w:t>
             </w:r>
-            <w:proofErr w:type="spellStart"/>
-            <w:r>
-              <w:rPr>
-                <w:rFonts w:asciiTheme="minorHAnsi" w:hAnsiTheme="minorHAnsi" w:cstheme="minorHAnsi"/>
-              </w:rPr>
-              <w:t>hr</w:t>
-            </w:r>
-            <w:proofErr w:type="spellEnd"/>
           </w:p>
         </w:tc>
         <w:tc>
@@ -11256,21 +8098,7 @@
               <w:rPr>
                 <w:rFonts w:asciiTheme="minorHAnsi" w:hAnsiTheme="minorHAnsi" w:cstheme="minorHAnsi"/>
               </w:rPr>
-              <w:t xml:space="preserve">Data </w:t>
-            </w:r>
-            <w:proofErr w:type="spellStart"/>
-            <w:r>
-              <w:rPr>
-                <w:rFonts w:asciiTheme="minorHAnsi" w:hAnsiTheme="minorHAnsi" w:cstheme="minorHAnsi"/>
-              </w:rPr>
-              <w:t>loss</w:t>
-            </w:r>
-            <w:proofErr w:type="spellEnd"/>
-            <w:r>
-              <w:rPr>
-                <w:rFonts w:asciiTheme="minorHAnsi" w:hAnsiTheme="minorHAnsi" w:cstheme="minorHAnsi"/>
-              </w:rPr>
-              <w:t xml:space="preserve"> IMU</w:t>
+              <w:t>Data loss IMU</w:t>
             </w:r>
           </w:p>
         </w:tc>
@@ -11286,13 +8114,8 @@
                 <w:rFonts w:asciiTheme="minorHAnsi" w:hAnsiTheme="minorHAnsi" w:cstheme="minorHAnsi"/>
               </w:rPr>
             </w:pPr>
-            <w:proofErr w:type="spellStart"/>
             <w:r>
-              <w:t>UM_Xsense_DataLoss</w:t>
-            </w:r>
-            <w:proofErr w:type="spellEnd"/>
-            <w:r>
-              <w:t xml:space="preserve"> = 3%</w:t>
+              <w:t>UM_Xsense_DataLoss = 3%</w:t>
             </w:r>
           </w:p>
         </w:tc>
@@ -11399,44 +8222,8 @@
               <w:rPr>
                 <w:rFonts w:asciiTheme="minorHAnsi" w:hAnsiTheme="minorHAnsi" w:cstheme="minorHAnsi"/>
               </w:rPr>
-              <w:t xml:space="preserve">Data </w:t>
+              <w:t>Data loss depth sensor</w:t>
             </w:r>
-            <w:proofErr w:type="spellStart"/>
-            <w:r>
-              <w:rPr>
-                <w:rFonts w:asciiTheme="minorHAnsi" w:hAnsiTheme="minorHAnsi" w:cstheme="minorHAnsi"/>
-              </w:rPr>
-              <w:t>loss</w:t>
-            </w:r>
-            <w:proofErr w:type="spellEnd"/>
-            <w:r>
-              <w:rPr>
-                <w:rFonts w:asciiTheme="minorHAnsi" w:hAnsiTheme="minorHAnsi" w:cstheme="minorHAnsi"/>
-              </w:rPr>
-              <w:t xml:space="preserve"> </w:t>
-            </w:r>
-            <w:proofErr w:type="spellStart"/>
-            <w:r>
-              <w:rPr>
-                <w:rFonts w:asciiTheme="minorHAnsi" w:hAnsiTheme="minorHAnsi" w:cstheme="minorHAnsi"/>
-              </w:rPr>
-              <w:t>depth</w:t>
-            </w:r>
-            <w:proofErr w:type="spellEnd"/>
-            <w:r>
-              <w:rPr>
-                <w:rFonts w:asciiTheme="minorHAnsi" w:hAnsiTheme="minorHAnsi" w:cstheme="minorHAnsi"/>
-              </w:rPr>
-              <w:t xml:space="preserve"> </w:t>
-            </w:r>
-            <w:proofErr w:type="spellStart"/>
-            <w:r>
-              <w:rPr>
-                <w:rFonts w:asciiTheme="minorHAnsi" w:hAnsiTheme="minorHAnsi" w:cstheme="minorHAnsi"/>
-              </w:rPr>
-              <w:t>sensor</w:t>
-            </w:r>
-            <w:proofErr w:type="spellEnd"/>
           </w:p>
         </w:tc>
         <w:tc>
@@ -11581,30 +8368,8 @@
               <w:rPr>
                 <w:rFonts w:asciiTheme="minorHAnsi" w:hAnsiTheme="minorHAnsi" w:cstheme="minorHAnsi"/>
               </w:rPr>
-              <w:t xml:space="preserve">Data </w:t>
+              <w:t>Data loss UM→Boa</w:t>
             </w:r>
-            <w:proofErr w:type="spellStart"/>
-            <w:r>
-              <w:rPr>
-                <w:rFonts w:asciiTheme="minorHAnsi" w:hAnsiTheme="minorHAnsi" w:cstheme="minorHAnsi"/>
-              </w:rPr>
-              <w:t>loss</w:t>
-            </w:r>
-            <w:proofErr w:type="spellEnd"/>
-            <w:r>
-              <w:rPr>
-                <w:rFonts w:asciiTheme="minorHAnsi" w:hAnsiTheme="minorHAnsi" w:cstheme="minorHAnsi"/>
-              </w:rPr>
-              <w:t xml:space="preserve"> </w:t>
-            </w:r>
-            <w:proofErr w:type="spellStart"/>
-            <w:r>
-              <w:rPr>
-                <w:rFonts w:asciiTheme="minorHAnsi" w:hAnsiTheme="minorHAnsi" w:cstheme="minorHAnsi"/>
-              </w:rPr>
-              <w:t>UM→Boa</w:t>
-            </w:r>
-            <w:proofErr w:type="spellEnd"/>
           </w:p>
         </w:tc>
         <w:tc>
@@ -11620,11 +8385,9 @@
                 <w:rFonts w:asciiTheme="minorHAnsi" w:hAnsiTheme="minorHAnsi" w:cstheme="minorHAnsi"/>
               </w:rPr>
             </w:pPr>
-            <w:proofErr w:type="spellStart"/>
             <w:r>
               <w:t>UM_USBL_DataLoss</w:t>
             </w:r>
-            <w:proofErr w:type="spellEnd"/>
             <w:r>
               <w:rPr>
                 <w:rFonts w:asciiTheme="minorHAnsi" w:hAnsiTheme="minorHAnsi" w:cstheme="minorHAnsi"/>
@@ -11742,30 +8505,8 @@
               <w:rPr>
                 <w:rFonts w:asciiTheme="minorHAnsi" w:hAnsiTheme="minorHAnsi" w:cstheme="minorHAnsi"/>
               </w:rPr>
-              <w:t xml:space="preserve">Data </w:t>
+              <w:t>Data loss Boa→UM</w:t>
             </w:r>
-            <w:proofErr w:type="spellStart"/>
-            <w:r>
-              <w:rPr>
-                <w:rFonts w:asciiTheme="minorHAnsi" w:hAnsiTheme="minorHAnsi" w:cstheme="minorHAnsi"/>
-              </w:rPr>
-              <w:t>loss</w:t>
-            </w:r>
-            <w:proofErr w:type="spellEnd"/>
-            <w:r>
-              <w:rPr>
-                <w:rFonts w:asciiTheme="minorHAnsi" w:hAnsiTheme="minorHAnsi" w:cstheme="minorHAnsi"/>
-              </w:rPr>
-              <w:t xml:space="preserve"> </w:t>
-            </w:r>
-            <w:proofErr w:type="spellStart"/>
-            <w:r>
-              <w:rPr>
-                <w:rFonts w:asciiTheme="minorHAnsi" w:hAnsiTheme="minorHAnsi" w:cstheme="minorHAnsi"/>
-              </w:rPr>
-              <w:t>Boa→UM</w:t>
-            </w:r>
-            <w:proofErr w:type="spellEnd"/>
           </w:p>
         </w:tc>
         <w:tc>
@@ -11781,11 +8522,9 @@
                 <w:rFonts w:asciiTheme="minorHAnsi" w:hAnsiTheme="minorHAnsi" w:cstheme="minorHAnsi"/>
               </w:rPr>
             </w:pPr>
-            <w:proofErr w:type="spellStart"/>
             <w:r>
               <w:t>UM_USBL_DataLoss</w:t>
             </w:r>
-            <w:proofErr w:type="spellEnd"/>
             <w:r>
               <w:rPr>
                 <w:rFonts w:asciiTheme="minorHAnsi" w:hAnsiTheme="minorHAnsi" w:cstheme="minorHAnsi"/>
@@ -11906,16 +8645,8 @@
               <w:rPr>
                 <w:rFonts w:asciiTheme="minorHAnsi" w:hAnsiTheme="minorHAnsi" w:cstheme="minorHAnsi"/>
               </w:rPr>
-              <w:t xml:space="preserve">USBLANGLES </w:t>
+              <w:t>USBLANGLES loss</w:t>
             </w:r>
-            <w:proofErr w:type="spellStart"/>
-            <w:r>
-              <w:rPr>
-                <w:rFonts w:asciiTheme="minorHAnsi" w:hAnsiTheme="minorHAnsi" w:cstheme="minorHAnsi"/>
-              </w:rPr>
-              <w:t>loss</w:t>
-            </w:r>
-            <w:proofErr w:type="spellEnd"/>
           </w:p>
         </w:tc>
         <w:tc>
@@ -11931,19 +8662,11 @@
                 <w:rFonts w:asciiTheme="minorHAnsi" w:hAnsiTheme="minorHAnsi" w:cstheme="minorHAnsi"/>
               </w:rPr>
             </w:pPr>
-            <w:proofErr w:type="spellStart"/>
             <w:r>
               <w:rPr>
                 <w:rFonts w:asciiTheme="minorHAnsi" w:hAnsiTheme="minorHAnsi" w:cstheme="minorHAnsi"/>
               </w:rPr>
-              <w:t>UM_USBLANGLES_Loss</w:t>
-            </w:r>
-            <w:proofErr w:type="spellEnd"/>
-            <w:r>
-              <w:rPr>
-                <w:rFonts w:asciiTheme="minorHAnsi" w:hAnsiTheme="minorHAnsi" w:cstheme="minorHAnsi"/>
-              </w:rPr>
-              <w:t xml:space="preserve"> = 70%</w:t>
+              <w:t>UM_USBLANGLES_Loss = 70%</w:t>
             </w:r>
           </w:p>
         </w:tc>
@@ -12045,16 +8768,8 @@
               <w:rPr>
                 <w:rFonts w:asciiTheme="minorHAnsi" w:hAnsiTheme="minorHAnsi" w:cstheme="minorHAnsi"/>
               </w:rPr>
-              <w:t xml:space="preserve">USBLLONG </w:t>
+              <w:t>USBLLONG loss</w:t>
             </w:r>
-            <w:proofErr w:type="spellStart"/>
-            <w:r>
-              <w:rPr>
-                <w:rFonts w:asciiTheme="minorHAnsi" w:hAnsiTheme="minorHAnsi" w:cstheme="minorHAnsi"/>
-              </w:rPr>
-              <w:t>loss</w:t>
-            </w:r>
-            <w:proofErr w:type="spellEnd"/>
           </w:p>
         </w:tc>
         <w:tc>
@@ -12070,19 +8785,11 @@
                 <w:rFonts w:asciiTheme="minorHAnsi" w:hAnsiTheme="minorHAnsi" w:cstheme="minorHAnsi"/>
               </w:rPr>
             </w:pPr>
-            <w:proofErr w:type="spellStart"/>
             <w:r>
               <w:rPr>
                 <w:rFonts w:asciiTheme="minorHAnsi" w:hAnsiTheme="minorHAnsi" w:cstheme="minorHAnsi"/>
               </w:rPr>
-              <w:t>UM_USBLLONG_Loss</w:t>
-            </w:r>
-            <w:proofErr w:type="spellEnd"/>
-            <w:r>
-              <w:rPr>
-                <w:rFonts w:asciiTheme="minorHAnsi" w:hAnsiTheme="minorHAnsi" w:cstheme="minorHAnsi"/>
-              </w:rPr>
-              <w:t xml:space="preserve"> = 100%</w:t>
+              <w:t>UM_USBLLONG_Loss = 100%</w:t>
             </w:r>
           </w:p>
         </w:tc>
@@ -12151,6 +8858,7 @@
               <w:rPr>
                 <w:rFonts w:asciiTheme="minorHAnsi" w:hAnsiTheme="minorHAnsi" w:cstheme="minorHAnsi"/>
               </w:rPr>
+              <w:lastRenderedPageBreak/>
               <w:t>TC5</w:t>
             </w:r>
           </w:p>
@@ -12222,21 +8930,7 @@
               <w:rPr>
                 <w:rFonts w:asciiTheme="minorHAnsi" w:hAnsiTheme="minorHAnsi" w:cstheme="minorHAnsi"/>
               </w:rPr>
-              <w:t xml:space="preserve">Il Filtro di </w:t>
-            </w:r>
-            <w:proofErr w:type="spellStart"/>
-            <w:r>
-              <w:rPr>
-                <w:rFonts w:asciiTheme="minorHAnsi" w:hAnsiTheme="minorHAnsi" w:cstheme="minorHAnsi"/>
-              </w:rPr>
-              <w:t>Kalman</w:t>
-            </w:r>
-            <w:proofErr w:type="spellEnd"/>
-            <w:r>
-              <w:rPr>
-                <w:rFonts w:asciiTheme="minorHAnsi" w:hAnsiTheme="minorHAnsi" w:cstheme="minorHAnsi"/>
-              </w:rPr>
-              <w:t xml:space="preserve"> converge numericamente</w:t>
+              <w:t>Il Filtro di Kalman converge numericamente</w:t>
             </w:r>
           </w:p>
         </w:tc>
@@ -12355,13 +9049,8 @@
                 <w:rFonts w:asciiTheme="minorHAnsi" w:hAnsiTheme="minorHAnsi" w:cstheme="minorHAnsi"/>
               </w:rPr>
             </w:pPr>
-            <w:proofErr w:type="spellStart"/>
             <w:r>
-              <w:t>UM_Kalman_MSE</w:t>
-            </w:r>
-            <w:proofErr w:type="spellEnd"/>
-            <w:r>
-              <w:t xml:space="preserve"> = 1.9m</w:t>
+              <w:t>UM_Kalman_MSE = 1.9m</w:t>
             </w:r>
           </w:p>
         </w:tc>
@@ -12471,21 +9160,7 @@
               <w:rPr>
                 <w:rFonts w:asciiTheme="minorHAnsi" w:hAnsiTheme="minorHAnsi" w:cstheme="minorHAnsi"/>
               </w:rPr>
-              <w:t xml:space="preserve">Data </w:t>
-            </w:r>
-            <w:proofErr w:type="spellStart"/>
-            <w:r>
-              <w:rPr>
-                <w:rFonts w:asciiTheme="minorHAnsi" w:hAnsiTheme="minorHAnsi" w:cstheme="minorHAnsi"/>
-              </w:rPr>
-              <w:t>loss</w:t>
-            </w:r>
-            <w:proofErr w:type="spellEnd"/>
-            <w:r>
-              <w:rPr>
-                <w:rFonts w:asciiTheme="minorHAnsi" w:hAnsiTheme="minorHAnsi" w:cstheme="minorHAnsi"/>
-              </w:rPr>
-              <w:t xml:space="preserve"> TX2→M5Stick</w:t>
+              <w:t>Data loss TX2→M5Stick</w:t>
             </w:r>
           </w:p>
         </w:tc>
@@ -12737,68 +9412,26 @@
         <w:rPr>
           <w:rFonts w:asciiTheme="minorHAnsi" w:hAnsiTheme="minorHAnsi" w:cstheme="minorHAnsi"/>
         </w:rPr>
-        <w:t xml:space="preserve">I risultati dei </w:t>
-      </w:r>
-      <w:proofErr w:type="spellStart"/>
-      <w:r>
-        <w:rPr>
-          <w:rFonts w:asciiTheme="minorHAnsi" w:hAnsiTheme="minorHAnsi" w:cstheme="minorHAnsi"/>
-        </w:rPr>
-        <w:t>Factory</w:t>
-      </w:r>
-      <w:proofErr w:type="spellEnd"/>
+        <w:t xml:space="preserve">I risultati dei Factory Acceptance Tests dimostrano che </w:t>
+      </w:r>
+      <w:r>
+        <w:rPr>
+          <w:rFonts w:asciiTheme="minorHAnsi" w:hAnsiTheme="minorHAnsi" w:cstheme="minorHAnsi"/>
+        </w:rPr>
+        <w:t>il modulo sumaqueo</w:t>
+      </w:r>
+      <w:r>
+        <w:rPr>
+          <w:rFonts w:asciiTheme="minorHAnsi" w:hAnsiTheme="minorHAnsi" w:cstheme="minorHAnsi"/>
+        </w:rPr>
+        <w:t xml:space="preserve"> soddisfa</w:t>
+      </w:r>
       <w:r>
         <w:rPr>
           <w:rFonts w:asciiTheme="minorHAnsi" w:hAnsiTheme="minorHAnsi" w:cstheme="minorHAnsi"/>
         </w:rPr>
         <w:t xml:space="preserve"> </w:t>
       </w:r>
-      <w:proofErr w:type="spellStart"/>
-      <w:r>
-        <w:rPr>
-          <w:rFonts w:asciiTheme="minorHAnsi" w:hAnsiTheme="minorHAnsi" w:cstheme="minorHAnsi"/>
-        </w:rPr>
-        <w:t>Acceptance</w:t>
-      </w:r>
-      <w:proofErr w:type="spellEnd"/>
-      <w:r>
-        <w:rPr>
-          <w:rFonts w:asciiTheme="minorHAnsi" w:hAnsiTheme="minorHAnsi" w:cstheme="minorHAnsi"/>
-        </w:rPr>
-        <w:t xml:space="preserve"> </w:t>
-      </w:r>
-      <w:proofErr w:type="spellStart"/>
-      <w:r>
-        <w:rPr>
-          <w:rFonts w:asciiTheme="minorHAnsi" w:hAnsiTheme="minorHAnsi" w:cstheme="minorHAnsi"/>
-        </w:rPr>
-        <w:t>Tests</w:t>
-      </w:r>
-      <w:proofErr w:type="spellEnd"/>
-      <w:r>
-        <w:rPr>
-          <w:rFonts w:asciiTheme="minorHAnsi" w:hAnsiTheme="minorHAnsi" w:cstheme="minorHAnsi"/>
-        </w:rPr>
-        <w:t xml:space="preserve"> dimostrano che </w:t>
-      </w:r>
-      <w:r>
-        <w:rPr>
-          <w:rFonts w:asciiTheme="minorHAnsi" w:hAnsiTheme="minorHAnsi" w:cstheme="minorHAnsi"/>
-        </w:rPr>
-        <w:t>il modulo sumaqueo</w:t>
-      </w:r>
-      <w:r>
-        <w:rPr>
-          <w:rFonts w:asciiTheme="minorHAnsi" w:hAnsiTheme="minorHAnsi" w:cstheme="minorHAnsi"/>
-        </w:rPr>
-        <w:t xml:space="preserve"> soddisfa</w:t>
-      </w:r>
-      <w:r>
-        <w:rPr>
-          <w:rFonts w:asciiTheme="minorHAnsi" w:hAnsiTheme="minorHAnsi" w:cstheme="minorHAnsi"/>
-        </w:rPr>
-        <w:t xml:space="preserve"> </w:t>
-      </w:r>
       <w:r>
         <w:rPr>
           <w:rFonts w:asciiTheme="minorHAnsi" w:hAnsiTheme="minorHAnsi" w:cstheme="minorHAnsi"/>
@@ -12814,9 +9447,9 @@
       </w:pPr>
     </w:p>
     <w:sectPr>
-      <w:headerReference w:type="default" r:id="rId11"/>
-      <w:footerReference w:type="default" r:id="rId12"/>
-      <w:footerReference w:type="first" r:id="rId13"/>
+      <w:headerReference w:type="default" r:id="rId13"/>
+      <w:footerReference w:type="default" r:id="rId14"/>
+      <w:footerReference w:type="first" r:id="rId15"/>
       <w:pgSz w:w="11909" w:h="16834"/>
       <w:pgMar w:top="1440" w:right="1440" w:bottom="1440" w:left="1440" w:header="720" w:footer="0" w:gutter="0"/>
       <w:cols w:space="720"/>
@@ -28122,21 +24755,6 @@
 </file>
 
 <file path=customXml/item1.xml><?xml version="1.0" encoding="utf-8"?>
-<?mso-contentType ?>
-<FormTemplates xmlns="http://schemas.microsoft.com/sharepoint/v3/contenttype/forms">
-  <Display>DocumentLibraryForm</Display>
-  <Edit>DocumentLibraryForm</Edit>
-  <New>DocumentLibraryForm</New>
-</FormTemplates>
-</file>
-
-<file path=customXml/item2.xml><?xml version="1.0" encoding="utf-8"?>
-<p:properties xmlns:p="http://schemas.microsoft.com/office/2006/metadata/properties" xmlns:xsi="http://www.w3.org/2001/XMLSchema-instance" xmlns:pc="http://schemas.microsoft.com/office/infopath/2007/PartnerControls">
-  <documentManagement/>
-</p:properties>
-</file>
-
-<file path=customXml/item3.xml><?xml version="1.0" encoding="utf-8"?>
 <ct:contentTypeSchema xmlns:ct="http://schemas.microsoft.com/office/2006/metadata/contentType" xmlns:ma="http://schemas.microsoft.com/office/2006/metadata/properties/metaAttributes" ct:_="" ma:_="" ma:contentTypeName="Documento" ma:contentTypeID="0x010100B719FDD54AE4444B9C66315FFAA4862A" ma:contentTypeVersion="3" ma:contentTypeDescription="Creare un nuovo documento." ma:contentTypeScope="" ma:versionID="effcd2cc53b5889a161daa9de6001e14">
   <xsd:schema xmlns:xsd="http://www.w3.org/2001/XMLSchema" xmlns:xs="http://www.w3.org/2001/XMLSchema" xmlns:p="http://schemas.microsoft.com/office/2006/metadata/properties" xmlns:ns2="3ed4378f-1279-4c8d-838e-a31ea6dee4e1" targetNamespace="http://schemas.microsoft.com/office/2006/metadata/properties" ma:root="true" ma:fieldsID="3ad4bacdc2fd9bfd13c809448737129d" ns2:_="">
     <xsd:import namespace="3ed4378f-1279-4c8d-838e-a31ea6dee4e1"/>
@@ -28274,28 +24892,26 @@
 </ct:contentTypeSchema>
 </file>
 
+<file path=customXml/item2.xml><?xml version="1.0" encoding="utf-8"?>
+<p:properties xmlns:p="http://schemas.microsoft.com/office/2006/metadata/properties" xmlns:xsi="http://www.w3.org/2001/XMLSchema-instance" xmlns:pc="http://schemas.microsoft.com/office/infopath/2007/PartnerControls">
+  <documentManagement/>
+</p:properties>
+</file>
+
+<file path=customXml/item3.xml><?xml version="1.0" encoding="utf-8"?>
+<?mso-contentType ?>
+<FormTemplates xmlns="http://schemas.microsoft.com/sharepoint/v3/contenttype/forms">
+  <Display>DocumentLibraryForm</Display>
+  <Edit>DocumentLibraryForm</Edit>
+  <New>DocumentLibraryForm</New>
+</FormTemplates>
+</file>
+
 <file path=customXml/item4.xml><?xml version="1.0" encoding="utf-8"?>
 <b:Sources xmlns:b="http://schemas.openxmlformats.org/officeDocument/2006/bibliography" xmlns="http://schemas.openxmlformats.org/officeDocument/2006/bibliography" SelectedStyle="\APASixthEditionOfficeOnline.xsl" StyleName="APA" Version="6"/>
 </file>
 
 <file path=customXml/itemProps1.xml><?xml version="1.0" encoding="utf-8"?>
-<ds:datastoreItem xmlns:ds="http://schemas.openxmlformats.org/officeDocument/2006/customXml" ds:itemID="{64E3AEBE-2E84-483A-8587-62FE5002D806}">
-  <ds:schemaRefs>
-    <ds:schemaRef ds:uri="http://schemas.microsoft.com/sharepoint/v3/contenttype/forms"/>
-  </ds:schemaRefs>
-</ds:datastoreItem>
-</file>
-
-<file path=customXml/itemProps2.xml><?xml version="1.0" encoding="utf-8"?>
-<ds:datastoreItem xmlns:ds="http://schemas.openxmlformats.org/officeDocument/2006/customXml" ds:itemID="{DED93B78-2368-4096-998B-E4B6C71B1420}">
-  <ds:schemaRefs>
-    <ds:schemaRef ds:uri="http://schemas.microsoft.com/office/2006/metadata/properties"/>
-    <ds:schemaRef ds:uri="http://schemas.microsoft.com/office/infopath/2007/PartnerControls"/>
-  </ds:schemaRefs>
-</ds:datastoreItem>
-</file>
-
-<file path=customXml/itemProps3.xml><?xml version="1.0" encoding="utf-8"?>
 <ds:datastoreItem xmlns:ds="http://schemas.openxmlformats.org/officeDocument/2006/customXml" ds:itemID="{30CCA40F-FE5F-402E-B4E2-C29F786E3CF4}">
   <ds:schemaRefs>
     <ds:schemaRef ds:uri="http://schemas.microsoft.com/office/2006/metadata/contentType"/>
@@ -28313,6 +24929,23 @@
 </ds:datastoreItem>
 </file>
 
+<file path=customXml/itemProps2.xml><?xml version="1.0" encoding="utf-8"?>
+<ds:datastoreItem xmlns:ds="http://schemas.openxmlformats.org/officeDocument/2006/customXml" ds:itemID="{DED93B78-2368-4096-998B-E4B6C71B1420}">
+  <ds:schemaRefs>
+    <ds:schemaRef ds:uri="http://schemas.microsoft.com/office/2006/metadata/properties"/>
+    <ds:schemaRef ds:uri="http://schemas.microsoft.com/office/infopath/2007/PartnerControls"/>
+  </ds:schemaRefs>
+</ds:datastoreItem>
+</file>
+
+<file path=customXml/itemProps3.xml><?xml version="1.0" encoding="utf-8"?>
+<ds:datastoreItem xmlns:ds="http://schemas.openxmlformats.org/officeDocument/2006/customXml" ds:itemID="{64E3AEBE-2E84-483A-8587-62FE5002D806}">
+  <ds:schemaRefs>
+    <ds:schemaRef ds:uri="http://schemas.microsoft.com/sharepoint/v3/contenttype/forms"/>
+  </ds:schemaRefs>
+</ds:datastoreItem>
+</file>
+
 <file path=customXml/itemProps4.xml><?xml version="1.0" encoding="utf-8"?>
 <ds:datastoreItem xmlns:ds="http://schemas.openxmlformats.org/officeDocument/2006/customXml" ds:itemID="{C0649622-2550-4579-A871-BF789DBE52A1}">
   <ds:schemaRefs>
